--- a/Signals/html_Lectures/notes/Lecture 22 Notes.docx
+++ b/Signals/html_Lectures/notes/Lecture 22 Notes.docx
@@ -308,89 +308,115 @@
           <w:sz w:val="22"/>
           <w:szCs w:val="22"/>
         </w:rPr>
-        <w:t xml:space="preserve">Step 1: cosθ = ½(e^{jθ} + e^{−jθ}) with θ = Ω₀n + φ, so x[n] = ½e^{jφ}e^{jΩ₀n} + ½e^{−jφ}e^{−jΩ₀n}.</w:t>
-      </w:r>
-    </w:p>
-    <w:p>
-      <w:pPr>
-        <w:pStyle w:val="ListParagraph"/>
-        <w:numPr>
-          <w:ilvl w:val="0"/>
-          <w:numId w:val="2"/>
-        </w:numPr>
-        <w:spacing w:after="80"/>
-      </w:pPr>
-      <w:r>
-        <w:rPr>
-          <w:rFonts w:ascii="Calibri" w:cs="Calibri" w:eastAsia="Calibri" w:hAnsi="Calibri"/>
-          <w:sz w:val="22"/>
-          <w:szCs w:val="22"/>
-        </w:rPr>
-        <w:t xml:space="preserve">Step 2: apply the L21 eigen-property to each term. With real b, H(e^{−jΩ₀}) = H*(e^{jΩ₀}).</w:t>
-      </w:r>
-    </w:p>
-    <w:p>
-      <w:pPr>
-        <w:pStyle w:val="ListParagraph"/>
-        <w:numPr>
-          <w:ilvl w:val="0"/>
-          <w:numId w:val="2"/>
-        </w:numPr>
-        <w:spacing w:after="80"/>
-      </w:pPr>
-      <w:r>
-        <w:rPr>
-          <w:rFonts w:ascii="Calibri" w:cs="Calibri" w:eastAsia="Calibri" w:hAnsi="Calibri"/>
-          <w:sz w:val="22"/>
-          <w:szCs w:val="22"/>
-        </w:rPr>
-        <w:t xml:space="preserve">Step 3: with w = H(e^{jΩ₀})e^{j(Ω₀n+φ)} = |H|e^{j(Ω₀n+φ+∠H)}, y[n] = ½(w + w*) = Re{w} = |H|cos(Ω₀n + φ + ∠H).</w:t>
-      </w:r>
-    </w:p>
-    <w:p>
-      <w:pPr>
-        <w:pStyle w:val="ListParagraph"/>
-        <w:numPr>
-          <w:ilvl w:val="0"/>
-          <w:numId w:val="2"/>
-        </w:numPr>
-        <w:spacing w:after="80"/>
-      </w:pPr>
-      <w:r>
-        <w:rPr>
-          <w:rFonts w:ascii="Calibri" w:cs="Calibri" w:eastAsia="Calibri" w:hAnsi="Calibri"/>
-          <w:sz w:val="22"/>
-          <w:szCs w:val="22"/>
-        </w:rPr>
-        <w:t xml:space="preserve">Frequency is preserved, which is why FIR filters are frequency-selective.</w:t>
-      </w:r>
-    </w:p>
-    <w:p>
-      <w:pPr>
-        <w:pBdr>
-          <w:left w:val="single" w:color="7A1A1A" w:sz="18" w:space="8"/>
-        </w:pBdr>
-        <w:spacing w:after="140" w:before="100"/>
-        <w:ind w:left="360"/>
-      </w:pPr>
-      <w:r>
-        <w:rPr>
-          <w:rFonts w:ascii="Calibri" w:cs="Calibri" w:eastAsia="Calibri" w:hAnsi="Calibri"/>
-          <w:b/>
-          <w:bCs/>
-          <w:color w:val="7A1A1A"/>
-          <w:sz w:val="22"/>
-          <w:szCs w:val="22"/>
-        </w:rPr>
-        <w:t xml:space="preserve">Timing: </w:t>
-      </w:r>
-      <w:r>
-        <w:rPr>
-          <w:rFonts w:ascii="Calibri" w:cs="Calibri" w:eastAsia="Calibri" w:hAnsi="Calibri"/>
-          <w:sz w:val="22"/>
-          <w:szCs w:val="22"/>
-        </w:rPr>
-        <w:t xml:space="preserve">≈ 3 min</w:t>
+        <w:t xml:space="preserve">Notation. x[n] = cos(Ω₀n + φ): Ω₀ is the frequency (rad/sample), φ the starting phase (rad). H(e^{jΩ₀}) is the complex number from L21; |H| is its modulus and ∠H its angle. w* is the complex conjugate (flip the sign of j); ℜ{w} is the real part, e.g. w = 3 + 4j gives w* = 3 − 4j and ½(w + w*) = 3 = ℜ{w} (short notation box on the slide).</w:t>
+      </w:r>
+    </w:p>
+    <w:p>
+      <w:pPr>
+        <w:pStyle w:val="ListParagraph"/>
+        <w:numPr>
+          <w:ilvl w:val="0"/>
+          <w:numId w:val="2"/>
+        </w:numPr>
+        <w:spacing w:after="80"/>
+      </w:pPr>
+      <w:r>
+        <w:rPr>
+          <w:rFonts w:ascii="Calibri" w:cs="Calibri" w:eastAsia="Calibri" w:hAnsi="Calibri"/>
+          <w:sz w:val="22"/>
+          <w:szCs w:val="22"/>
+        </w:rPr>
+        <w:t xml:space="preserve">Step 1 — Euler with θ = Ω₀n + φ: cos θ = ½(e^{jθ} + e^{−jθ}). So x[n] = ½e^{jφ}e^{jΩ₀n} + ½e^{−jφ}e^{−jΩ₀n} (the exponent splits: e^{j(Ω₀n+φ)} = e^{jφ}e^{jΩ₀n}).</w:t>
+      </w:r>
+    </w:p>
+    <w:p>
+      <w:pPr>
+        <w:pStyle w:val="ListParagraph"/>
+        <w:numPr>
+          <w:ilvl w:val="0"/>
+          <w:numId w:val="2"/>
+        </w:numPr>
+        <w:spacing w:after="80"/>
+      </w:pPr>
+      <w:r>
+        <w:rPr>
+          <w:rFonts w:ascii="Calibri" w:cs="Calibri" w:eastAsia="Calibri" w:hAnsi="Calibri"/>
+          <w:sz w:val="22"/>
+          <w:szCs w:val="22"/>
+        </w:rPr>
+        <w:t xml:space="preserve">Step 2 — eigen-property (L21) on each term: e^{jΩ₀n} → H(e^{jΩ₀})e^{jΩ₀n} and e^{−jΩ₀n} → H(e^{−jΩ₀})e^{−jΩ₀n}. So y[n] = ½H(e^{jΩ₀})e^{j(Ω₀n+φ)} + ½H(e^{−jΩ₀})e^{−j(Ω₀n+φ)} (linearity: constants ½e^{±jφ} pass through).</w:t>
+      </w:r>
+    </w:p>
+    <w:p>
+      <w:pPr>
+        <w:pStyle w:val="ListParagraph"/>
+        <w:numPr>
+          <w:ilvl w:val="0"/>
+          <w:numId w:val="2"/>
+        </w:numPr>
+        <w:spacing w:after="80"/>
+      </w:pPr>
+      <w:r>
+        <w:rPr>
+          <w:rFonts w:ascii="Calibri" w:cs="Calibri" w:eastAsia="Calibri" w:hAnsi="Calibri"/>
+          <w:sz w:val="22"/>
+          <w:szCs w:val="22"/>
+        </w:rPr>
+        <w:t xml:space="preserve">Step 3 — real b gives H(e^{−jΩ₀}) = H*(e^{jΩ₀}) (L21 slide 12). Then the second term is the conjugate of the first.</w:t>
+      </w:r>
+    </w:p>
+    <w:p>
+      <w:pPr>
+        <w:pStyle w:val="ListParagraph"/>
+        <w:numPr>
+          <w:ilvl w:val="0"/>
+          <w:numId w:val="2"/>
+        </w:numPr>
+        <w:spacing w:after="80"/>
+      </w:pPr>
+      <w:r>
+        <w:rPr>
+          <w:rFonts w:ascii="Calibri" w:cs="Calibri" w:eastAsia="Calibri" w:hAnsi="Calibri"/>
+          <w:sz w:val="22"/>
+          <w:szCs w:val="22"/>
+        </w:rPr>
+        <w:t xml:space="preserve">Step 4 — name w = H(e^{jΩ₀})e^{j(Ω₀n+φ)} = |H|e^{j∠H}e^{j(Ω₀n+φ)} = |H|e^{j(Ω₀n+φ+∠H)}. Then y[n] = ½(w + w*) = ℜ{w} = |H|cos(Ω₀n + φ + ∠H).</w:t>
+      </w:r>
+    </w:p>
+    <w:p>
+      <w:pPr>
+        <w:pStyle w:val="ListParagraph"/>
+        <w:numPr>
+          <w:ilvl w:val="0"/>
+          <w:numId w:val="2"/>
+        </w:numPr>
+        <w:spacing w:after="80"/>
+      </w:pPr>
+      <w:r>
+        <w:rPr>
+          <w:rFonts w:ascii="Calibri" w:cs="Calibri" w:eastAsia="Calibri" w:hAnsi="Calibri"/>
+          <w:sz w:val="22"/>
+          <w:szCs w:val="22"/>
+        </w:rPr>
+        <w:t xml:space="preserve">Read it: amplitude is multiplied by |H|, phase is increased by ∠H, the frequency Ω₀ never changes. That is why FIR filters are frequency-selective. Tiny numbers to preview slide 10: b = (1,2,2,1), Ω₀ = π/3, φ = π/4 gives |H| = 3.464 and ∠H = −π/2, so y[n] = 3.464cos(πn/3 − π/4).</w:t>
+      </w:r>
+    </w:p>
+    <w:p>
+      <w:pPr>
+        <w:pStyle w:val="ListParagraph"/>
+        <w:numPr>
+          <w:ilvl w:val="0"/>
+          <w:numId w:val="2"/>
+        </w:numPr>
+        <w:spacing w:after="80"/>
+      </w:pPr>
+      <w:r>
+        <w:rPr>
+          <w:rFonts w:ascii="Calibri" w:cs="Calibri" w:eastAsia="Calibri" w:hAnsi="Calibri"/>
+          <w:sz w:val="22"/>
+          <w:szCs w:val="22"/>
+        </w:rPr>
+        <w:t xml:space="preserve">Timing: ≈ 3 min</w:t>
       </w:r>
     </w:p>
     <w:p>
@@ -438,81 +464,151 @@
           <w:sz w:val="22"/>
           <w:szCs w:val="22"/>
         </w:rPr>
-        <w:t xml:space="preserve">x[n] = rⁿcos(Ω₀n + φ). Since zⁿ = rⁿe^{jΩ₀n} for z = re^{jΩ₀}, x[n] = Re{e^{jφ}zⁿ}. Real b lets Re pass through the filter: y[n] = Re{e^{jφ}H(z)zⁿ} = |H(z)| rⁿ cos(Ω₀n + φ + ∠H(z)).</w:t>
-      </w:r>
-    </w:p>
-    <w:p>
-      <w:pPr>
-        <w:pStyle w:val="ListParagraph"/>
-        <w:numPr>
-          <w:ilvl w:val="0"/>
-          <w:numId w:val="2"/>
-        </w:numPr>
-        <w:spacing w:after="80"/>
-      </w:pPr>
-      <w:r>
-        <w:rPr>
-          <w:rFonts w:ascii="Calibri" w:cs="Calibri" w:eastAsia="Calibri" w:hAnsi="Calibri"/>
-          <w:sz w:val="22"/>
-          <w:szCs w:val="22"/>
-        </w:rPr>
-        <w:t xml:space="preserve">Reduces to slide 3 when r = 1; r &lt; 1 decays, r &gt; 1 grows.</w:t>
-      </w:r>
-    </w:p>
-    <w:p>
-      <w:pPr>
-        <w:pBdr>
-          <w:left w:val="single" w:color="7A1A1A" w:sz="18" w:space="8"/>
-        </w:pBdr>
-        <w:spacing w:after="140" w:before="100"/>
-        <w:ind w:left="360"/>
-      </w:pPr>
-      <w:r>
-        <w:rPr>
-          <w:rFonts w:ascii="Calibri" w:cs="Calibri" w:eastAsia="Calibri" w:hAnsi="Calibri"/>
-          <w:b/>
-          <w:bCs/>
-          <w:color w:val="7A1A1A"/>
-          <w:sz w:val="22"/>
-          <w:szCs w:val="22"/>
-        </w:rPr>
-        <w:t xml:space="preserve">Common error: </w:t>
-      </w:r>
-      <w:r>
-        <w:rPr>
-          <w:rFonts w:ascii="Calibri" w:cs="Calibri" w:eastAsia="Calibri" w:hAnsi="Calibri"/>
-          <w:sz w:val="22"/>
-          <w:szCs w:val="22"/>
-        </w:rPr>
-        <w:t xml:space="preserve">Evaluating H at e^{jΩ₀} instead of at z = re^{jΩ₀}.</w:t>
-      </w:r>
-    </w:p>
-    <w:p>
-      <w:pPr>
-        <w:pBdr>
-          <w:left w:val="single" w:color="7A1A1A" w:sz="18" w:space="8"/>
-        </w:pBdr>
-        <w:spacing w:after="140" w:before="100"/>
-        <w:ind w:left="360"/>
-      </w:pPr>
-      <w:r>
-        <w:rPr>
-          <w:rFonts w:ascii="Calibri" w:cs="Calibri" w:eastAsia="Calibri" w:hAnsi="Calibri"/>
-          <w:b/>
-          <w:bCs/>
-          <w:color w:val="7A1A1A"/>
-          <w:sz w:val="22"/>
-          <w:szCs w:val="22"/>
-        </w:rPr>
-        <w:t xml:space="preserve">Timing: </w:t>
-      </w:r>
-      <w:r>
-        <w:rPr>
-          <w:rFonts w:ascii="Calibri" w:cs="Calibri" w:eastAsia="Calibri" w:hAnsi="Calibri"/>
-          <w:sz w:val="22"/>
-          <w:szCs w:val="22"/>
-        </w:rPr>
-        <w:t xml:space="preserve">≈ 2 min</w:t>
+        <w:t xml:space="preserve">Notation. r &gt; 0 is the decay/growth factor per sample (r = 1/2 means halving each sample); z = re^{jΩ₀} is a complex number of modulus r and angle Ω₀. x[n] = rⁿcos(Ω₀n + φ).</w:t>
+      </w:r>
+    </w:p>
+    <w:p>
+      <w:pPr>
+        <w:pStyle w:val="ListParagraph"/>
+        <w:numPr>
+          <w:ilvl w:val="0"/>
+          <w:numId w:val="2"/>
+        </w:numPr>
+        <w:spacing w:after="80"/>
+      </w:pPr>
+      <w:r>
+        <w:rPr>
+          <w:rFonts w:ascii="Calibri" w:cs="Calibri" w:eastAsia="Calibri" w:hAnsi="Calibri"/>
+          <w:sz w:val="22"/>
+          <w:szCs w:val="22"/>
+        </w:rPr>
+        <w:t xml:space="preserve">Step 1 — zⁿ = (re^{jΩ₀})ⁿ = rⁿe^{jΩ₀n} (power of a product).</w:t>
+      </w:r>
+    </w:p>
+    <w:p>
+      <w:pPr>
+        <w:pStyle w:val="ListParagraph"/>
+        <w:numPr>
+          <w:ilvl w:val="0"/>
+          <w:numId w:val="2"/>
+        </w:numPr>
+        <w:spacing w:after="80"/>
+      </w:pPr>
+      <w:r>
+        <w:rPr>
+          <w:rFonts w:ascii="Calibri" w:cs="Calibri" w:eastAsia="Calibri" w:hAnsi="Calibri"/>
+          <w:sz w:val="22"/>
+          <w:szCs w:val="22"/>
+        </w:rPr>
+        <w:t xml:space="preserve">Step 2 — rⁿcos(Ω₀n + φ) = ℜ{rⁿe^{j(Ω₀n+φ)}} = ℜ{e^{jφ}rⁿe^{jΩ₀n}} = ℜ{e^{jφ}zⁿ}.</w:t>
+      </w:r>
+    </w:p>
+    <w:p>
+      <w:pPr>
+        <w:pStyle w:val="ListParagraph"/>
+        <w:numPr>
+          <w:ilvl w:val="0"/>
+          <w:numId w:val="2"/>
+        </w:numPr>
+        <w:spacing w:after="80"/>
+      </w:pPr>
+      <w:r>
+        <w:rPr>
+          <w:rFonts w:ascii="Calibri" w:cs="Calibri" w:eastAsia="Calibri" w:hAnsi="Calibri"/>
+          <w:sz w:val="22"/>
+          <w:szCs w:val="22"/>
+        </w:rPr>
+        <w:t xml:space="preserve">Step 3 — the filter is linear with real b, so it commutes with ℜ{·}. Apply the L21 rule zⁿ → H(z)zⁿ: y[n] = ℜ{e^{jφ}H(z)zⁿ}.</w:t>
+      </w:r>
+    </w:p>
+    <w:p>
+      <w:pPr>
+        <w:pStyle w:val="ListParagraph"/>
+        <w:numPr>
+          <w:ilvl w:val="0"/>
+          <w:numId w:val="2"/>
+        </w:numPr>
+        <w:spacing w:after="80"/>
+      </w:pPr>
+      <w:r>
+        <w:rPr>
+          <w:rFonts w:ascii="Calibri" w:cs="Calibri" w:eastAsia="Calibri" w:hAnsi="Calibri"/>
+          <w:sz w:val="22"/>
+          <w:szCs w:val="22"/>
+        </w:rPr>
+        <w:t xml:space="preserve">Step 4 — write H(z) = |H(z)|e^{j∠H(z)} and zⁿ = rⁿe^{jΩ₀n}: y[n] = ℜ{|H(z)|rⁿe^{j(Ω₀n+φ+∠H(z))}} = |H(z)|rⁿcos(Ω₀n + φ + ∠H(z)).</w:t>
+      </w:r>
+    </w:p>
+    <w:p>
+      <w:pPr>
+        <w:pStyle w:val="ListParagraph"/>
+        <w:numPr>
+          <w:ilvl w:val="0"/>
+          <w:numId w:val="2"/>
+        </w:numPr>
+        <w:spacing w:after="80"/>
+      </w:pPr>
+      <w:r>
+        <w:rPr>
+          <w:rFonts w:ascii="Calibri" w:cs="Calibri" w:eastAsia="Calibri" w:hAnsi="Calibri"/>
+          <w:sz w:val="22"/>
+          <w:szCs w:val="22"/>
+        </w:rPr>
+        <w:t xml:space="preserve">Read it: only H is evaluated at z = re^{jΩ₀} instead of e^{jΩ₀}; the envelope rⁿ is carried along. r = 1 gives slide 3; r &lt; 1 decays; r &gt; 1 grows.</w:t>
+      </w:r>
+    </w:p>
+    <w:p>
+      <w:pPr>
+        <w:pStyle w:val="ListParagraph"/>
+        <w:numPr>
+          <w:ilvl w:val="0"/>
+          <w:numId w:val="2"/>
+        </w:numPr>
+        <w:spacing w:after="80"/>
+      </w:pPr>
+      <w:r>
+        <w:rPr>
+          <w:rFonts w:ascii="Calibri" w:cs="Calibri" w:eastAsia="Calibri" w:hAnsi="Calibri"/>
+          <w:sz w:val="22"/>
+          <w:szCs w:val="22"/>
+        </w:rPr>
+        <w:t xml:space="preserve">Numeric preview (next slide): r = 1/2, Ω₀ = π/3 gives z = ½e^{jπ/3} = 0.25 + 0.433j, a point inside the unit circle.</w:t>
+      </w:r>
+    </w:p>
+    <w:p>
+      <w:pPr>
+        <w:pStyle w:val="ListParagraph"/>
+        <w:numPr>
+          <w:ilvl w:val="0"/>
+          <w:numId w:val="2"/>
+        </w:numPr>
+        <w:spacing w:after="80"/>
+      </w:pPr>
+      <w:r>
+        <w:rPr>
+          <w:rFonts w:ascii="Calibri" w:cs="Calibri" w:eastAsia="Calibri" w:hAnsi="Calibri"/>
+          <w:sz w:val="22"/>
+          <w:szCs w:val="22"/>
+        </w:rPr>
+        <w:t xml:space="preserve">Common error: Evaluating H at e^{jΩ₀} instead of at z = re^{jΩ₀}.</w:t>
+      </w:r>
+    </w:p>
+    <w:p>
+      <w:pPr>
+        <w:pStyle w:val="ListParagraph"/>
+        <w:numPr>
+          <w:ilvl w:val="0"/>
+          <w:numId w:val="2"/>
+        </w:numPr>
+        <w:spacing w:after="80"/>
+      </w:pPr>
+      <w:r>
+        <w:rPr>
+          <w:rFonts w:ascii="Calibri" w:cs="Calibri" w:eastAsia="Calibri" w:hAnsi="Calibri"/>
+          <w:sz w:val="22"/>
+          <w:szCs w:val="22"/>
+        </w:rPr>
+        <w:t xml:space="preserve">Timing: ≈ 2 min</w:t>
       </w:r>
     </w:p>
     <w:p>
@@ -560,89 +656,115 @@
           <w:sz w:val="22"/>
           <w:szCs w:val="22"/>
         </w:rPr>
-        <w:t xml:space="preserve">Input x[n] = 2^{−n}cos(πn/3 + π/4); filter H(z) = 1 + 2z⁻¹ + 2z⁻² + z⁻³ (b = (1,2,2,1), same as the notebook).</w:t>
-      </w:r>
-    </w:p>
-    <w:p>
-      <w:pPr>
-        <w:pStyle w:val="ListParagraph"/>
-        <w:numPr>
-          <w:ilvl w:val="0"/>
-          <w:numId w:val="2"/>
-        </w:numPr>
-        <w:spacing w:after="80"/>
-      </w:pPr>
-      <w:r>
-        <w:rPr>
-          <w:rFonts w:ascii="Calibri" w:cs="Calibri" w:eastAsia="Calibri" w:hAnsi="Calibri"/>
-          <w:sz w:val="22"/>
-          <w:szCs w:val="22"/>
-        </w:rPr>
-        <w:t xml:space="preserve">Step 1: 2^{−n} = (1/2)ⁿ so r = 1/2, Ω₀ = π/3, φ = π/4, and z = ½e^{jπ/3}.</w:t>
-      </w:r>
-    </w:p>
-    <w:p>
-      <w:pPr>
-        <w:pStyle w:val="ListParagraph"/>
-        <w:numPr>
-          <w:ilvl w:val="0"/>
-          <w:numId w:val="2"/>
-        </w:numPr>
-        <w:spacing w:after="80"/>
-      </w:pPr>
-      <w:r>
-        <w:rPr>
-          <w:rFonts w:ascii="Calibri" w:cs="Calibri" w:eastAsia="Calibri" w:hAnsi="Calibri"/>
-          <w:sz w:val="22"/>
-          <w:szCs w:val="22"/>
-        </w:rPr>
-        <w:t xml:space="preserve">Step 2: z⁻¹ = 2e^{−jπ/3}, z⁻² = 4e^{−j2π/3}, z⁻³ = 8e^{−jπ}.</w:t>
-      </w:r>
-    </w:p>
-    <w:p>
-      <w:pPr>
-        <w:pStyle w:val="ListParagraph"/>
-        <w:numPr>
-          <w:ilvl w:val="0"/>
-          <w:numId w:val="2"/>
-        </w:numPr>
-        <w:spacing w:after="80"/>
-      </w:pPr>
-      <w:r>
-        <w:rPr>
-          <w:rFonts w:ascii="Calibri" w:cs="Calibri" w:eastAsia="Calibri" w:hAnsi="Calibri"/>
-          <w:sz w:val="22"/>
-          <w:szCs w:val="22"/>
-        </w:rPr>
-        <w:t xml:space="preserve">Step 3: H(z) = 1 + 2·2e^{−jπ/3} + 2·4e^{−j2π/3} + 8e^{−jπ} = 1 + 4e^{−jπ/3} + 8e^{−j2π/3} + 8e^{−jπ}.</w:t>
-      </w:r>
-    </w:p>
-    <w:p>
-      <w:pPr>
-        <w:pBdr>
-          <w:left w:val="single" w:color="7A1A1A" w:sz="18" w:space="8"/>
-        </w:pBdr>
-        <w:spacing w:after="140" w:before="100"/>
-        <w:ind w:left="360"/>
-      </w:pPr>
-      <w:r>
-        <w:rPr>
-          <w:rFonts w:ascii="Calibri" w:cs="Calibri" w:eastAsia="Calibri" w:hAnsi="Calibri"/>
-          <w:b/>
-          <w:bCs/>
-          <w:color w:val="7A1A1A"/>
-          <w:sz w:val="22"/>
-          <w:szCs w:val="22"/>
-        </w:rPr>
-        <w:t xml:space="preserve">Timing: </w:t>
-      </w:r>
-      <w:r>
-        <w:rPr>
-          <w:rFonts w:ascii="Calibri" w:cs="Calibri" w:eastAsia="Calibri" w:hAnsi="Calibri"/>
-          <w:sz w:val="22"/>
-          <w:szCs w:val="22"/>
-        </w:rPr>
-        <w:t xml:space="preserve">≈ 3 min</w:t>
+        <w:t xml:space="preserve">Given: x[n] = 2^{−n}cos(πn/3 + π/4); filter H(z) = 1 + 2z⁻¹ + 2z⁻² + z⁻³ (b = (1,2,2,1), the L21 filter).</w:t>
+      </w:r>
+    </w:p>
+    <w:p>
+      <w:pPr>
+        <w:pStyle w:val="ListParagraph"/>
+        <w:numPr>
+          <w:ilvl w:val="0"/>
+          <w:numId w:val="2"/>
+        </w:numPr>
+        <w:spacing w:after="80"/>
+      </w:pPr>
+      <w:r>
+        <w:rPr>
+          <w:rFonts w:ascii="Calibri" w:cs="Calibri" w:eastAsia="Calibri" w:hAnsi="Calibri"/>
+          <w:sz w:val="22"/>
+          <w:szCs w:val="22"/>
+        </w:rPr>
+        <w:t xml:space="preserve">Step 1 — identify r, Ω₀, φ. 2^{−n} = (1/2)ⁿ so r = 1/2. The cosine gives Ω₀ = π/3 and φ = π/4. So z = re^{jΩ₀} = ½e^{jπ/3}. Check: zⁿ = (1/2)ⁿe^{jπn/3} = 2^{−n}e^{jπn/3} ✓.</w:t>
+      </w:r>
+    </w:p>
+    <w:p>
+      <w:pPr>
+        <w:pStyle w:val="ListParagraph"/>
+        <w:numPr>
+          <w:ilvl w:val="0"/>
+          <w:numId w:val="2"/>
+        </w:numPr>
+        <w:spacing w:after="80"/>
+      </w:pPr>
+      <w:r>
+        <w:rPr>
+          <w:rFonts w:ascii="Calibri" w:cs="Calibri" w:eastAsia="Calibri" w:hAnsi="Calibri"/>
+          <w:sz w:val="22"/>
+          <w:szCs w:val="22"/>
+        </w:rPr>
+        <w:t xml:space="preserve">Step 2 — 1/z: for z = ½e^{jπ/3}, 1/z = (1/(½))e^{−jπ/3} = 2e^{−jπ/3} (reciprocal of the modulus, negative angle).</w:t>
+      </w:r>
+    </w:p>
+    <w:p>
+      <w:pPr>
+        <w:pStyle w:val="ListParagraph"/>
+        <w:numPr>
+          <w:ilvl w:val="0"/>
+          <w:numId w:val="2"/>
+        </w:numPr>
+        <w:spacing w:after="80"/>
+      </w:pPr>
+      <w:r>
+        <w:rPr>
+          <w:rFonts w:ascii="Calibri" w:cs="Calibri" w:eastAsia="Calibri" w:hAnsi="Calibri"/>
+          <w:sz w:val="22"/>
+          <w:szCs w:val="22"/>
+        </w:rPr>
+        <w:t xml:space="preserve">Step 3 — powers: z⁻¹ = 2e^{−jπ/3}; z⁻² = (2e^{−jπ/3})² = 4e^{−j2π/3} (square the modulus, double the angle); z⁻³ = 8e^{−jπ}.</w:t>
+      </w:r>
+    </w:p>
+    <w:p>
+      <w:pPr>
+        <w:pStyle w:val="ListParagraph"/>
+        <w:numPr>
+          <w:ilvl w:val="0"/>
+          <w:numId w:val="2"/>
+        </w:numPr>
+        <w:spacing w:after="80"/>
+      </w:pPr>
+      <w:r>
+        <w:rPr>
+          <w:rFonts w:ascii="Calibri" w:cs="Calibri" w:eastAsia="Calibri" w:hAnsi="Calibri"/>
+          <w:sz w:val="22"/>
+          <w:szCs w:val="22"/>
+        </w:rPr>
+        <w:t xml:space="preserve">Step 4 — substitute into H(z): H(z) = 1 + 2(2e^{−jπ/3}) + 2(4e^{−j2π/3}) + 8e^{−jπ} = 1 + 4e^{−jπ/3} + 8e^{−j2π/3} + 8e^{−jπ}.</w:t>
+      </w:r>
+    </w:p>
+    <w:p>
+      <w:pPr>
+        <w:pStyle w:val="ListParagraph"/>
+        <w:numPr>
+          <w:ilvl w:val="0"/>
+          <w:numId w:val="2"/>
+        </w:numPr>
+        <w:spacing w:after="80"/>
+      </w:pPr>
+      <w:r>
+        <w:rPr>
+          <w:rFonts w:ascii="Calibri" w:cs="Calibri" w:eastAsia="Calibri" w:hAnsi="Calibri"/>
+          <w:sz w:val="22"/>
+          <w:szCs w:val="22"/>
+        </w:rPr>
+        <w:t xml:space="preserve">Numeric check of the powers with numpy: z⁻¹ = 1 − 1.732j (= 2e^{−jπ/3}), z⁻² = −2 − 3.464j, z⁻³ = −8.</w:t>
+      </w:r>
+    </w:p>
+    <w:p>
+      <w:pPr>
+        <w:pStyle w:val="ListParagraph"/>
+        <w:numPr>
+          <w:ilvl w:val="0"/>
+          <w:numId w:val="2"/>
+        </w:numPr>
+        <w:spacing w:after="80"/>
+      </w:pPr>
+      <w:r>
+        <w:rPr>
+          <w:rFonts w:ascii="Calibri" w:cs="Calibri" w:eastAsia="Calibri" w:hAnsi="Calibri"/>
+          <w:sz w:val="22"/>
+          <w:szCs w:val="22"/>
+        </w:rPr>
+        <w:t xml:space="preserve">Timing: ≈ 3 min</w:t>
       </w:r>
     </w:p>
     <w:p>
@@ -690,117 +812,151 @@
           <w:sz w:val="22"/>
           <w:szCs w:val="22"/>
         </w:rPr>
-        <w:t xml:space="preserve">Step 4: 4e^{−jπ/3} = 2 − j2√3; 8e^{−j2π/3} = −4 − j4√3; 8e^{−jπ} = −8.</w:t>
-      </w:r>
-    </w:p>
-    <w:p>
-      <w:pPr>
-        <w:pStyle w:val="ListParagraph"/>
-        <w:numPr>
-          <w:ilvl w:val="0"/>
-          <w:numId w:val="2"/>
-        </w:numPr>
-        <w:spacing w:after="80"/>
-      </w:pPr>
-      <w:r>
-        <w:rPr>
-          <w:rFonts w:ascii="Calibri" w:cs="Calibri" w:eastAsia="Calibri" w:hAnsi="Calibri"/>
-          <w:sz w:val="22"/>
-          <w:szCs w:val="22"/>
-        </w:rPr>
-        <w:t xml:space="preserve">Step 5: real part 1 + 2 − 4 − 8 = −9; imaginary part −2√3 − 4√3 = −6√3 ≈ −10.392, so H(z) = −9 − j6√3.</w:t>
-      </w:r>
-    </w:p>
-    <w:p>
-      <w:pPr>
-        <w:pStyle w:val="ListParagraph"/>
-        <w:numPr>
-          <w:ilvl w:val="0"/>
-          <w:numId w:val="2"/>
-        </w:numPr>
-        <w:spacing w:after="80"/>
-      </w:pPr>
-      <w:r>
-        <w:rPr>
-          <w:rFonts w:ascii="Calibri" w:cs="Calibri" w:eastAsia="Calibri" w:hAnsi="Calibri"/>
-          <w:sz w:val="22"/>
-          <w:szCs w:val="22"/>
-        </w:rPr>
-        <w:t xml:space="preserve">Step 6: |H| = √(81 + 108) = √189 ≈ 13.748. Third quadrant: ∠H = −π + arctan(6√3/9) = −3.1416 + 0.8571 ≈ −2.285.</w:t>
-      </w:r>
-    </w:p>
-    <w:p>
-      <w:pPr>
-        <w:pStyle w:val="ListParagraph"/>
-        <w:numPr>
-          <w:ilvl w:val="0"/>
-          <w:numId w:val="2"/>
-        </w:numPr>
-        <w:spacing w:after="80"/>
-      </w:pPr>
-      <w:r>
-        <w:rPr>
-          <w:rFonts w:ascii="Calibri" w:cs="Calibri" w:eastAsia="Calibri" w:hAnsi="Calibri"/>
-          <w:sz w:val="22"/>
-          <w:szCs w:val="22"/>
-        </w:rPr>
-        <w:t xml:space="preserve">Step 7: y[n] = 13.748·2^{−n}cos(πn/3 + π/4 − 2.285) = 13.748·2^{−n}cos(πn/3 − 1.499) (π/4 = 0.785).</w:t>
-      </w:r>
-    </w:p>
-    <w:p>
-      <w:pPr>
-        <w:pBdr>
-          <w:left w:val="single" w:color="7A1A1A" w:sz="18" w:space="8"/>
-        </w:pBdr>
-        <w:spacing w:after="140" w:before="100"/>
-        <w:ind w:left="360"/>
-      </w:pPr>
-      <w:r>
-        <w:rPr>
-          <w:rFonts w:ascii="Calibri" w:cs="Calibri" w:eastAsia="Calibri" w:hAnsi="Calibri"/>
-          <w:b/>
-          <w:bCs/>
-          <w:color w:val="7A1A1A"/>
-          <w:sz w:val="22"/>
-          <w:szCs w:val="22"/>
-        </w:rPr>
-        <w:t xml:space="preserve">Common error: </w:t>
-      </w:r>
-      <w:r>
-        <w:rPr>
-          <w:rFonts w:ascii="Calibri" w:cs="Calibri" w:eastAsia="Calibri" w:hAnsi="Calibri"/>
-          <w:sz w:val="22"/>
-          <w:szCs w:val="22"/>
-        </w:rPr>
-        <w:t xml:space="preserve">Reading the angle as +0.857 (the bare arctangent) instead of −π + 0.857: the point −9 − j10.39 is in the third quadrant.</w:t>
-      </w:r>
-    </w:p>
-    <w:p>
-      <w:pPr>
-        <w:pBdr>
-          <w:left w:val="single" w:color="7A1A1A" w:sz="18" w:space="8"/>
-        </w:pBdr>
-        <w:spacing w:after="140" w:before="100"/>
-        <w:ind w:left="360"/>
-      </w:pPr>
-      <w:r>
-        <w:rPr>
-          <w:rFonts w:ascii="Calibri" w:cs="Calibri" w:eastAsia="Calibri" w:hAnsi="Calibri"/>
-          <w:b/>
-          <w:bCs/>
-          <w:color w:val="7A1A1A"/>
-          <w:sz w:val="22"/>
-          <w:szCs w:val="22"/>
-        </w:rPr>
-        <w:t xml:space="preserve">Timing: </w:t>
-      </w:r>
-      <w:r>
-        <w:rPr>
-          <w:rFonts w:ascii="Calibri" w:cs="Calibri" w:eastAsia="Calibri" w:hAnsi="Calibri"/>
-          <w:sz w:val="22"/>
-          <w:szCs w:val="22"/>
-        </w:rPr>
-        <w:t xml:space="preserve">≈ 3 min</w:t>
+        <w:t xml:space="preserve">Step 4 — rectangular form. e^{−jπ/3} = cos 60° − j sin 60° = 1/2 − j√3/2; e^{−j2π/3} = cos 120° − j sin 120° = −1/2 − j√3/2; e^{−jπ} = −1.</w:t>
+      </w:r>
+    </w:p>
+    <w:p>
+      <w:pPr>
+        <w:pStyle w:val="ListParagraph"/>
+        <w:numPr>
+          <w:ilvl w:val="0"/>
+          <w:numId w:val="2"/>
+        </w:numPr>
+        <w:spacing w:after="80"/>
+      </w:pPr>
+      <w:r>
+        <w:rPr>
+          <w:rFonts w:ascii="Calibri" w:cs="Calibri" w:eastAsia="Calibri" w:hAnsi="Calibri"/>
+          <w:sz w:val="22"/>
+          <w:szCs w:val="22"/>
+        </w:rPr>
+        <w:t xml:space="preserve">4e^{−jπ/3} = 4(1/2 − j√3/2) = 2 − j2√3 = 2 − 3.464j. 8e^{−j2π/3} = 8(−1/2 − j√3/2) = −4 − j4√3 = −4 − 6.928j. 8e^{−jπ} = −8.</w:t>
+      </w:r>
+    </w:p>
+    <w:p>
+      <w:pPr>
+        <w:pStyle w:val="ListParagraph"/>
+        <w:numPr>
+          <w:ilvl w:val="0"/>
+          <w:numId w:val="2"/>
+        </w:numPr>
+        <w:spacing w:after="80"/>
+      </w:pPr>
+      <w:r>
+        <w:rPr>
+          <w:rFonts w:ascii="Calibri" w:cs="Calibri" w:eastAsia="Calibri" w:hAnsi="Calibri"/>
+          <w:sz w:val="22"/>
+          <w:szCs w:val="22"/>
+        </w:rPr>
+        <w:t xml:space="preserve">Step 5 — add. Real: 1 + 2 − 4 − 8 = −9. Imaginary: −2√3 − 4√3 = −6√3 = −10.392. H(z) = −9 − j6√3 = −9 − 10.392j.</w:t>
+      </w:r>
+    </w:p>
+    <w:p>
+      <w:pPr>
+        <w:pStyle w:val="ListParagraph"/>
+        <w:numPr>
+          <w:ilvl w:val="0"/>
+          <w:numId w:val="2"/>
+        </w:numPr>
+        <w:spacing w:after="80"/>
+      </w:pPr>
+      <w:r>
+        <w:rPr>
+          <w:rFonts w:ascii="Calibri" w:cs="Calibri" w:eastAsia="Calibri" w:hAnsi="Calibri"/>
+          <w:sz w:val="22"/>
+          <w:szCs w:val="22"/>
+        </w:rPr>
+        <w:t xml:space="preserve">Step 6 — modulus: |H|² = (−9)² + (6√3)² = 81 + 108 = 189, |H| = √189 = 13.748.</w:t>
+      </w:r>
+    </w:p>
+    <w:p>
+      <w:pPr>
+        <w:pStyle w:val="ListParagraph"/>
+        <w:numPr>
+          <w:ilvl w:val="0"/>
+          <w:numId w:val="2"/>
+        </w:numPr>
+        <w:spacing w:after="80"/>
+      </w:pPr>
+      <w:r>
+        <w:rPr>
+          <w:rFonts w:ascii="Calibri" w:cs="Calibri" w:eastAsia="Calibri" w:hAnsi="Calibri"/>
+          <w:sz w:val="22"/>
+          <w:szCs w:val="22"/>
+        </w:rPr>
+        <w:t xml:space="preserve">Angle: reference angle arctan(10.392/9) = arctan(1.1547) = 0.8571 rad = 49.1°. Both parts negative ⇒ third quadrant ⇒ ∠H = −π + 0.8571 = −3.1416 + 0.8571 = −2.2845 rad = −130.9°.</w:t>
+      </w:r>
+    </w:p>
+    <w:p>
+      <w:pPr>
+        <w:pStyle w:val="ListParagraph"/>
+        <w:numPr>
+          <w:ilvl w:val="0"/>
+          <w:numId w:val="2"/>
+        </w:numPr>
+        <w:spacing w:after="80"/>
+      </w:pPr>
+      <w:r>
+        <w:rPr>
+          <w:rFonts w:ascii="Calibri" w:cs="Calibri" w:eastAsia="Calibri" w:hAnsi="Calibri"/>
+          <w:sz w:val="22"/>
+          <w:szCs w:val="22"/>
+        </w:rPr>
+        <w:t xml:space="preserve">Step 7 — new phase: φ + ∠H = π/4 − 2.285 = 0.785 − 2.285 = −1.499 rad. So y[n] = 13.748·2^{−n}cos(πn/3 − 1.499). The envelope 2^{−n} is unchanged; only the amplitude and phase changed.</w:t>
+      </w:r>
+    </w:p>
+    <w:p>
+      <w:pPr>
+        <w:pStyle w:val="ListParagraph"/>
+        <w:numPr>
+          <w:ilvl w:val="0"/>
+          <w:numId w:val="2"/>
+        </w:numPr>
+        <w:spacing w:after="80"/>
+      </w:pPr>
+      <w:r>
+        <w:rPr>
+          <w:rFonts w:ascii="Calibri" w:cs="Calibri" w:eastAsia="Calibri" w:hAnsi="Calibri"/>
+          <w:sz w:val="22"/>
+          <w:szCs w:val="22"/>
+        </w:rPr>
+        <w:t xml:space="preserve">Check: the notebook prints H(z) = −9.0000 − 10.3923j, |H| = 13.7477, angle −2.2845, phase −1.4991. At n = 3 (slide 8) the formula and the filter agree to four decimals.</w:t>
+      </w:r>
+    </w:p>
+    <w:p>
+      <w:pPr>
+        <w:pStyle w:val="ListParagraph"/>
+        <w:numPr>
+          <w:ilvl w:val="0"/>
+          <w:numId w:val="2"/>
+        </w:numPr>
+        <w:spacing w:after="80"/>
+      </w:pPr>
+      <w:r>
+        <w:rPr>
+          <w:rFonts w:ascii="Calibri" w:cs="Calibri" w:eastAsia="Calibri" w:hAnsi="Calibri"/>
+          <w:sz w:val="22"/>
+          <w:szCs w:val="22"/>
+        </w:rPr>
+        <w:t xml:space="preserve">Common error: Reading the angle as +0.857 (the bare arctangent) instead of −π + 0.857: the point −9 − j10.39 is in the third quadrant.</w:t>
+      </w:r>
+    </w:p>
+    <w:p>
+      <w:pPr>
+        <w:pStyle w:val="ListParagraph"/>
+        <w:numPr>
+          <w:ilvl w:val="0"/>
+          <w:numId w:val="2"/>
+        </w:numPr>
+        <w:spacing w:after="80"/>
+      </w:pPr>
+      <w:r>
+        <w:rPr>
+          <w:rFonts w:ascii="Calibri" w:cs="Calibri" w:eastAsia="Calibri" w:hAnsi="Calibri"/>
+          <w:sz w:val="22"/>
+          <w:szCs w:val="22"/>
+        </w:rPr>
+        <w:t xml:space="preserve">Timing: ≈ 3 min</w:t>
       </w:r>
     </w:p>
     <w:p>
@@ -866,35 +1022,43 @@
           <w:sz w:val="22"/>
           <w:szCs w:val="22"/>
         </w:rPr>
-        <w:t xml:space="preserve">Point at n ≥ 3 where blue and red coincide and decay together; at n = 0..2 they differ (formula ≈ 6.2 at n = 1, filter ≈ 1.3). The next slide explains why.</w:t>
-      </w:r>
-    </w:p>
-    <w:p>
-      <w:pPr>
-        <w:pBdr>
-          <w:left w:val="single" w:color="7A1A1A" w:sz="18" w:space="8"/>
-        </w:pBdr>
-        <w:spacing w:after="140" w:before="100"/>
-        <w:ind w:left="360"/>
-      </w:pPr>
-      <w:r>
-        <w:rPr>
-          <w:rFonts w:ascii="Calibri" w:cs="Calibri" w:eastAsia="Calibri" w:hAnsi="Calibri"/>
-          <w:b/>
-          <w:bCs/>
-          <w:color w:val="7A1A1A"/>
-          <w:sz w:val="22"/>
-          <w:szCs w:val="22"/>
-        </w:rPr>
-        <w:t xml:space="preserve">Timing: </w:t>
-      </w:r>
-      <w:r>
-        <w:rPr>
-          <w:rFonts w:ascii="Calibri" w:cs="Calibri" w:eastAsia="Calibri" w:hAnsi="Calibri"/>
-          <w:sz w:val="22"/>
-          <w:szCs w:val="22"/>
-        </w:rPr>
-        <w:t xml:space="preserve">≈ 2 min</w:t>
+        <w:t xml:space="preserve">Numbers behind the curves: n = 0, 1, 2, 3, 4: input 0.7071, −0.1294, −0.2415, −0.0884, 0.0162; filter 0.7071, 1.2848, 0.9139, −0.1231, −0.7730; formula 0.9845, 6.1838, 2.8458, −0.1231, −0.7730.</w:t>
+      </w:r>
+    </w:p>
+    <w:p>
+      <w:pPr>
+        <w:pStyle w:val="ListParagraph"/>
+        <w:numPr>
+          <w:ilvl w:val="0"/>
+          <w:numId w:val="2"/>
+        </w:numPr>
+        <w:spacing w:after="80"/>
+      </w:pPr>
+      <w:r>
+        <w:rPr>
+          <w:rFonts w:ascii="Calibri" w:cs="Calibri" w:eastAsia="Calibri" w:hAnsi="Calibri"/>
+          <w:sz w:val="22"/>
+          <w:szCs w:val="22"/>
+        </w:rPr>
+        <w:t xml:space="preserve">Point at n ≥ 3 where blue and red coincide and decay together (the notebook now prints max |difference| of order 10⁻¹⁵ there); at n = 0..2 they differ (formula ≈ 6.2 at n = 1, filter ≈ 1.3). The next slide explains why.</w:t>
+      </w:r>
+    </w:p>
+    <w:p>
+      <w:pPr>
+        <w:pStyle w:val="ListParagraph"/>
+        <w:numPr>
+          <w:ilvl w:val="0"/>
+          <w:numId w:val="2"/>
+        </w:numPr>
+        <w:spacing w:after="80"/>
+      </w:pPr>
+      <w:r>
+        <w:rPr>
+          <w:rFonts w:ascii="Calibri" w:cs="Calibri" w:eastAsia="Calibri" w:hAnsi="Calibri"/>
+          <w:sz w:val="22"/>
+          <w:szCs w:val="22"/>
+        </w:rPr>
+        <w:t xml:space="preserve">Timing: ≈ 2 min</w:t>
       </w:r>
     </w:p>
     <w:p>
@@ -942,99 +1106,133 @@
           <w:sz w:val="22"/>
           <w:szCs w:val="22"/>
         </w:rPr>
-        <w:t xml:space="preserve">The filter has order M = 3 (four taps), so y[n] needs x[n], x[n−1], x[n−2], x[n−3]. The notebook starts the input at n = 0, so for n &lt; 3 some of those samples are zero; the formula assumes x exists for all n.</w:t>
-      </w:r>
-    </w:p>
-    <w:p>
-      <w:pPr>
-        <w:pStyle w:val="ListParagraph"/>
-        <w:numPr>
-          <w:ilvl w:val="0"/>
-          <w:numId w:val="2"/>
-        </w:numPr>
-        <w:spacing w:after="80"/>
-      </w:pPr>
-      <w:r>
-        <w:rPr>
-          <w:rFonts w:ascii="Calibri" w:cs="Calibri" w:eastAsia="Calibri" w:hAnsi="Calibri"/>
-          <w:sz w:val="22"/>
-          <w:szCs w:val="22"/>
-        </w:rPr>
-        <w:t xml:space="preserve">Table on the slide (filter / formula): n=0: 0.7071 / 0.9845; n=1: 1.2848 / 6.1838; n=2: 0.9139 / 2.8458; n=3: −0.1231 / −0.1231; n=4: −0.7730 / −0.7730. The notebook prints max |difference| = 4.90 over the early samples (at n = 1).</w:t>
-      </w:r>
-    </w:p>
-    <w:p>
-      <w:pPr>
-        <w:pStyle w:val="ListParagraph"/>
-        <w:numPr>
-          <w:ilvl w:val="0"/>
-          <w:numId w:val="2"/>
-        </w:numPr>
-        <w:spacing w:after="80"/>
-      </w:pPr>
-      <w:r>
-        <w:rPr>
-          <w:rFonts w:ascii="Calibri" w:cs="Calibri" w:eastAsia="Calibri" w:hAnsi="Calibri"/>
-          <w:sz w:val="22"/>
-          <w:szCs w:val="22"/>
-        </w:rPr>
-        <w:t xml:space="preserve">Hand check at n = 3: x[0..3] = 0.7071, −0.1294, −0.2415, −0.0884; y[3] = −0.0884 + 2(−0.2415) + 2(−0.1294) + 0.7071 = −0.0884 − 0.4830 − 0.2588 + 0.7071 = −0.1231.</w:t>
-      </w:r>
-    </w:p>
-    <w:p>
-      <w:pPr>
-        <w:pBdr>
-          <w:left w:val="single" w:color="7A1A1A" w:sz="18" w:space="8"/>
-        </w:pBdr>
-        <w:spacing w:after="140" w:before="100"/>
-        <w:ind w:left="360"/>
-      </w:pPr>
-      <w:r>
-        <w:rPr>
-          <w:rFonts w:ascii="Calibri" w:cs="Calibri" w:eastAsia="Calibri" w:hAnsi="Calibri"/>
-          <w:b/>
-          <w:bCs/>
-          <w:color w:val="7A1A1A"/>
-          <w:sz w:val="22"/>
-          <w:szCs w:val="22"/>
-        </w:rPr>
-        <w:t xml:space="preserve">Rule: </w:t>
-      </w:r>
-      <w:r>
-        <w:rPr>
-          <w:rFonts w:ascii="Calibri" w:cs="Calibri" w:eastAsia="Calibri" w:hAnsi="Calibri"/>
-          <w:sz w:val="22"/>
-          <w:szCs w:val="22"/>
-        </w:rPr>
-        <w:t xml:space="preserve">With M+1 taps the first M outputs are the start-up transient; from n = M the prediction is exact.</w:t>
-      </w:r>
-    </w:p>
-    <w:p>
-      <w:pPr>
-        <w:pBdr>
-          <w:left w:val="single" w:color="7A1A1A" w:sz="18" w:space="8"/>
-        </w:pBdr>
-        <w:spacing w:after="140" w:before="100"/>
-        <w:ind w:left="360"/>
-      </w:pPr>
-      <w:r>
-        <w:rPr>
-          <w:rFonts w:ascii="Calibri" w:cs="Calibri" w:eastAsia="Calibri" w:hAnsi="Calibri"/>
-          <w:b/>
-          <w:bCs/>
-          <w:color w:val="7A1A1A"/>
-          <w:sz w:val="22"/>
-          <w:szCs w:val="22"/>
-        </w:rPr>
-        <w:t xml:space="preserve">Timing: </w:t>
-      </w:r>
-      <w:r>
-        <w:rPr>
-          <w:rFonts w:ascii="Calibri" w:cs="Calibri" w:eastAsia="Calibri" w:hAnsi="Calibri"/>
-          <w:sz w:val="22"/>
-          <w:szCs w:val="22"/>
-        </w:rPr>
-        <w:t xml:space="preserve">≈ 2 min</w:t>
+        <w:t xml:space="preserve">Setup: the filter has order M = 3 (four taps): y[n] = x[n] + 2x[n−1] + 2x[n−2] + x[n−3]. The formula assumes x has existed for all time (all negative n too). The notebook starts the input at n = 0, so for n &lt; 3 some of the four samples are zero instead of the true values.</w:t>
+      </w:r>
+    </w:p>
+    <w:p>
+      <w:pPr>
+        <w:pStyle w:val="ListParagraph"/>
+        <w:numPr>
+          <w:ilvl w:val="0"/>
+          <w:numId w:val="2"/>
+        </w:numPr>
+        <w:spacing w:after="80"/>
+      </w:pPr>
+      <w:r>
+        <w:rPr>
+          <w:rFonts w:ascii="Calibri" w:cs="Calibri" w:eastAsia="Calibri" w:hAnsi="Calibri"/>
+          <w:sz w:val="22"/>
+          <w:szCs w:val="22"/>
+        </w:rPr>
+        <w:t xml:space="preserve">x[n] = 2^{−n}cos(πn/3 + π/4): n = 0: cos 45° = 0.7071. n = 1: 0.5·cos 105° = 0.5(−0.2588) = −0.1294. n = 2: 0.25·cos 165° = 0.25(−0.9659) = −0.2415. n = 3: 0.125·cos 225° = 0.125(−0.7071) = −0.0884. n = 4: 0.0625·cos 285° = 0.0625(0.2588) = 0.0162.</w:t>
+      </w:r>
+    </w:p>
+    <w:p>
+      <w:pPr>
+        <w:pStyle w:val="ListParagraph"/>
+        <w:numPr>
+          <w:ilvl w:val="0"/>
+          <w:numId w:val="2"/>
+        </w:numPr>
+        <w:spacing w:after="80"/>
+      </w:pPr>
+      <w:r>
+        <w:rPr>
+          <w:rFonts w:ascii="Calibri" w:cs="Calibri" w:eastAsia="Calibri" w:hAnsi="Calibri"/>
+          <w:sz w:val="22"/>
+          <w:szCs w:val="22"/>
+        </w:rPr>
+        <w:t xml:space="preserve">Filter, as run in the notebook (x[n] = 0 for n &lt; 0): y[0] = x[0] = 0.7071. y[1] = x[1] + 2x[0] = −0.1294 + 1.4142 = 1.2848. y[2] = x[2] + 2x[1] + 2x[0] = −0.2415 − 0.2588 + 1.4142 = 0.9139.</w:t>
+      </w:r>
+    </w:p>
+    <w:p>
+      <w:pPr>
+        <w:pStyle w:val="ListParagraph"/>
+        <w:numPr>
+          <w:ilvl w:val="0"/>
+          <w:numId w:val="2"/>
+        </w:numPr>
+        <w:spacing w:after="80"/>
+      </w:pPr>
+      <w:r>
+        <w:rPr>
+          <w:rFonts w:ascii="Calibri" w:cs="Calibri" w:eastAsia="Calibri" w:hAnsi="Calibri"/>
+          <w:sz w:val="22"/>
+          <w:szCs w:val="22"/>
+        </w:rPr>
+        <w:t xml:space="preserve">Hand check at n = 3 (all four taps see real input, n − 3 ≥ 0): y[3] = x[3] + 2x[2] + 2x[1] + x[0] = −0.0884 + 2(−0.2415) + 2(−0.1294) + 0.7071 = −0.0884 − 0.4830 − 0.2588 + 0.7071 = −0.1231. The formula gives −0.1231 ✓. Also y[4] = 0.0162 + 2(−0.0884) + 2(−0.2415) + (−0.1294) = −0.7730 ✓.</w:t>
+      </w:r>
+    </w:p>
+    <w:p>
+      <w:pPr>
+        <w:pStyle w:val="ListParagraph"/>
+        <w:numPr>
+          <w:ilvl w:val="0"/>
+          <w:numId w:val="2"/>
+        </w:numPr>
+        <w:spacing w:after="80"/>
+      </w:pPr>
+      <w:r>
+        <w:rPr>
+          <w:rFonts w:ascii="Calibri" w:cs="Calibri" w:eastAsia="Calibri" w:hAnsi="Calibri"/>
+          <w:sz w:val="22"/>
+          <w:szCs w:val="22"/>
+        </w:rPr>
+        <w:t xml:space="preserve">Why the formula is bigger at n = 1: it also includes the missing past samples x[−1] = 2cos(−π/12) = 1.932 and x[−2] = 4cos(−5π/12) = 1.035. They enter y[1] as 2x[−1] + x[−2] = 3.864 + 1.035 = 4.899, which is exactly the gap 6.1838 − 1.2848 = 4.899 (the printed max |difference| = 4.90).</w:t>
+      </w:r>
+    </w:p>
+    <w:p>
+      <w:pPr>
+        <w:pStyle w:val="ListParagraph"/>
+        <w:numPr>
+          <w:ilvl w:val="0"/>
+          <w:numId w:val="2"/>
+        </w:numPr>
+        <w:spacing w:after="80"/>
+      </w:pPr>
+      <w:r>
+        <w:rPr>
+          <w:rFonts w:ascii="Calibri" w:cs="Calibri" w:eastAsia="Calibri" w:hAnsi="Calibri"/>
+          <w:sz w:val="22"/>
+          <w:szCs w:val="22"/>
+        </w:rPr>
+        <w:t xml:space="preserve">At n = 0 the same reasoning: 2x[−1] + 2x[−2] + x[−3] = 3.864 + 2.071 − 5.657 = 0.277, and 0.9845 − 0.7071 = 0.277 ✓ (x[−3] = 8cos(−3π/4) = −5.657).</w:t>
+      </w:r>
+    </w:p>
+    <w:p>
+      <w:pPr>
+        <w:pStyle w:val="ListParagraph"/>
+        <w:numPr>
+          <w:ilvl w:val="0"/>
+          <w:numId w:val="2"/>
+        </w:numPr>
+        <w:spacing w:after="80"/>
+      </w:pPr>
+      <w:r>
+        <w:rPr>
+          <w:rFonts w:ascii="Calibri" w:cs="Calibri" w:eastAsia="Calibri" w:hAnsi="Calibri"/>
+          <w:sz w:val="22"/>
+          <w:szCs w:val="22"/>
+        </w:rPr>
+        <w:t xml:space="preserve">Rule: With M+1 taps the first M outputs are the start-up transient; from n = M the prediction is exact.</w:t>
+      </w:r>
+    </w:p>
+    <w:p>
+      <w:pPr>
+        <w:pStyle w:val="ListParagraph"/>
+        <w:numPr>
+          <w:ilvl w:val="0"/>
+          <w:numId w:val="2"/>
+        </w:numPr>
+        <w:spacing w:after="80"/>
+      </w:pPr>
+      <w:r>
+        <w:rPr>
+          <w:rFonts w:ascii="Calibri" w:cs="Calibri" w:eastAsia="Calibri" w:hAnsi="Calibri"/>
+          <w:sz w:val="22"/>
+          <w:szCs w:val="22"/>
+        </w:rPr>
+        <w:t xml:space="preserve">Timing: ≈ 2 min</w:t>
       </w:r>
     </w:p>
     <w:p>
@@ -1082,63 +1280,97 @@
           <w:sz w:val="22"/>
           <w:szCs w:val="22"/>
         </w:rPr>
-        <w:t xml:space="preserve">b = (1,2,2,1), x[n] = cos(πn/3 + π/4) (the notebook’s “Your task”, r = 1). Students write H(e^{jπ/3}) with all four terms and use the exact values of e^{−jπ/3}, e^{−j2π/3}, e^{−jπ}.</w:t>
-      </w:r>
-    </w:p>
-    <w:p>
-      <w:pPr>
-        <w:pBdr>
-          <w:left w:val="single" w:color="7A1A1A" w:sz="18" w:space="8"/>
-        </w:pBdr>
-        <w:spacing w:after="140" w:before="100"/>
-        <w:ind w:left="360"/>
-      </w:pPr>
-      <w:r>
-        <w:rPr>
-          <w:rFonts w:ascii="Calibri" w:cs="Calibri" w:eastAsia="Calibri" w:hAnsi="Calibri"/>
-          <w:b/>
-          <w:bCs/>
-          <w:color w:val="7A1A1A"/>
-          <w:sz w:val="22"/>
-          <w:szCs w:val="22"/>
-        </w:rPr>
-        <w:t xml:space="preserve">Hint to give: </w:t>
-      </w:r>
-      <w:r>
-        <w:rPr>
-          <w:rFonts w:ascii="Calibri" w:cs="Calibri" w:eastAsia="Calibri" w:hAnsi="Calibri"/>
-          <w:sz w:val="22"/>
-          <w:szCs w:val="22"/>
-        </w:rPr>
-        <w:t xml:space="preserve">Ask which axis H lies on before anyone reaches for an arctangent.</w:t>
-      </w:r>
-    </w:p>
-    <w:p>
-      <w:pPr>
-        <w:pBdr>
-          <w:left w:val="single" w:color="7A1A1A" w:sz="18" w:space="8"/>
-        </w:pBdr>
-        <w:spacing w:after="140" w:before="100"/>
-        <w:ind w:left="360"/>
-      </w:pPr>
-      <w:r>
-        <w:rPr>
-          <w:rFonts w:ascii="Calibri" w:cs="Calibri" w:eastAsia="Calibri" w:hAnsi="Calibri"/>
-          <w:b/>
-          <w:bCs/>
-          <w:color w:val="7A1A1A"/>
-          <w:sz w:val="22"/>
-          <w:szCs w:val="22"/>
-        </w:rPr>
-        <w:t xml:space="preserve">Timing: </w:t>
-      </w:r>
-      <w:r>
-        <w:rPr>
-          <w:rFonts w:ascii="Calibri" w:cs="Calibri" w:eastAsia="Calibri" w:hAnsi="Calibri"/>
-          <w:sz w:val="22"/>
-          <w:szCs w:val="22"/>
-        </w:rPr>
-        <w:t xml:space="preserve">≈ 4 min (students work; show slide 10 after ~3 min)</w:t>
+        <w:t xml:space="preserve">Given: b = (1,2,2,1), x[n] = cos(πn/3 + π/4) (the notebook’s “Your task”, r = 1). So z = e^{jπ/3}, Ω₀ = π/3, φ = π/4.</w:t>
+      </w:r>
+    </w:p>
+    <w:p>
+      <w:pPr>
+        <w:pStyle w:val="ListParagraph"/>
+        <w:numPr>
+          <w:ilvl w:val="0"/>
+          <w:numId w:val="2"/>
+        </w:numPr>
+        <w:spacing w:after="80"/>
+      </w:pPr>
+      <w:r>
+        <w:rPr>
+          <w:rFonts w:ascii="Calibri" w:cs="Calibri" w:eastAsia="Calibri" w:hAnsi="Calibri"/>
+          <w:sz w:val="22"/>
+          <w:szCs w:val="22"/>
+        </w:rPr>
+        <w:t xml:space="preserve">Students write H(e^{jπ/3}) = 1 + 2e^{−jπ/3} + 2e^{−j2π/3} + e^{−jπ} with all four terms, and use the exact values e^{−jπ/3} = 1/2 − j√3/2, e^{−j2π/3} = −1/2 − j√3/2, e^{−jπ} = −1.</w:t>
+      </w:r>
+    </w:p>
+    <w:p>
+      <w:pPr>
+        <w:pStyle w:val="ListParagraph"/>
+        <w:numPr>
+          <w:ilvl w:val="0"/>
+          <w:numId w:val="2"/>
+        </w:numPr>
+        <w:spacing w:after="80"/>
+      </w:pPr>
+      <w:r>
+        <w:rPr>
+          <w:rFonts w:ascii="Calibri" w:cs="Calibri" w:eastAsia="Calibri" w:hAnsi="Calibri"/>
+          <w:sz w:val="22"/>
+          <w:szCs w:val="22"/>
+        </w:rPr>
+        <w:t xml:space="preserve">Then: |H|, ∠H, y[n], and a check of y[0] by running the filter on the input (needs x[−1], x[−2], x[−3]).</w:t>
+      </w:r>
+    </w:p>
+    <w:p>
+      <w:pPr>
+        <w:pStyle w:val="ListParagraph"/>
+        <w:numPr>
+          <w:ilvl w:val="0"/>
+          <w:numId w:val="2"/>
+        </w:numPr>
+        <w:spacing w:after="80"/>
+      </w:pPr>
+      <w:r>
+        <w:rPr>
+          <w:rFonts w:ascii="Calibri" w:cs="Calibri" w:eastAsia="Calibri" w:hAnsi="Calibri"/>
+          <w:sz w:val="22"/>
+          <w:szCs w:val="22"/>
+        </w:rPr>
+        <w:t xml:space="preserve">Hint to give: Ask which axis H lies on before anyone reaches for an arctangent.</w:t>
+      </w:r>
+    </w:p>
+    <w:p>
+      <w:pPr>
+        <w:pStyle w:val="ListParagraph"/>
+        <w:numPr>
+          <w:ilvl w:val="0"/>
+          <w:numId w:val="2"/>
+        </w:numPr>
+        <w:spacing w:after="80"/>
+      </w:pPr>
+      <w:r>
+        <w:rPr>
+          <w:rFonts w:ascii="Calibri" w:cs="Calibri" w:eastAsia="Calibri" w:hAnsi="Calibri"/>
+          <w:sz w:val="22"/>
+          <w:szCs w:val="22"/>
+        </w:rPr>
+        <w:t xml:space="preserve">Answers to compare: H = −j2√3 = −3.464j, |H| = 3.464, ∠H = −π/2, y[n] = 3.464cos(πn/3 − π/4).</w:t>
+      </w:r>
+    </w:p>
+    <w:p>
+      <w:pPr>
+        <w:pStyle w:val="ListParagraph"/>
+        <w:numPr>
+          <w:ilvl w:val="0"/>
+          <w:numId w:val="2"/>
+        </w:numPr>
+        <w:spacing w:after="80"/>
+      </w:pPr>
+      <w:r>
+        <w:rPr>
+          <w:rFonts w:ascii="Calibri" w:cs="Calibri" w:eastAsia="Calibri" w:hAnsi="Calibri"/>
+          <w:sz w:val="22"/>
+          <w:szCs w:val="22"/>
+        </w:rPr>
+        <w:t xml:space="preserve">Timing: ≈ 4 min (students work; show slide 10 after ~3 min)</w:t>
       </w:r>
     </w:p>
     <w:p>
@@ -1186,99 +1418,151 @@
           <w:sz w:val="22"/>
           <w:szCs w:val="22"/>
         </w:rPr>
-        <w:t xml:space="preserve">H(e^{jπ/3}) = 1 + 2e^{−jπ/3} + 2e^{−j2π/3} + e^{−jπ} = 1 + (1 − j√3) + (−1 − j√3) + (−1). Real: 1 + 1 − 1 − 1 = 0. Imaginary: −√3 − √3 = −2√3.</w:t>
-      </w:r>
-    </w:p>
-    <w:p>
-      <w:pPr>
-        <w:pStyle w:val="ListParagraph"/>
-        <w:numPr>
-          <w:ilvl w:val="0"/>
-          <w:numId w:val="2"/>
-        </w:numPr>
-        <w:spacing w:after="80"/>
-      </w:pPr>
-      <w:r>
-        <w:rPr>
-          <w:rFonts w:ascii="Calibri" w:cs="Calibri" w:eastAsia="Calibri" w:hAnsi="Calibri"/>
-          <w:sz w:val="22"/>
-          <w:szCs w:val="22"/>
-        </w:rPr>
-        <w:t xml:space="preserve">So H = −j2√3 ≈ −j3.464: |H| = 2√3 = 3.464 and ∠H = −π/2 (negative imaginary axis).</w:t>
-      </w:r>
-    </w:p>
-    <w:p>
-      <w:pPr>
-        <w:pStyle w:val="ListParagraph"/>
-        <w:numPr>
-          <w:ilvl w:val="0"/>
-          <w:numId w:val="2"/>
-        </w:numPr>
-        <w:spacing w:after="80"/>
-      </w:pPr>
-      <w:r>
-        <w:rPr>
-          <w:rFonts w:ascii="Calibri" w:cs="Calibri" w:eastAsia="Calibri" w:hAnsi="Calibri"/>
-          <w:sz w:val="22"/>
-          <w:szCs w:val="22"/>
-        </w:rPr>
-        <w:t xml:space="preserve">y[n] = 3.464cos(πn/3 + π/4 − π/2) = 3.464cos(πn/3 − π/4).</w:t>
-      </w:r>
-    </w:p>
-    <w:p>
-      <w:pPr>
-        <w:pBdr>
-          <w:left w:val="single" w:color="7A1A1A" w:sz="18" w:space="8"/>
-        </w:pBdr>
-        <w:spacing w:after="140" w:before="100"/>
-        <w:ind w:left="360"/>
-      </w:pPr>
-      <w:r>
-        <w:rPr>
-          <w:rFonts w:ascii="Calibri" w:cs="Calibri" w:eastAsia="Calibri" w:hAnsi="Calibri"/>
-          <w:b/>
-          <w:bCs/>
-          <w:color w:val="7A1A1A"/>
-          <w:sz w:val="22"/>
-          <w:szCs w:val="22"/>
-        </w:rPr>
-        <w:t xml:space="preserve">Check: </w:t>
-      </w:r>
-      <w:r>
-        <w:rPr>
-          <w:rFonts w:ascii="Calibri" w:cs="Calibri" w:eastAsia="Calibri" w:hAnsi="Calibri"/>
-          <w:sz w:val="22"/>
-          <w:szCs w:val="22"/>
-        </w:rPr>
-        <w:t xml:space="preserve">y[0] = x[0] + 2x[−1] + 2x[−2] + x[−3] = 0.7071 + 2(0.9659) + 2(0.2588) − 0.7071 = 2.4495, and 3.464cos(−π/4) = 2.4495. Also H = e^{−j3Ω/2}(2cos(3Ω/2) + 4cos(Ω/2)): at Ω = π/3 the first cosine is 0 and 4cos(π/6) = 3.464, phase −π/2.</w:t>
-      </w:r>
-    </w:p>
-    <w:p>
-      <w:pPr>
-        <w:pBdr>
-          <w:left w:val="single" w:color="7A1A1A" w:sz="18" w:space="8"/>
-        </w:pBdr>
-        <w:spacing w:after="140" w:before="100"/>
-        <w:ind w:left="360"/>
-      </w:pPr>
-      <w:r>
-        <w:rPr>
-          <w:rFonts w:ascii="Calibri" w:cs="Calibri" w:eastAsia="Calibri" w:hAnsi="Calibri"/>
-          <w:b/>
-          <w:bCs/>
-          <w:color w:val="7A1A1A"/>
-          <w:sz w:val="22"/>
-          <w:szCs w:val="22"/>
-        </w:rPr>
-        <w:t xml:space="preserve">Timing: </w:t>
-      </w:r>
-      <w:r>
-        <w:rPr>
-          <w:rFonts w:ascii="Calibri" w:cs="Calibri" w:eastAsia="Calibri" w:hAnsi="Calibri"/>
-          <w:sz w:val="22"/>
-          <w:szCs w:val="22"/>
-        </w:rPr>
-        <w:t xml:space="preserve">≈ 3 min</w:t>
+        <w:t xml:space="preserve">Step 1 — substitute: H(e^{jπ/3}) = 1 + 2e^{−jπ/3} + 2e^{−j2π/3} + e^{−jπ}.</w:t>
+      </w:r>
+    </w:p>
+    <w:p>
+      <w:pPr>
+        <w:pStyle w:val="ListParagraph"/>
+        <w:numPr>
+          <w:ilvl w:val="0"/>
+          <w:numId w:val="2"/>
+        </w:numPr>
+        <w:spacing w:after="80"/>
+      </w:pPr>
+      <w:r>
+        <w:rPr>
+          <w:rFonts w:ascii="Calibri" w:cs="Calibri" w:eastAsia="Calibri" w:hAnsi="Calibri"/>
+          <w:sz w:val="22"/>
+          <w:szCs w:val="22"/>
+        </w:rPr>
+        <w:t xml:space="preserve">Step 2 — exact values: 2e^{−jπ/3} = 2(1/2 − j√3/2) = 1 − j√3. 2e^{−j2π/3} = 2(−1/2 − j√3/2) = −1 − j√3. e^{−jπ} = −1. So H = 1 + (1 − j√3) + (−1 − j√3) + (−1).</w:t>
+      </w:r>
+    </w:p>
+    <w:p>
+      <w:pPr>
+        <w:pStyle w:val="ListParagraph"/>
+        <w:numPr>
+          <w:ilvl w:val="0"/>
+          <w:numId w:val="2"/>
+        </w:numPr>
+        <w:spacing w:after="80"/>
+      </w:pPr>
+      <w:r>
+        <w:rPr>
+          <w:rFonts w:ascii="Calibri" w:cs="Calibri" w:eastAsia="Calibri" w:hAnsi="Calibri"/>
+          <w:sz w:val="22"/>
+          <w:szCs w:val="22"/>
+        </w:rPr>
+        <w:t xml:space="preserve">Step 3 — add. Real: 1 + 1 − 1 − 1 = 0. Imaginary: −√3 − √3 = −2√3 = −3.464. H = −j2√3.</w:t>
+      </w:r>
+    </w:p>
+    <w:p>
+      <w:pPr>
+        <w:pStyle w:val="ListParagraph"/>
+        <w:numPr>
+          <w:ilvl w:val="0"/>
+          <w:numId w:val="2"/>
+        </w:numPr>
+        <w:spacing w:after="80"/>
+      </w:pPr>
+      <w:r>
+        <w:rPr>
+          <w:rFonts w:ascii="Calibri" w:cs="Calibri" w:eastAsia="Calibri" w:hAnsi="Calibri"/>
+          <w:sz w:val="22"/>
+          <w:szCs w:val="22"/>
+        </w:rPr>
+        <w:t xml:space="preserve">Step 4 — modulus and angle. |H| = 2√3 = 3.464. A point on the negative imaginary axis has angle −π/2 (−90°): no arctangent needed.</w:t>
+      </w:r>
+    </w:p>
+    <w:p>
+      <w:pPr>
+        <w:pStyle w:val="ListParagraph"/>
+        <w:numPr>
+          <w:ilvl w:val="0"/>
+          <w:numId w:val="2"/>
+        </w:numPr>
+        <w:spacing w:after="80"/>
+      </w:pPr>
+      <w:r>
+        <w:rPr>
+          <w:rFonts w:ascii="Calibri" w:cs="Calibri" w:eastAsia="Calibri" w:hAnsi="Calibri"/>
+          <w:sz w:val="22"/>
+          <w:szCs w:val="22"/>
+        </w:rPr>
+        <w:t xml:space="preserve">Step 5 — apply the rule: φ + ∠H = π/4 − π/2 = −π/4, so y[n] = 3.464cos(πn/3 − π/4).</w:t>
+      </w:r>
+    </w:p>
+    <w:p>
+      <w:pPr>
+        <w:pStyle w:val="ListParagraph"/>
+        <w:numPr>
+          <w:ilvl w:val="0"/>
+          <w:numId w:val="2"/>
+        </w:numPr>
+        <w:spacing w:after="80"/>
+      </w:pPr>
+      <w:r>
+        <w:rPr>
+          <w:rFonts w:ascii="Calibri" w:cs="Calibri" w:eastAsia="Calibri" w:hAnsi="Calibri"/>
+          <w:sz w:val="22"/>
+          <w:szCs w:val="22"/>
+        </w:rPr>
+        <w:t xml:space="preserve">Check at n = 0 by running the filter back in time. x[0] = cos(π/4) = 0.7071. x[−1] = cos(−π/3 + π/4) = cos(−π/12) = 0.9659. x[−2] = cos(−2π/3 + π/4) = cos(−5π/12) = 0.2588. x[−3] = cos(−π + π/4) = cos(−3π/4) = −0.7071.</w:t>
+      </w:r>
+    </w:p>
+    <w:p>
+      <w:pPr>
+        <w:pStyle w:val="ListParagraph"/>
+        <w:numPr>
+          <w:ilvl w:val="0"/>
+          <w:numId w:val="2"/>
+        </w:numPr>
+        <w:spacing w:after="80"/>
+      </w:pPr>
+      <w:r>
+        <w:rPr>
+          <w:rFonts w:ascii="Calibri" w:cs="Calibri" w:eastAsia="Calibri" w:hAnsi="Calibri"/>
+          <w:sz w:val="22"/>
+          <w:szCs w:val="22"/>
+        </w:rPr>
+        <w:t xml:space="preserve">y[0] = x[0] + 2x[−1] + 2x[−2] + x[−3] = 0.7071 + 2(0.9659) + 2(0.2588) − 0.7071 = 0.7071 + 1.9319 + 0.5176 − 0.7071 = 2.4495. Formula: 3.464cos(−π/4) = 3.464(0.7071) = 2.4495 ✓.</w:t>
+      </w:r>
+    </w:p>
+    <w:p>
+      <w:pPr>
+        <w:pStyle w:val="ListParagraph"/>
+        <w:numPr>
+          <w:ilvl w:val="0"/>
+          <w:numId w:val="2"/>
+        </w:numPr>
+        <w:spacing w:after="80"/>
+      </w:pPr>
+      <w:r>
+        <w:rPr>
+          <w:rFonts w:ascii="Calibri" w:cs="Calibri" w:eastAsia="Calibri" w:hAnsi="Calibri"/>
+          <w:sz w:val="22"/>
+          <w:szCs w:val="22"/>
+        </w:rPr>
+        <w:t xml:space="preserve">Second method: with the L21 form H = e^{−j3Ω/2}[2cos(3Ω/2) + 4cos(Ω/2)] at Ω = π/3: 2cos(π/2) = 0 and 4cos(π/6) = 3.464, so the bracket is 3.464 and the phase is −3(π/3)/2 = −π/2 ✓.</w:t>
+      </w:r>
+    </w:p>
+    <w:p>
+      <w:pPr>
+        <w:pStyle w:val="ListParagraph"/>
+        <w:numPr>
+          <w:ilvl w:val="0"/>
+          <w:numId w:val="2"/>
+        </w:numPr>
+        <w:spacing w:after="80"/>
+      </w:pPr>
+      <w:r>
+        <w:rPr>
+          <w:rFonts w:ascii="Calibri" w:cs="Calibri" w:eastAsia="Calibri" w:hAnsi="Calibri"/>
+          <w:sz w:val="22"/>
+          <w:szCs w:val="22"/>
+        </w:rPr>
+        <w:t xml:space="preserve">Timing: ≈ 3 min</w:t>
       </w:r>
     </w:p>
     <w:p>
@@ -1326,71 +1610,79 @@
           <w:sz w:val="22"/>
           <w:szCs w:val="22"/>
         </w:rPr>
-        <w:t xml:space="preserve">X[k] = Σ_{n=0}^{L−1} x[n]e^{−j2πkn/L} is the DFT of one period; inverse DFT x[n] = (1/L)Σ X[k]e^{jΩ_k n}, Ω_k = 2πk/L.</w:t>
-      </w:r>
-    </w:p>
-    <w:p>
-      <w:pPr>
-        <w:pStyle w:val="ListParagraph"/>
-        <w:numPr>
-          <w:ilvl w:val="0"/>
-          <w:numId w:val="2"/>
-        </w:numPr>
-        <w:spacing w:after="80"/>
-      </w:pPr>
-      <w:r>
-        <w:rPr>
-          <w:rFonts w:ascii="Calibri" w:cs="Calibri" w:eastAsia="Calibri" w:hAnsi="Calibri"/>
-          <w:sz w:val="22"/>
-          <w:szCs w:val="22"/>
-        </w:rPr>
-        <w:t xml:space="preserve">Each term is a complex exponential, so the filter multiplies it by H(e^{jΩ_k}); hence Y[k] = H(e^{j2πk/L})X[k]. Period L in ⇒ period L out (transient ignored).</w:t>
-      </w:r>
-    </w:p>
-    <w:p>
-      <w:pPr>
-        <w:pStyle w:val="ListParagraph"/>
-        <w:numPr>
-          <w:ilvl w:val="0"/>
-          <w:numId w:val="2"/>
-        </w:numPr>
-        <w:spacing w:after="80"/>
-      </w:pPr>
-      <w:r>
-        <w:rPr>
-          <w:rFonts w:ascii="Calibri" w:cs="Calibri" w:eastAsia="Calibri" w:hAnsi="Calibri"/>
-          <w:sz w:val="22"/>
-          <w:szCs w:val="22"/>
-        </w:rPr>
-        <w:t xml:space="preserve">Code: X = fft(x); H = fft(b,L); Y = H .* X; y = ifft(Y).</w:t>
-      </w:r>
-    </w:p>
-    <w:p>
-      <w:pPr>
-        <w:pBdr>
-          <w:left w:val="single" w:color="7A1A1A" w:sz="18" w:space="8"/>
-        </w:pBdr>
-        <w:spacing w:after="140" w:before="100"/>
-        <w:ind w:left="360"/>
-      </w:pPr>
-      <w:r>
-        <w:rPr>
-          <w:rFonts w:ascii="Calibri" w:cs="Calibri" w:eastAsia="Calibri" w:hAnsi="Calibri"/>
-          <w:b/>
-          <w:bCs/>
-          <w:color w:val="7A1A1A"/>
-          <w:sz w:val="22"/>
-          <w:szCs w:val="22"/>
-        </w:rPr>
-        <w:t xml:space="preserve">Timing: </w:t>
-      </w:r>
-      <w:r>
-        <w:rPr>
-          <w:rFonts w:ascii="Calibri" w:cs="Calibri" w:eastAsia="Calibri" w:hAnsi="Calibri"/>
-          <w:sz w:val="22"/>
-          <w:szCs w:val="22"/>
-        </w:rPr>
-        <w:t xml:space="preserve">≈ 3 min</w:t>
+        <w:t xml:space="preserve">Notation. L = the period of the input (samples). X[k] = Σ_{n=0}^{L−1} x[n]e^{−j2πkn/L} is the DFT of one period (k = 0, …, L−1); Ω_k = 2πk/L is the k-th DFT frequency (rad/sample). Y[k] is the DFT of one period of the output. Code: fft(x) is the DFT; “.*” multiplies entry by entry, e.g. (1,2,3) .* (4,5,6) = (4,10,18); fft(b, L) pads b with zeros to length L, e.g. b = (1,−4,1), L = 4 gives (1,−4,1,0); ifft is the inverse DFT. (A notation box is on the slide.)</w:t>
+      </w:r>
+    </w:p>
+    <w:p>
+      <w:pPr>
+        <w:pStyle w:val="ListParagraph"/>
+        <w:numPr>
+          <w:ilvl w:val="0"/>
+          <w:numId w:val="2"/>
+        </w:numPr>
+        <w:spacing w:after="80"/>
+      </w:pPr>
+      <w:r>
+        <w:rPr>
+          <w:rFonts w:ascii="Calibri" w:cs="Calibri" w:eastAsia="Calibri" w:hAnsi="Calibri"/>
+          <w:sz w:val="22"/>
+          <w:szCs w:val="22"/>
+        </w:rPr>
+        <w:t xml:space="preserve">Statement: Y[k] = H(e^{j2πk/L})X[k], k = 0, …, L−1. Inverse DFT: x[n] = (1/L)Σ_k X[k]e^{jΩ_k n}.</w:t>
+      </w:r>
+    </w:p>
+    <w:p>
+      <w:pPr>
+        <w:pStyle w:val="ListParagraph"/>
+        <w:numPr>
+          <w:ilvl w:val="0"/>
+          <w:numId w:val="2"/>
+        </w:numPr>
+        <w:spacing w:after="80"/>
+      </w:pPr>
+      <w:r>
+        <w:rPr>
+          <w:rFonts w:ascii="Calibri" w:cs="Calibri" w:eastAsia="Calibri" w:hAnsi="Calibri"/>
+          <w:sz w:val="22"/>
+          <w:szCs w:val="22"/>
+        </w:rPr>
+        <w:t xml:space="preserve">Why in one line: each term X[k]e^{jΩ_k n}/L is a complex exponential, the filter multiplies it by H(e^{jΩ_k}) (eigen-property), and linearity adds the terms back; the output has the inverse-DFT form with coefficients H(e^{jΩ_k})X[k]. Period L in ⇒ period L out (start-up transient ignored).</w:t>
+      </w:r>
+    </w:p>
+    <w:p>
+      <w:pPr>
+        <w:pStyle w:val="ListParagraph"/>
+        <w:numPr>
+          <w:ilvl w:val="0"/>
+          <w:numId w:val="2"/>
+        </w:numPr>
+        <w:spacing w:after="80"/>
+      </w:pPr>
+      <w:r>
+        <w:rPr>
+          <w:rFonts w:ascii="Calibri" w:cs="Calibri" w:eastAsia="Calibri" w:hAnsi="Calibri"/>
+          <w:sz w:val="22"/>
+          <w:szCs w:val="22"/>
+        </w:rPr>
+        <w:t xml:space="preserve">Recipe on the board: 1. X = fft(x). 2. H = fft(b, L). 3. Y = H .* X. 4. y = ifft(Y). Worked numerically on slides 15–17.</w:t>
+      </w:r>
+    </w:p>
+    <w:p>
+      <w:pPr>
+        <w:pStyle w:val="ListParagraph"/>
+        <w:numPr>
+          <w:ilvl w:val="0"/>
+          <w:numId w:val="2"/>
+        </w:numPr>
+        <w:spacing w:after="80"/>
+      </w:pPr>
+      <w:r>
+        <w:rPr>
+          <w:rFonts w:ascii="Calibri" w:cs="Calibri" w:eastAsia="Calibri" w:hAnsi="Calibri"/>
+          <w:sz w:val="22"/>
+          <w:szCs w:val="22"/>
+        </w:rPr>
+        <w:t xml:space="preserve">Timing: ≈ 3 min</w:t>
       </w:r>
     </w:p>
     <w:p>
@@ -1438,81 +1730,133 @@
           <w:sz w:val="22"/>
           <w:szCs w:val="22"/>
         </w:rPr>
-        <w:t xml:space="preserve">Three lines: (1) inverse DFT writes x as a sum of L exponentials; (2) each exponential z^n with z = e^{jΩ_k} comes out multiplied by H(e^{jΩ_k}), linearity handles the sum; (3) the result has the inverse-DFT form with coefficients Y[k] = H(e^{jΩ_k})X[k].</w:t>
-      </w:r>
-    </w:p>
-    <w:p>
-      <w:pPr>
-        <w:pStyle w:val="ListParagraph"/>
-        <w:numPr>
-          <w:ilvl w:val="0"/>
-          <w:numId w:val="2"/>
-        </w:numPr>
-        <w:spacing w:after="80"/>
-      </w:pPr>
-      <w:r>
-        <w:rPr>
-          <w:rFonts w:ascii="Calibri" w:cs="Calibri" w:eastAsia="Calibri" w:hAnsi="Calibri"/>
-          <w:sz w:val="22"/>
-          <w:szCs w:val="22"/>
-        </w:rPr>
-        <w:t xml:space="preserve">H(e^{jΩ_k}) = Σ_{m=0}^{M} b_m e^{−j2πkm/L}: this is the DFT of b zero-padded to length L, hence fft(b, L).</w:t>
-      </w:r>
-    </w:p>
-    <w:p>
-      <w:pPr>
-        <w:pBdr>
-          <w:left w:val="single" w:color="7A1A1A" w:sz="18" w:space="8"/>
-        </w:pBdr>
-        <w:spacing w:after="140" w:before="100"/>
-        <w:ind w:left="360"/>
-      </w:pPr>
-      <w:r>
-        <w:rPr>
-          <w:rFonts w:ascii="Calibri" w:cs="Calibri" w:eastAsia="Calibri" w:hAnsi="Calibri"/>
-          <w:b/>
-          <w:bCs/>
-          <w:color w:val="7A1A1A"/>
-          <w:sz w:val="22"/>
-          <w:szCs w:val="22"/>
-        </w:rPr>
-        <w:t xml:space="preserve">Common error: </w:t>
-      </w:r>
-      <w:r>
-        <w:rPr>
-          <w:rFonts w:ascii="Calibri" w:cs="Calibri" w:eastAsia="Calibri" w:hAnsi="Calibri"/>
-          <w:sz w:val="22"/>
-          <w:szCs w:val="22"/>
-        </w:rPr>
-        <w:t xml:space="preserve">Needs L ≥ M+1. If the filter is longer than the period, b_m must be folded into index m mod L (not truncated), because e^{−j2πkm/L} repeats every L.</w:t>
-      </w:r>
-    </w:p>
-    <w:p>
-      <w:pPr>
-        <w:pBdr>
-          <w:left w:val="single" w:color="7A1A1A" w:sz="18" w:space="8"/>
-        </w:pBdr>
-        <w:spacing w:after="140" w:before="100"/>
-        <w:ind w:left="360"/>
-      </w:pPr>
-      <w:r>
-        <w:rPr>
-          <w:rFonts w:ascii="Calibri" w:cs="Calibri" w:eastAsia="Calibri" w:hAnsi="Calibri"/>
-          <w:b/>
-          <w:bCs/>
-          <w:color w:val="7A1A1A"/>
-          <w:sz w:val="22"/>
-          <w:szCs w:val="22"/>
-        </w:rPr>
-        <w:t xml:space="preserve">Timing: </w:t>
-      </w:r>
-      <w:r>
-        <w:rPr>
-          <w:rFonts w:ascii="Calibri" w:cs="Calibri" w:eastAsia="Calibri" w:hAnsi="Calibri"/>
-          <w:sz w:val="22"/>
-          <w:szCs w:val="22"/>
-        </w:rPr>
-        <w:t xml:space="preserve">≈ 3 min</w:t>
+        <w:t xml:space="preserve">Step 1 — inverse DFT writes one period as a sum of L complex exponentials: x[n] = (1/L)Σ_{k=0}^{L−1}X[k]e^{jΩ_k n}, Ω_k = 2πk/L rad/sample.</w:t>
+      </w:r>
+    </w:p>
+    <w:p>
+      <w:pPr>
+        <w:pStyle w:val="ListParagraph"/>
+        <w:numPr>
+          <w:ilvl w:val="0"/>
+          <w:numId w:val="2"/>
+        </w:numPr>
+        <w:spacing w:after="80"/>
+      </w:pPr>
+      <w:r>
+        <w:rPr>
+          <w:rFonts w:ascii="Calibri" w:cs="Calibri" w:eastAsia="Calibri" w:hAnsi="Calibri"/>
+          <w:sz w:val="22"/>
+          <w:szCs w:val="22"/>
+        </w:rPr>
+        <w:t xml:space="preserve">Step 2 — each exponential e^{jΩ_k n} = zⁿ with z = e^{jΩ_k}, so the filter returns H(e^{jΩ_k})e^{jΩ_k n}. Linearity handles the sum: y[n] = (1/L)Σ_k [H(e^{jΩ_k})X[k]]e^{jΩ_k n}.</w:t>
+      </w:r>
+    </w:p>
+    <w:p>
+      <w:pPr>
+        <w:pStyle w:val="ListParagraph"/>
+        <w:numPr>
+          <w:ilvl w:val="0"/>
+          <w:numId w:val="2"/>
+        </w:numPr>
+        <w:spacing w:after="80"/>
+      </w:pPr>
+      <w:r>
+        <w:rPr>
+          <w:rFonts w:ascii="Calibri" w:cs="Calibri" w:eastAsia="Calibri" w:hAnsi="Calibri"/>
+          <w:sz w:val="22"/>
+          <w:szCs w:val="22"/>
+        </w:rPr>
+        <w:t xml:space="preserve">Step 3 — this has the inverse-DFT form, so its DFT coefficients are Y[k] = H(e^{jΩ_k})X[k].</w:t>
+      </w:r>
+    </w:p>
+    <w:p>
+      <w:pPr>
+        <w:pStyle w:val="ListParagraph"/>
+        <w:numPr>
+          <w:ilvl w:val="0"/>
+          <w:numId w:val="2"/>
+        </w:numPr>
+        <w:spacing w:after="80"/>
+      </w:pPr>
+      <w:r>
+        <w:rPr>
+          <w:rFonts w:ascii="Calibri" w:cs="Calibri" w:eastAsia="Calibri" w:hAnsi="Calibri"/>
+          <w:sz w:val="22"/>
+          <w:szCs w:val="22"/>
+        </w:rPr>
+        <w:t xml:space="preserve">Step 4 — H at the DFT frequencies: H(e^{jΩ_k}) = Σ_{m=0}^{M}b_m e^{−j2πkm/L} = Σ_{m=0}^{L−1}b_m e^{−j2πkm/L} with b_m = 0 for m &gt; M. That is the DFT of b padded with zeros to length L, i.e. fft(b, L).</w:t>
+      </w:r>
+    </w:p>
+    <w:p>
+      <w:pPr>
+        <w:pStyle w:val="ListParagraph"/>
+        <w:numPr>
+          <w:ilvl w:val="0"/>
+          <w:numId w:val="2"/>
+        </w:numPr>
+        <w:spacing w:after="80"/>
+      </w:pPr>
+      <w:r>
+        <w:rPr>
+          <w:rFonts w:ascii="Calibri" w:cs="Calibri" w:eastAsia="Calibri" w:hAnsi="Calibri"/>
+          <w:sz w:val="22"/>
+          <w:szCs w:val="22"/>
+        </w:rPr>
+        <w:t xml:space="preserve">Numeric check (slides 15–17): L = 4, b = (1,−4,1): fft(b,4) = (−2, 4j, 6, −4j), X = (5, 5+4j, −7, 5−4j), Y = H·X = (−10, −16+20j, −42, −16−20j), ifft(Y) = (−21, −2, −5, 18), the same as running the filter on the periodic input.</w:t>
+      </w:r>
+    </w:p>
+    <w:p>
+      <w:pPr>
+        <w:pStyle w:val="ListParagraph"/>
+        <w:numPr>
+          <w:ilvl w:val="0"/>
+          <w:numId w:val="2"/>
+        </w:numPr>
+        <w:spacing w:after="80"/>
+      </w:pPr>
+      <w:r>
+        <w:rPr>
+          <w:rFonts w:ascii="Calibri" w:cs="Calibri" w:eastAsia="Calibri" w:hAnsi="Calibri"/>
+          <w:sz w:val="22"/>
+          <w:szCs w:val="22"/>
+        </w:rPr>
+        <w:t xml:space="preserve">Requirements: L ≥ M+1 and a start-up transient that has died out (the input is periodic for all n).</w:t>
+      </w:r>
+    </w:p>
+    <w:p>
+      <w:pPr>
+        <w:pStyle w:val="ListParagraph"/>
+        <w:numPr>
+          <w:ilvl w:val="0"/>
+          <w:numId w:val="2"/>
+        </w:numPr>
+        <w:spacing w:after="80"/>
+      </w:pPr>
+      <w:r>
+        <w:rPr>
+          <w:rFonts w:ascii="Calibri" w:cs="Calibri" w:eastAsia="Calibri" w:hAnsi="Calibri"/>
+          <w:sz w:val="22"/>
+          <w:szCs w:val="22"/>
+        </w:rPr>
+        <w:t xml:space="preserve">Common error: Needs L ≥ M+1. If the filter is longer than the period, b_m must be folded into index m mod L (not truncated), because e^{−j2πkm/L} repeats every L. Example: b = (1,2,2,1), L = 3: folded b = (1+1, 2, 2) = (2,2,2), whose DFT is (6, 0, 0) = H at Ω = 0, 2π/3, 4π/3 (L21: H(2π/3) = 0 ✓). Truncating to (1,2,2) would give (5, −1, −1), wrong (numpy’s fft(b,3) truncates!).</w:t>
+      </w:r>
+    </w:p>
+    <w:p>
+      <w:pPr>
+        <w:pStyle w:val="ListParagraph"/>
+        <w:numPr>
+          <w:ilvl w:val="0"/>
+          <w:numId w:val="2"/>
+        </w:numPr>
+        <w:spacing w:after="80"/>
+      </w:pPr>
+      <w:r>
+        <w:rPr>
+          <w:rFonts w:ascii="Calibri" w:cs="Calibri" w:eastAsia="Calibri" w:hAnsi="Calibri"/>
+          <w:sz w:val="22"/>
+          <w:szCs w:val="22"/>
+        </w:rPr>
+        <w:t xml:space="preserve">Timing: ≈ 3 min</w:t>
       </w:r>
     </w:p>
     <w:p>
@@ -1560,63 +1904,97 @@
           <w:sz w:val="22"/>
           <w:szCs w:val="22"/>
         </w:rPr>
-        <w:t xml:space="preserve">f₁ = 1/8, f₂ = 3/20, f₃ = 5/12 (cycles/sample, Ω = 2πf). Instruction on the slide: write f = p/q in lowest terms; period is q.</w:t>
-      </w:r>
-    </w:p>
-    <w:p>
-      <w:pPr>
-        <w:pBdr>
-          <w:left w:val="single" w:color="7A1A1A" w:sz="18" w:space="8"/>
-        </w:pBdr>
-        <w:spacing w:after="140" w:before="100"/>
-        <w:ind w:left="360"/>
-      </w:pPr>
-      <w:r>
-        <w:rPr>
-          <w:rFonts w:ascii="Calibri" w:cs="Calibri" w:eastAsia="Calibri" w:hAnsi="Calibri"/>
-          <w:b/>
-          <w:bCs/>
-          <w:color w:val="7A1A1A"/>
-          <w:sz w:val="22"/>
-          <w:szCs w:val="22"/>
-        </w:rPr>
-        <w:t xml:space="preserve">Common error: </w:t>
-      </w:r>
-      <w:r>
-        <w:rPr>
-          <w:rFonts w:ascii="Calibri" w:cs="Calibri" w:eastAsia="Calibri" w:hAnsi="Calibri"/>
-          <w:sz w:val="22"/>
-          <w:szCs w:val="22"/>
-        </w:rPr>
-        <w:t xml:space="preserve">Using L = 1/f. That works only when p = 1; for 3/20, 1/f = 6.67 is not an integer.</w:t>
-      </w:r>
-    </w:p>
-    <w:p>
-      <w:pPr>
-        <w:pBdr>
-          <w:left w:val="single" w:color="7A1A1A" w:sz="18" w:space="8"/>
-        </w:pBdr>
-        <w:spacing w:after="140" w:before="100"/>
-        <w:ind w:left="360"/>
-      </w:pPr>
-      <w:r>
-        <w:rPr>
-          <w:rFonts w:ascii="Calibri" w:cs="Calibri" w:eastAsia="Calibri" w:hAnsi="Calibri"/>
-          <w:b/>
-          <w:bCs/>
-          <w:color w:val="7A1A1A"/>
-          <w:sz w:val="22"/>
-          <w:szCs w:val="22"/>
-        </w:rPr>
-        <w:t xml:space="preserve">Timing: </w:t>
-      </w:r>
-      <w:r>
-        <w:rPr>
-          <w:rFonts w:ascii="Calibri" w:cs="Calibri" w:eastAsia="Calibri" w:hAnsi="Calibri"/>
-          <w:sz w:val="22"/>
-          <w:szCs w:val="22"/>
-        </w:rPr>
-        <w:t xml:space="preserve">≈ 3 min</w:t>
+        <w:t xml:space="preserve">Given: x[n] = Σ_{i=1}^{3} A_i cos(2πf_i n + φ_i) with f₁ = 1/8, f₂ = 3/20, f₃ = 5/12 (cycles/sample; Ω_i = 2πf_i rad/sample). Task: find the period L and the DFT bins.</w:t>
+      </w:r>
+    </w:p>
+    <w:p>
+      <w:pPr>
+        <w:pStyle w:val="ListParagraph"/>
+        <w:numPr>
+          <w:ilvl w:val="0"/>
+          <w:numId w:val="2"/>
+        </w:numPr>
+        <w:spacing w:after="80"/>
+      </w:pPr>
+      <w:r>
+        <w:rPr>
+          <w:rFonts w:ascii="Calibri" w:cs="Calibri" w:eastAsia="Calibri" w:hAnsi="Calibri"/>
+          <w:sz w:val="22"/>
+          <w:szCs w:val="22"/>
+        </w:rPr>
+        <w:t xml:space="preserve">Rule on the board: write each f = p/q with gcd(p,q) = 1 (gcd = greatest common divisor; divide numerator and denominator by it). Then cos(2π(p/q)n) has period q. L is the lcm (least common multiple) of the three periods; bins k_i = Lf_i.</w:t>
+      </w:r>
+    </w:p>
+    <w:p>
+      <w:pPr>
+        <w:pStyle w:val="ListParagraph"/>
+        <w:numPr>
+          <w:ilvl w:val="0"/>
+          <w:numId w:val="2"/>
+        </w:numPr>
+        <w:spacing w:after="80"/>
+      </w:pPr>
+      <w:r>
+        <w:rPr>
+          <w:rFonts w:ascii="Calibri" w:cs="Calibri" w:eastAsia="Calibri" w:hAnsi="Calibri"/>
+          <w:sz w:val="22"/>
+          <w:szCs w:val="22"/>
+        </w:rPr>
+        <w:t xml:space="preserve">Why q: the cosine repeats when (p/q)L is an integer; with p/q in lowest terms that first happens at L = q.</w:t>
+      </w:r>
+    </w:p>
+    <w:p>
+      <w:pPr>
+        <w:pStyle w:val="ListParagraph"/>
+        <w:numPr>
+          <w:ilvl w:val="0"/>
+          <w:numId w:val="2"/>
+        </w:numPr>
+        <w:spacing w:after="80"/>
+      </w:pPr>
+      <w:r>
+        <w:rPr>
+          <w:rFonts w:ascii="Calibri" w:cs="Calibri" w:eastAsia="Calibri" w:hAnsi="Calibri"/>
+          <w:sz w:val="22"/>
+          <w:szCs w:val="22"/>
+        </w:rPr>
+        <w:t xml:space="preserve">Hint if stuck: factor each denominator into primes.</w:t>
+      </w:r>
+    </w:p>
+    <w:p>
+      <w:pPr>
+        <w:pStyle w:val="ListParagraph"/>
+        <w:numPr>
+          <w:ilvl w:val="0"/>
+          <w:numId w:val="2"/>
+        </w:numPr>
+        <w:spacing w:after="80"/>
+      </w:pPr>
+      <w:r>
+        <w:rPr>
+          <w:rFonts w:ascii="Calibri" w:cs="Calibri" w:eastAsia="Calibri" w:hAnsi="Calibri"/>
+          <w:sz w:val="22"/>
+          <w:szCs w:val="22"/>
+        </w:rPr>
+        <w:t xml:space="preserve">Common error: Using L = 1/f. That works only when p = 1; for 3/20, 1/f = 6.67 is not an integer.</w:t>
+      </w:r>
+    </w:p>
+    <w:p>
+      <w:pPr>
+        <w:pStyle w:val="ListParagraph"/>
+        <w:numPr>
+          <w:ilvl w:val="0"/>
+          <w:numId w:val="2"/>
+        </w:numPr>
+        <w:spacing w:after="80"/>
+      </w:pPr>
+      <w:r>
+        <w:rPr>
+          <w:rFonts w:ascii="Calibri" w:cs="Calibri" w:eastAsia="Calibri" w:hAnsi="Calibri"/>
+          <w:sz w:val="22"/>
+          <w:szCs w:val="22"/>
+        </w:rPr>
+        <w:t xml:space="preserve">Timing: ≈ 3 min</w:t>
       </w:r>
     </w:p>
     <w:p>
@@ -1664,89 +2042,133 @@
           <w:sz w:val="22"/>
           <w:szCs w:val="22"/>
         </w:rPr>
-        <w:t xml:space="preserve">cos(2π(p/q)n) repeats when (p/q)L is an integer; with gcd(p,q) = 1 the smallest such L is q. So L₁ = 8, L₂ = 20 (gcd(3,20) = 1), L₃ = 12 (gcd(5,12) = 1).</w:t>
-      </w:r>
-    </w:p>
-    <w:p>
-      <w:pPr>
-        <w:pStyle w:val="ListParagraph"/>
-        <w:numPr>
-          <w:ilvl w:val="0"/>
-          <w:numId w:val="2"/>
-        </w:numPr>
-        <w:spacing w:after="80"/>
-      </w:pPr>
-      <w:r>
-        <w:rPr>
-          <w:rFonts w:ascii="Calibri" w:cs="Calibri" w:eastAsia="Calibri" w:hAnsi="Calibri"/>
-          <w:sz w:val="22"/>
-          <w:szCs w:val="22"/>
-        </w:rPr>
-        <w:t xml:space="preserve">8 = 2³, 20 = 2²·5, 12 = 2²·3; L = lcm = 2³·3·5 = 120. Check 120/8 = 15, 120/20 = 6, 120/12 = 10, all integers.</w:t>
-      </w:r>
-    </w:p>
-    <w:p>
-      <w:pPr>
-        <w:pStyle w:val="ListParagraph"/>
-        <w:numPr>
-          <w:ilvl w:val="0"/>
-          <w:numId w:val="2"/>
-        </w:numPr>
-        <w:spacing w:after="80"/>
-      </w:pPr>
-      <w:r>
-        <w:rPr>
-          <w:rFonts w:ascii="Calibri" w:cs="Calibri" w:eastAsia="Calibri" w:hAnsi="Calibri"/>
-          <w:sz w:val="22"/>
-          <w:szCs w:val="22"/>
-        </w:rPr>
-        <w:t xml:space="preserve">Bins k = L·f: 120/8 = 15, 120·3/20 = 18, 120·5/12 = 50; with mirrors L − k: {15,105}, {18,102}, {50,70}. Six nonzero bins out of 120.</w:t>
-      </w:r>
-    </w:p>
-    <w:p>
-      <w:pPr>
-        <w:pStyle w:val="ListParagraph"/>
-        <w:numPr>
-          <w:ilvl w:val="0"/>
-          <w:numId w:val="2"/>
-        </w:numPr>
-        <w:spacing w:after="80"/>
-      </w:pPr>
-      <w:r>
-        <w:rPr>
-          <w:rFonts w:ascii="Calibri" w:cs="Calibri" w:eastAsia="Calibri" w:hAnsi="Calibri"/>
-          <w:sz w:val="22"/>
-          <w:szCs w:val="22"/>
-        </w:rPr>
-        <w:t xml:space="preserve">DT factoid: a finite sum of periodic DT signals is always periodic (not true in CT).</w:t>
-      </w:r>
-    </w:p>
-    <w:p>
-      <w:pPr>
-        <w:pBdr>
-          <w:left w:val="single" w:color="7A1A1A" w:sz="18" w:space="8"/>
-        </w:pBdr>
-        <w:spacing w:after="140" w:before="100"/>
-        <w:ind w:left="360"/>
-      </w:pPr>
-      <w:r>
-        <w:rPr>
-          <w:rFonts w:ascii="Calibri" w:cs="Calibri" w:eastAsia="Calibri" w:hAnsi="Calibri"/>
-          <w:b/>
-          <w:bCs/>
-          <w:color w:val="7A1A1A"/>
-          <w:sz w:val="22"/>
-          <w:szCs w:val="22"/>
-        </w:rPr>
-        <w:t xml:space="preserve">Timing: </w:t>
-      </w:r>
-      <w:r>
-        <w:rPr>
-          <w:rFonts w:ascii="Calibri" w:cs="Calibri" w:eastAsia="Calibri" w:hAnsi="Calibri"/>
-          <w:sz w:val="22"/>
-          <w:szCs w:val="22"/>
-        </w:rPr>
-        <w:t xml:space="preserve">≈ 3 min</w:t>
+        <w:t xml:space="preserve">Step 1 — lowest terms. f₁ = 1/8: gcd(1,8) = 1, L₁ = 8. f₂ = 3/20: gcd(3,20) = 1, L₂ = 20. f₃ = 5/12: gcd(5,12) = 1, L₃ = 12. Check f₂: at L = 20 the product (3/20)(20) = 3 is an integer; at L = 10 it would be 1.5, not an integer, so 20 is the smallest.</w:t>
+      </w:r>
+    </w:p>
+    <w:p>
+      <w:pPr>
+        <w:pStyle w:val="ListParagraph"/>
+        <w:numPr>
+          <w:ilvl w:val="0"/>
+          <w:numId w:val="2"/>
+        </w:numPr>
+        <w:spacing w:after="80"/>
+      </w:pPr>
+      <w:r>
+        <w:rPr>
+          <w:rFonts w:ascii="Calibri" w:cs="Calibri" w:eastAsia="Calibri" w:hAnsi="Calibri"/>
+          <w:sz w:val="22"/>
+          <w:szCs w:val="22"/>
+        </w:rPr>
+        <w:t xml:space="preserve">Step 2 — prime factors: 8 = 2³, 20 = 2²·5, 12 = 2²·3. LCM takes the highest power of each prime that appears: 2³, 3, 5.</w:t>
+      </w:r>
+    </w:p>
+    <w:p>
+      <w:pPr>
+        <w:pStyle w:val="ListParagraph"/>
+        <w:numPr>
+          <w:ilvl w:val="0"/>
+          <w:numId w:val="2"/>
+        </w:numPr>
+        <w:spacing w:after="80"/>
+      </w:pPr>
+      <w:r>
+        <w:rPr>
+          <w:rFonts w:ascii="Calibri" w:cs="Calibri" w:eastAsia="Calibri" w:hAnsi="Calibri"/>
+          <w:sz w:val="22"/>
+          <w:szCs w:val="22"/>
+        </w:rPr>
+        <w:t xml:space="preserve">Step 3 — L = 2³·3·5 = 8·15 = 120.</w:t>
+      </w:r>
+    </w:p>
+    <w:p>
+      <w:pPr>
+        <w:pStyle w:val="ListParagraph"/>
+        <w:numPr>
+          <w:ilvl w:val="0"/>
+          <w:numId w:val="2"/>
+        </w:numPr>
+        <w:spacing w:after="80"/>
+      </w:pPr>
+      <w:r>
+        <w:rPr>
+          <w:rFonts w:ascii="Calibri" w:cs="Calibri" w:eastAsia="Calibri" w:hAnsi="Calibri"/>
+          <w:sz w:val="22"/>
+          <w:szCs w:val="22"/>
+        </w:rPr>
+        <w:t xml:space="preserve">Check: 120/8 = 15, 120/20 = 6, 120/12 = 10, all integers ✓ (so each cosine completes a whole number of cycles: 15, 18 and 50 cycles).</w:t>
+      </w:r>
+    </w:p>
+    <w:p>
+      <w:pPr>
+        <w:pStyle w:val="ListParagraph"/>
+        <w:numPr>
+          <w:ilvl w:val="0"/>
+          <w:numId w:val="2"/>
+        </w:numPr>
+        <w:spacing w:after="80"/>
+      </w:pPr>
+      <w:r>
+        <w:rPr>
+          <w:rFonts w:ascii="Calibri" w:cs="Calibri" w:eastAsia="Calibri" w:hAnsi="Calibri"/>
+          <w:sz w:val="22"/>
+          <w:szCs w:val="22"/>
+        </w:rPr>
+        <w:t xml:space="preserve">Step 4 — bins k_i = Lf_i: 120·(1/8) = 15; 120·(3/20) = 18; 120·(5/12) = 50. A real cosine puts energy at k_i and at the mirror L − k_i: 120 − 15 = 105, 120 − 18 = 102, 120 − 50 = 70.</w:t>
+      </w:r>
+    </w:p>
+    <w:p>
+      <w:pPr>
+        <w:pStyle w:val="ListParagraph"/>
+        <w:numPr>
+          <w:ilvl w:val="0"/>
+          <w:numId w:val="2"/>
+        </w:numPr>
+        <w:spacing w:after="80"/>
+      </w:pPr>
+      <w:r>
+        <w:rPr>
+          <w:rFonts w:ascii="Calibri" w:cs="Calibri" w:eastAsia="Calibri" w:hAnsi="Calibri"/>
+          <w:sz w:val="22"/>
+          <w:szCs w:val="22"/>
+        </w:rPr>
+        <w:t xml:space="preserve">So the nonzero DFT bins are {15, 105}, {18, 102}, {50, 70}: six nonzero bins out of 120. (gcd and lcm are defined in a notation box on the slide: gcd(6,20) = 2 so 6/20 = 3/10 has period 10; lcm(4,6) = 12.)</w:t>
+      </w:r>
+    </w:p>
+    <w:p>
+      <w:pPr>
+        <w:pStyle w:val="ListParagraph"/>
+        <w:numPr>
+          <w:ilvl w:val="0"/>
+          <w:numId w:val="2"/>
+        </w:numPr>
+        <w:spacing w:after="80"/>
+      </w:pPr>
+      <w:r>
+        <w:rPr>
+          <w:rFonts w:ascii="Calibri" w:cs="Calibri" w:eastAsia="Calibri" w:hAnsi="Calibri"/>
+          <w:sz w:val="22"/>
+          <w:szCs w:val="22"/>
+        </w:rPr>
+        <w:t xml:space="preserve">DT factoid: a finite sum of periodic DT signals is always periodic. Not true in CT.</w:t>
+      </w:r>
+    </w:p>
+    <w:p>
+      <w:pPr>
+        <w:pStyle w:val="ListParagraph"/>
+        <w:numPr>
+          <w:ilvl w:val="0"/>
+          <w:numId w:val="2"/>
+        </w:numPr>
+        <w:spacing w:after="80"/>
+      </w:pPr>
+      <w:r>
+        <w:rPr>
+          <w:rFonts w:ascii="Calibri" w:cs="Calibri" w:eastAsia="Calibri" w:hAnsi="Calibri"/>
+          <w:sz w:val="22"/>
+          <w:szCs w:val="22"/>
+        </w:rPr>
+        <w:t xml:space="preserve">Timing: ≈ 3 min</w:t>
       </w:r>
     </w:p>
     <w:p>
@@ -1794,71 +2216,151 @@
           <w:sz w:val="22"/>
           <w:szCs w:val="22"/>
         </w:rPr>
-        <w:t xml:space="preserve">Filter y[n] = x[n] − 4x[n−1] + x[n−2], b = (1,−4,1)ᵀ; one period x = (2,1,−3,5)ᵀ, L = 4 (same as the notebook). With L = 4, e^{−j2πkn/4} = (−j)^{kn}.</w:t>
-      </w:r>
-    </w:p>
-    <w:p>
-      <w:pPr>
-        <w:pStyle w:val="ListParagraph"/>
-        <w:numPr>
-          <w:ilvl w:val="0"/>
-          <w:numId w:val="2"/>
-        </w:numPr>
-        <w:spacing w:after="80"/>
-      </w:pPr>
-      <w:r>
-        <w:rPr>
-          <w:rFonts w:ascii="Calibri" w:cs="Calibri" w:eastAsia="Calibri" w:hAnsi="Calibri"/>
-          <w:sz w:val="22"/>
-          <w:szCs w:val="22"/>
-        </w:rPr>
-        <w:t xml:space="preserve">X[0] = 2+1−3+5 = 5. X[1] = 2 + 1(−j) + (−3)(−1) + 5(j) = 5 + 4j. X[2] = 2 − 1 − 3 − 5 = −7. X[3] = 2 + j + 3 − 5j = 5 − 4j = X*[1] (x real).</w:t>
-      </w:r>
-    </w:p>
-    <w:p>
-      <w:pPr>
-        <w:pStyle w:val="ListParagraph"/>
-        <w:numPr>
-          <w:ilvl w:val="0"/>
-          <w:numId w:val="2"/>
-        </w:numPr>
-        <w:spacing w:after="80"/>
-      </w:pPr>
-      <w:r>
-        <w:rPr>
-          <w:rFonts w:ascii="Calibri" w:cs="Calibri" w:eastAsia="Calibri" w:hAnsi="Calibri"/>
-          <w:sz w:val="22"/>
-          <w:szCs w:val="22"/>
-        </w:rPr>
-        <w:t xml:space="preserve">Powers used: (−j)² = −1, (−j)³ = j.</w:t>
-      </w:r>
-    </w:p>
-    <w:p>
-      <w:pPr>
-        <w:pBdr>
-          <w:left w:val="single" w:color="7A1A1A" w:sz="18" w:space="8"/>
-        </w:pBdr>
-        <w:spacing w:after="140" w:before="100"/>
-        <w:ind w:left="360"/>
-      </w:pPr>
-      <w:r>
-        <w:rPr>
-          <w:rFonts w:ascii="Calibri" w:cs="Calibri" w:eastAsia="Calibri" w:hAnsi="Calibri"/>
-          <w:b/>
-          <w:bCs/>
-          <w:color w:val="7A1A1A"/>
-          <w:sz w:val="22"/>
-          <w:szCs w:val="22"/>
-        </w:rPr>
-        <w:t xml:space="preserve">Timing: </w:t>
-      </w:r>
-      <w:r>
-        <w:rPr>
-          <w:rFonts w:ascii="Calibri" w:cs="Calibri" w:eastAsia="Calibri" w:hAnsi="Calibri"/>
-          <w:sz w:val="22"/>
-          <w:szCs w:val="22"/>
-        </w:rPr>
-        <w:t xml:space="preserve">≈ 3 min</w:t>
+        <w:t xml:space="preserve">Given: y[n] = x[n] − 4x[n−1] + x[n−2], so b = (1, −4, 1)ᵀ (M = 2). One period of the input: x = (2, 1, −3, 5)ᵀ, L = 4. DFT notation: X[k] = Σ_{n=0}^{3}x[n]e^{−j2πkn/4}.</w:t>
+      </w:r>
+    </w:p>
+    <w:p>
+      <w:pPr>
+        <w:pStyle w:val="ListParagraph"/>
+        <w:numPr>
+          <w:ilvl w:val="0"/>
+          <w:numId w:val="2"/>
+        </w:numPr>
+        <w:spacing w:after="80"/>
+      </w:pPr>
+      <w:r>
+        <w:rPr>
+          <w:rFonts w:ascii="Calibri" w:cs="Calibri" w:eastAsia="Calibri" w:hAnsi="Calibri"/>
+          <w:sz w:val="22"/>
+          <w:szCs w:val="22"/>
+        </w:rPr>
+        <w:t xml:space="preserve">Step 0 — the twiddle factor e^{−j2πkn/4} = e^{−jπkn/2} = (e^{−jπ/2})^{kn} = (−j)^{kn}. Powers of −j: (−j)⁰ = 1, (−j)¹ = −j, (−j)² = −1, (−j)³ = j, then it repeats (period 4 in the exponent).</w:t>
+      </w:r>
+    </w:p>
+    <w:p>
+      <w:pPr>
+        <w:pStyle w:val="ListParagraph"/>
+        <w:numPr>
+          <w:ilvl w:val="0"/>
+          <w:numId w:val="2"/>
+        </w:numPr>
+        <w:spacing w:after="80"/>
+      </w:pPr>
+      <w:r>
+        <w:rPr>
+          <w:rFonts w:ascii="Calibri" w:cs="Calibri" w:eastAsia="Calibri" w:hAnsi="Calibri"/>
+          <w:sz w:val="22"/>
+          <w:szCs w:val="22"/>
+        </w:rPr>
+        <w:t xml:space="preserve">Step 1 — X[0] = 2 + 1 − 3 + 5 = 5 (all factors 1).</w:t>
+      </w:r>
+    </w:p>
+    <w:p>
+      <w:pPr>
+        <w:pStyle w:val="ListParagraph"/>
+        <w:numPr>
+          <w:ilvl w:val="0"/>
+          <w:numId w:val="2"/>
+        </w:numPr>
+        <w:spacing w:after="80"/>
+      </w:pPr>
+      <w:r>
+        <w:rPr>
+          <w:rFonts w:ascii="Calibri" w:cs="Calibri" w:eastAsia="Calibri" w:hAnsi="Calibri"/>
+          <w:sz w:val="22"/>
+          <w:szCs w:val="22"/>
+        </w:rPr>
+        <w:t xml:space="preserve">Step 2 — X[1], factors (−j)^n = 1, −j, −1, j: X[1] = 2(1) + 1(−j) + (−3)(−1) + 5(j) = 2 − j + 3 + 5j = (2 + 3) + (−1 + 5)j = 5 + 4j.</w:t>
+      </w:r>
+    </w:p>
+    <w:p>
+      <w:pPr>
+        <w:pStyle w:val="ListParagraph"/>
+        <w:numPr>
+          <w:ilvl w:val="0"/>
+          <w:numId w:val="2"/>
+        </w:numPr>
+        <w:spacing w:after="80"/>
+      </w:pPr>
+      <w:r>
+        <w:rPr>
+          <w:rFonts w:ascii="Calibri" w:cs="Calibri" w:eastAsia="Calibri" w:hAnsi="Calibri"/>
+          <w:sz w:val="22"/>
+          <w:szCs w:val="22"/>
+        </w:rPr>
+        <w:t xml:space="preserve">Step 3 — X[2], factors (−j)^{2n} = (−1)^n = 1, −1, 1, −1: X[2] = 2 − 1 − 3 − 5 = −7.</w:t>
+      </w:r>
+    </w:p>
+    <w:p>
+      <w:pPr>
+        <w:pStyle w:val="ListParagraph"/>
+        <w:numPr>
+          <w:ilvl w:val="0"/>
+          <w:numId w:val="2"/>
+        </w:numPr>
+        <w:spacing w:after="80"/>
+      </w:pPr>
+      <w:r>
+        <w:rPr>
+          <w:rFonts w:ascii="Calibri" w:cs="Calibri" w:eastAsia="Calibri" w:hAnsi="Calibri"/>
+          <w:sz w:val="22"/>
+          <w:szCs w:val="22"/>
+        </w:rPr>
+        <w:t xml:space="preserve">Step 4 — X[3], factors (−j)^{3n} = jⁿ = 1, j, −1, −j: X[3] = 2 + 1(j) + (−3)(−1) + 5(−j) = 2 + j + 3 − 5j = 5 − 4j.</w:t>
+      </w:r>
+    </w:p>
+    <w:p>
+      <w:pPr>
+        <w:pStyle w:val="ListParagraph"/>
+        <w:numPr>
+          <w:ilvl w:val="0"/>
+          <w:numId w:val="2"/>
+        </w:numPr>
+        <w:spacing w:after="80"/>
+      </w:pPr>
+      <w:r>
+        <w:rPr>
+          <w:rFonts w:ascii="Calibri" w:cs="Calibri" w:eastAsia="Calibri" w:hAnsi="Calibri"/>
+          <w:sz w:val="22"/>
+          <w:szCs w:val="22"/>
+        </w:rPr>
+        <w:t xml:space="preserve">Check: X[3] = X*[1] = (5 + 4j)* = 5 − 4j ✓ (x is real); X[0] = Σx = 5 ✓; Parseval: Σ|X|² = 25 + 41 + 49 + 41 = 156 = 4Σx² = 4(4 + 1 + 9 + 25) = 156 ✓.</w:t>
+      </w:r>
+    </w:p>
+    <w:p>
+      <w:pPr>
+        <w:pStyle w:val="ListParagraph"/>
+        <w:numPr>
+          <w:ilvl w:val="0"/>
+          <w:numId w:val="2"/>
+        </w:numPr>
+        <w:spacing w:after="80"/>
+      </w:pPr>
+      <w:r>
+        <w:rPr>
+          <w:rFonts w:ascii="Calibri" w:cs="Calibri" w:eastAsia="Calibri" w:hAnsi="Calibri"/>
+          <w:sz w:val="22"/>
+          <w:szCs w:val="22"/>
+        </w:rPr>
+        <w:t xml:space="preserve">Plan on the slide: X = fft(x); H = fft(b, 4); Y = H .* X; y = ifft(Y).</w:t>
+      </w:r>
+    </w:p>
+    <w:p>
+      <w:pPr>
+        <w:pStyle w:val="ListParagraph"/>
+        <w:numPr>
+          <w:ilvl w:val="0"/>
+          <w:numId w:val="2"/>
+        </w:numPr>
+        <w:spacing w:after="80"/>
+      </w:pPr>
+      <w:r>
+        <w:rPr>
+          <w:rFonts w:ascii="Calibri" w:cs="Calibri" w:eastAsia="Calibri" w:hAnsi="Calibri"/>
+          <w:sz w:val="22"/>
+          <w:szCs w:val="22"/>
+        </w:rPr>
+        <w:t xml:space="preserve">Timing: ≈ 3 min</w:t>
       </w:r>
     </w:p>
     <w:p>
@@ -1906,53 +2408,151 @@
           <w:sz w:val="22"/>
           <w:szCs w:val="22"/>
         </w:rPr>
-        <w:t xml:space="preserve">H[k] = 1 − 4(−j)^k + (−j)^{2k}: H[0] = 1−4+1 = −2; H[1] = 1 − 4(−j) − 1 = 4j; H[2] = 1 + 4 + 1 = 6; H[3] = 1 − 4j − 1 = −4j.</w:t>
-      </w:r>
-    </w:p>
-    <w:p>
-      <w:pPr>
-        <w:pStyle w:val="ListParagraph"/>
-        <w:numPr>
-          <w:ilvl w:val="0"/>
-          <w:numId w:val="2"/>
-        </w:numPr>
-        <w:spacing w:after="80"/>
-      </w:pPr>
-      <w:r>
-        <w:rPr>
-          <w:rFonts w:ascii="Calibri" w:cs="Calibri" w:eastAsia="Calibri" w:hAnsi="Calibri"/>
-          <w:sz w:val="22"/>
-          <w:szCs w:val="22"/>
-        </w:rPr>
-        <w:t xml:space="preserve">Y[k] = H[k]X[k]: Y[0] = (−2)(5) = −10; Y[1] = (4j)(5+4j) = 20j − 16; Y[2] = 6(−7) = −42; Y[3] = (−4j)(5−4j) = −20j − 16. Used j·j = −1.</w:t>
-      </w:r>
-    </w:p>
-    <w:p>
-      <w:pPr>
-        <w:pBdr>
-          <w:left w:val="single" w:color="7A1A1A" w:sz="18" w:space="8"/>
-        </w:pBdr>
-        <w:spacing w:after="140" w:before="100"/>
-        <w:ind w:left="360"/>
-      </w:pPr>
-      <w:r>
-        <w:rPr>
-          <w:rFonts w:ascii="Calibri" w:cs="Calibri" w:eastAsia="Calibri" w:hAnsi="Calibri"/>
-          <w:b/>
-          <w:bCs/>
-          <w:color w:val="7A1A1A"/>
-          <w:sz w:val="22"/>
-          <w:szCs w:val="22"/>
-        </w:rPr>
-        <w:t xml:space="preserve">Timing: </w:t>
-      </w:r>
-      <w:r>
-        <w:rPr>
-          <w:rFonts w:ascii="Calibri" w:cs="Calibri" w:eastAsia="Calibri" w:hAnsi="Calibri"/>
-          <w:sz w:val="22"/>
-          <w:szCs w:val="22"/>
-        </w:rPr>
-        <w:t xml:space="preserve">≈ 2 min</w:t>
+        <w:t xml:space="preserve">Step 5 — pad b to length 4: (1, −4, 1, 0). H[k] = Σ_m b_m(−j)^{km} = 1 − 4(−j)^k + (−j)^{2k} (the m = 3 term has b₃ = 0).</w:t>
+      </w:r>
+    </w:p>
+    <w:p>
+      <w:pPr>
+        <w:pStyle w:val="ListParagraph"/>
+        <w:numPr>
+          <w:ilvl w:val="0"/>
+          <w:numId w:val="2"/>
+        </w:numPr>
+        <w:spacing w:after="80"/>
+      </w:pPr>
+      <w:r>
+        <w:rPr>
+          <w:rFonts w:ascii="Calibri" w:cs="Calibri" w:eastAsia="Calibri" w:hAnsi="Calibri"/>
+          <w:sz w:val="22"/>
+          <w:szCs w:val="22"/>
+        </w:rPr>
+        <w:t xml:space="preserve">k = 0: 1 − 4(1) + 1 = −2. k = 1: 1 − 4(−j) + (−j)² = 1 + 4j − 1 = 4j. k = 2: 1 − 4(−j)² + (−j)⁴ = 1 − 4(−1) + 1 = 1 + 4 + 1 = 6. k = 3: 1 − 4(−j)³ + (−j)⁶ = 1 − 4(j) + (−1) = −4j.</w:t>
+      </w:r>
+    </w:p>
+    <w:p>
+      <w:pPr>
+        <w:pStyle w:val="ListParagraph"/>
+        <w:numPr>
+          <w:ilvl w:val="0"/>
+          <w:numId w:val="2"/>
+        </w:numPr>
+        <w:spacing w:after="80"/>
+      </w:pPr>
+      <w:r>
+        <w:rPr>
+          <w:rFonts w:ascii="Calibri" w:cs="Calibri" w:eastAsia="Calibri" w:hAnsi="Calibri"/>
+          <w:sz w:val="22"/>
+          <w:szCs w:val="22"/>
+        </w:rPr>
+        <w:t xml:space="preserve">So H = (−2, 4j, 6, −4j) = fft(b, 4); it is H(e^{jΩ}) at Ω = 0, π/2, π, 3π/2. Check with the formula H(e^{jΩ}) = e^{−jΩ}(2cos Ω − 4): at Ω = π/2 → (−j)(0 − 4) = 4j ✓; at Ω = π → (−1)(−2 − 4) = 6 ✓.</w:t>
+      </w:r>
+    </w:p>
+    <w:p>
+      <w:pPr>
+        <w:pStyle w:val="ListParagraph"/>
+        <w:numPr>
+          <w:ilvl w:val="0"/>
+          <w:numId w:val="2"/>
+        </w:numPr>
+        <w:spacing w:after="80"/>
+      </w:pPr>
+      <w:r>
+        <w:rPr>
+          <w:rFonts w:ascii="Calibri" w:cs="Calibri" w:eastAsia="Calibri" w:hAnsi="Calibri"/>
+          <w:sz w:val="22"/>
+          <w:szCs w:val="22"/>
+        </w:rPr>
+        <w:t xml:space="preserve">Step 6 — Y[k] = H[k]X[k]. Y[0] = (−2)(5) = −10.</w:t>
+      </w:r>
+    </w:p>
+    <w:p>
+      <w:pPr>
+        <w:pStyle w:val="ListParagraph"/>
+        <w:numPr>
+          <w:ilvl w:val="0"/>
+          <w:numId w:val="2"/>
+        </w:numPr>
+        <w:spacing w:after="80"/>
+      </w:pPr>
+      <w:r>
+        <w:rPr>
+          <w:rFonts w:ascii="Calibri" w:cs="Calibri" w:eastAsia="Calibri" w:hAnsi="Calibri"/>
+          <w:sz w:val="22"/>
+          <w:szCs w:val="22"/>
+        </w:rPr>
+        <w:t xml:space="preserve">Y[1] = (4j)(5 + 4j) = 20j + 16j² = 20j − 16 = −16 + 20j (j² = −1).</w:t>
+      </w:r>
+    </w:p>
+    <w:p>
+      <w:pPr>
+        <w:pStyle w:val="ListParagraph"/>
+        <w:numPr>
+          <w:ilvl w:val="0"/>
+          <w:numId w:val="2"/>
+        </w:numPr>
+        <w:spacing w:after="80"/>
+      </w:pPr>
+      <w:r>
+        <w:rPr>
+          <w:rFonts w:ascii="Calibri" w:cs="Calibri" w:eastAsia="Calibri" w:hAnsi="Calibri"/>
+          <w:sz w:val="22"/>
+          <w:szCs w:val="22"/>
+        </w:rPr>
+        <w:t xml:space="preserve">Y[2] = (6)(−7) = −42.</w:t>
+      </w:r>
+    </w:p>
+    <w:p>
+      <w:pPr>
+        <w:pStyle w:val="ListParagraph"/>
+        <w:numPr>
+          <w:ilvl w:val="0"/>
+          <w:numId w:val="2"/>
+        </w:numPr>
+        <w:spacing w:after="80"/>
+      </w:pPr>
+      <w:r>
+        <w:rPr>
+          <w:rFonts w:ascii="Calibri" w:cs="Calibri" w:eastAsia="Calibri" w:hAnsi="Calibri"/>
+          <w:sz w:val="22"/>
+          <w:szCs w:val="22"/>
+        </w:rPr>
+        <w:t xml:space="preserve">Y[3] = (−4j)(5 − 4j) = −20j + 16j² = −20j − 16 = −16 − 20j.</w:t>
+      </w:r>
+    </w:p>
+    <w:p>
+      <w:pPr>
+        <w:pStyle w:val="ListParagraph"/>
+        <w:numPr>
+          <w:ilvl w:val="0"/>
+          <w:numId w:val="2"/>
+        </w:numPr>
+        <w:spacing w:after="80"/>
+      </w:pPr>
+      <w:r>
+        <w:rPr>
+          <w:rFonts w:ascii="Calibri" w:cs="Calibri" w:eastAsia="Calibri" w:hAnsi="Calibri"/>
+          <w:sz w:val="22"/>
+          <w:szCs w:val="22"/>
+        </w:rPr>
+        <w:t xml:space="preserve">Check: Y[3] = Y*[1] ✓ (output is real). Y[0] = H(0)·X[0] = Σb · Σx = (−2)(5) ✓.</w:t>
+      </w:r>
+    </w:p>
+    <w:p>
+      <w:pPr>
+        <w:pStyle w:val="ListParagraph"/>
+        <w:numPr>
+          <w:ilvl w:val="0"/>
+          <w:numId w:val="2"/>
+        </w:numPr>
+        <w:spacing w:after="80"/>
+      </w:pPr>
+      <w:r>
+        <w:rPr>
+          <w:rFonts w:ascii="Calibri" w:cs="Calibri" w:eastAsia="Calibri" w:hAnsi="Calibri"/>
+          <w:sz w:val="22"/>
+          <w:szCs w:val="22"/>
+        </w:rPr>
+        <w:t xml:space="preserve">Timing: ≈ 2 min</w:t>
       </w:r>
     </w:p>
     <w:p>
@@ -2000,71 +2600,169 @@
           <w:sz w:val="22"/>
           <w:szCs w:val="22"/>
         </w:rPr>
-        <w:t xml:space="preserve">y[n] = ¼ΣY[k]jᵏⁿ. y[0] = ¼(−10 − 16 + 20j − 42 − 16 − 20j) = −21; y[1] = ¼(−10 + (−16j − 20) + 42 + (16j − 20)) = −2; y[2] = ¼(−10 + (16 − 20j) − 42 + (16 + 20j)) = −5; y[3] = ¼(−10 + (16j + 20) + 42 + (−16j + 20)) = 18.</w:t>
-      </w:r>
-    </w:p>
-    <w:p>
-      <w:pPr>
-        <w:pStyle w:val="ListParagraph"/>
-        <w:numPr>
-          <w:ilvl w:val="0"/>
-          <w:numId w:val="2"/>
-        </w:numPr>
-        <w:spacing w:after="80"/>
-      </w:pPr>
-      <w:r>
-        <w:rPr>
-          <w:rFonts w:ascii="Calibri" w:cs="Calibri" w:eastAsia="Calibri" w:hAnsi="Calibri"/>
-          <w:sz w:val="22"/>
-          <w:szCs w:val="22"/>
-        </w:rPr>
-        <w:t xml:space="preserve">Independent check by circular convolution y[n] = b₀x[n] + b₁x[(n−1) mod 4] + b₂x[(n−2) mod 4]: y[0] = 2 − 20 − 3 = −21; y[1] = 1 − 8 + 5 = −2; y[2] = −3 − 4 + 2 = −5; y[3] = 5 + 12 + 1 = 18. Both give (−21, −2, −5, 18)ᵀ, matching the notebook.</w:t>
-      </w:r>
-    </w:p>
-    <w:p>
-      <w:pPr>
-        <w:pStyle w:val="ListParagraph"/>
-        <w:numPr>
-          <w:ilvl w:val="0"/>
-          <w:numId w:val="2"/>
-        </w:numPr>
-        <w:spacing w:after="80"/>
-      </w:pPr>
-      <w:r>
-        <w:rPr>
-          <w:rFonts w:ascii="Calibri" w:cs="Calibri" w:eastAsia="Calibri" w:hAnsi="Calibri"/>
-          <w:sz w:val="22"/>
-          <w:szCs w:val="22"/>
-        </w:rPr>
-        <w:t xml:space="preserve">Pointwise multiplication of DFTs ⇔ circular convolution.</w:t>
-      </w:r>
-    </w:p>
-    <w:p>
-      <w:pPr>
-        <w:pBdr>
-          <w:left w:val="single" w:color="7A1A1A" w:sz="18" w:space="8"/>
-        </w:pBdr>
-        <w:spacing w:after="140" w:before="100"/>
-        <w:ind w:left="360"/>
-      </w:pPr>
-      <w:r>
-        <w:rPr>
-          <w:rFonts w:ascii="Calibri" w:cs="Calibri" w:eastAsia="Calibri" w:hAnsi="Calibri"/>
-          <w:b/>
-          <w:bCs/>
-          <w:color w:val="7A1A1A"/>
-          <w:sz w:val="22"/>
-          <w:szCs w:val="22"/>
-        </w:rPr>
-        <w:t xml:space="preserve">Timing: </w:t>
-      </w:r>
-      <w:r>
-        <w:rPr>
-          <w:rFonts w:ascii="Calibri" w:cs="Calibri" w:eastAsia="Calibri" w:hAnsi="Calibri"/>
-          <w:sz w:val="22"/>
-          <w:szCs w:val="22"/>
-        </w:rPr>
-        <w:t xml:space="preserve">≈ 3 min</w:t>
+        <w:t xml:space="preserve">Step 7 — inverse DFT, y[n] = ¼Σ_{k=0}^{3}Y[k]e^{j2πkn/4} = ¼Σ_k Y[k]j^{kn} (j = e^{jπ/2}). The n-th row of factors j^{kn} for k = 0, 1, 2, 3: n = 0: 1, 1, 1, 1. n = 1: 1, j, −1, −j. n = 2: 1, −1, 1, −1. n = 3: 1, −j, −1, j. Y = (−10, −16 + 20j, −42, −16 − 20j).</w:t>
+      </w:r>
+    </w:p>
+    <w:p>
+      <w:pPr>
+        <w:pStyle w:val="ListParagraph"/>
+        <w:numPr>
+          <w:ilvl w:val="0"/>
+          <w:numId w:val="2"/>
+        </w:numPr>
+        <w:spacing w:after="80"/>
+      </w:pPr>
+      <w:r>
+        <w:rPr>
+          <w:rFonts w:ascii="Calibri" w:cs="Calibri" w:eastAsia="Calibri" w:hAnsi="Calibri"/>
+          <w:sz w:val="22"/>
+          <w:szCs w:val="22"/>
+        </w:rPr>
+        <w:t xml:space="preserve">y[0] = ¼(−10 + (−16 + 20j) − 42 + (−16 − 20j)). Real parts: −10 − 16 − 42 − 16 = −84; imaginary: 20j − 20j = 0. y[0] = −84/4 = −21.</w:t>
+      </w:r>
+    </w:p>
+    <w:p>
+      <w:pPr>
+        <w:pStyle w:val="ListParagraph"/>
+        <w:numPr>
+          <w:ilvl w:val="0"/>
+          <w:numId w:val="2"/>
+        </w:numPr>
+        <w:spacing w:after="80"/>
+      </w:pPr>
+      <w:r>
+        <w:rPr>
+          <w:rFonts w:ascii="Calibri" w:cs="Calibri" w:eastAsia="Calibri" w:hAnsi="Calibri"/>
+          <w:sz w:val="22"/>
+          <w:szCs w:val="22"/>
+        </w:rPr>
+        <w:t xml:space="preserve">y[1] = ¼(−10 + Y[1]j + Y[2](−1) + Y[3](−j)). Y[1]j = (−16 + 20j)j = −16j − 20. Y[2](−1) = 42. Y[3](−j) = (−16 − 20j)(−j) = 16j + 20j² = 16j − 20. Sum: −10 − 20 + 42 − 20 = −8 and −16j + 16j = 0, so y[1] = −8/4 = −2.</w:t>
+      </w:r>
+    </w:p>
+    <w:p>
+      <w:pPr>
+        <w:pStyle w:val="ListParagraph"/>
+        <w:numPr>
+          <w:ilvl w:val="0"/>
+          <w:numId w:val="2"/>
+        </w:numPr>
+        <w:spacing w:after="80"/>
+      </w:pPr>
+      <w:r>
+        <w:rPr>
+          <w:rFonts w:ascii="Calibri" w:cs="Calibri" w:eastAsia="Calibri" w:hAnsi="Calibri"/>
+          <w:sz w:val="22"/>
+          <w:szCs w:val="22"/>
+        </w:rPr>
+        <w:t xml:space="preserve">y[2] = ¼(−10 − Y[1] + Y[2] − Y[3]) = ¼(−10 + (16 − 20j) − 42 + (16 + 20j)) = ¼(−20) = −5.</w:t>
+      </w:r>
+    </w:p>
+    <w:p>
+      <w:pPr>
+        <w:pStyle w:val="ListParagraph"/>
+        <w:numPr>
+          <w:ilvl w:val="0"/>
+          <w:numId w:val="2"/>
+        </w:numPr>
+        <w:spacing w:after="80"/>
+      </w:pPr>
+      <w:r>
+        <w:rPr>
+          <w:rFonts w:ascii="Calibri" w:cs="Calibri" w:eastAsia="Calibri" w:hAnsi="Calibri"/>
+          <w:sz w:val="22"/>
+          <w:szCs w:val="22"/>
+        </w:rPr>
+        <w:t xml:space="preserve">y[3] = ¼(−10 + Y[1](−j) + Y[2](−1) + Y[3](j)). Y[1](−j) = (−16 + 20j)(−j) = 16j + 20. Y[3](j) = (−16 − 20j)j = −16j + 20. Sum: −10 + 20 + 42 + 20 = 72, imaginary cancels, so y[3] = 72/4 = 18.</w:t>
+      </w:r>
+    </w:p>
+    <w:p>
+      <w:pPr>
+        <w:pStyle w:val="ListParagraph"/>
+        <w:numPr>
+          <w:ilvl w:val="0"/>
+          <w:numId w:val="2"/>
+        </w:numPr>
+        <w:spacing w:after="80"/>
+      </w:pPr>
+      <w:r>
+        <w:rPr>
+          <w:rFonts w:ascii="Calibri" w:cs="Calibri" w:eastAsia="Calibri" w:hAnsi="Calibri"/>
+          <w:sz w:val="22"/>
+          <w:szCs w:val="22"/>
+        </w:rPr>
+        <w:t xml:space="preserve">Independent check by circular convolution. Notation: a mod 4 is the remainder when a is divided by 4, always one of 0, 1, 2, 3, so (0−1) mod 4 = 3 and (0−2) mod 4 = 2 (a periodic input repeats every 4, so x[−1] = x[3]). y[n] = b₀x[n] + b₁x[(n−1) mod 4] + b₂x[(n−2) mod 4].</w:t>
+      </w:r>
+    </w:p>
+    <w:p>
+      <w:pPr>
+        <w:pStyle w:val="ListParagraph"/>
+        <w:numPr>
+          <w:ilvl w:val="0"/>
+          <w:numId w:val="2"/>
+        </w:numPr>
+        <w:spacing w:after="80"/>
+      </w:pPr>
+      <w:r>
+        <w:rPr>
+          <w:rFonts w:ascii="Calibri" w:cs="Calibri" w:eastAsia="Calibri" w:hAnsi="Calibri"/>
+          <w:sz w:val="22"/>
+          <w:szCs w:val="22"/>
+        </w:rPr>
+        <w:t xml:space="preserve">y[0] = 1·x[0] − 4x[3] + 1·x[2] = 2 − 4(5) + (−3) = −21. y[1] = x[1] − 4x[0] + x[3] = 1 − 4(2) + 5 = −2. y[2] = x[2] − 4x[1] + x[0] = −3 − 4(1) + 2 = −5. y[3] = x[3] − 4x[2] + x[1] = 5 − 4(−3) + 1 = 5 + 12 + 1 = 18.</w:t>
+      </w:r>
+    </w:p>
+    <w:p>
+      <w:pPr>
+        <w:pStyle w:val="ListParagraph"/>
+        <w:numPr>
+          <w:ilvl w:val="0"/>
+          <w:numId w:val="2"/>
+        </w:numPr>
+        <w:spacing w:after="80"/>
+      </w:pPr>
+      <w:r>
+        <w:rPr>
+          <w:rFonts w:ascii="Calibri" w:cs="Calibri" w:eastAsia="Calibri" w:hAnsi="Calibri"/>
+          <w:sz w:val="22"/>
+          <w:szCs w:val="22"/>
+        </w:rPr>
+        <w:t xml:space="preserve">Both routes: y = (−21, −2, −5, 18)ᵀ ✓, and the notebook prints the same (Y = (−10, −16+20j, −42, −16−20j), y = (−21, −2, −5, 18)). Also Σy = −10 = H[0]X[0] ✓ (−21 − 2 − 5 + 18 = −10).</w:t>
+      </w:r>
+    </w:p>
+    <w:p>
+      <w:pPr>
+        <w:pStyle w:val="ListParagraph"/>
+        <w:numPr>
+          <w:ilvl w:val="0"/>
+          <w:numId w:val="2"/>
+        </w:numPr>
+        <w:spacing w:after="80"/>
+      </w:pPr>
+      <w:r>
+        <w:rPr>
+          <w:rFonts w:ascii="Calibri" w:cs="Calibri" w:eastAsia="Calibri" w:hAnsi="Calibri"/>
+          <w:sz w:val="22"/>
+          <w:szCs w:val="22"/>
+        </w:rPr>
+        <w:t xml:space="preserve">Pointwise multiplication of DFTs ⇔ circular convolution; for an L-periodic input the steady-state output is the circular convolution of one period.</w:t>
+      </w:r>
+    </w:p>
+    <w:p>
+      <w:pPr>
+        <w:pStyle w:val="ListParagraph"/>
+        <w:numPr>
+          <w:ilvl w:val="0"/>
+          <w:numId w:val="2"/>
+        </w:numPr>
+        <w:spacing w:after="80"/>
+      </w:pPr>
+      <w:r>
+        <w:rPr>
+          <w:rFonts w:ascii="Calibri" w:cs="Calibri" w:eastAsia="Calibri" w:hAnsi="Calibri"/>
+          <w:sz w:val="22"/>
+          <w:szCs w:val="22"/>
+        </w:rPr>
+        <w:t xml:space="preserve">Timing: ≈ 3 min</w:t>
       </w:r>
     </w:p>
     <w:p>
@@ -2112,7 +2810,25 @@
           <w:sz w:val="22"/>
           <w:szCs w:val="22"/>
         </w:rPr>
-        <w:t xml:space="preserve">Figure is notebook cell 4 of the Lecture 22 notebook. Blue circles: input 2, 1, −3, 5 repeating. Red squares: output −21, −2, −5, 18, drawn 0.2 to the right so stems do not overlap.</w:t>
+        <w:t xml:space="preserve">Figure is notebook cell 4 of the Lecture 22 notebook. Blue circles: input 2, 1, −3, 5 repeating (three periods, n = 0 … 11). Red squares: output −21, −2, −5, 18 repeating, drawn 0.2 to the right so the stems do not overlap.</w:t>
+      </w:r>
+    </w:p>
+    <w:p>
+      <w:pPr>
+        <w:pStyle w:val="ListParagraph"/>
+        <w:numPr>
+          <w:ilvl w:val="0"/>
+          <w:numId w:val="2"/>
+        </w:numPr>
+        <w:spacing w:after="80"/>
+      </w:pPr>
+      <w:r>
+        <w:rPr>
+          <w:rFonts w:ascii="Calibri" w:cs="Calibri" w:eastAsia="Calibri" w:hAnsi="Calibri"/>
+          <w:sz w:val="22"/>
+          <w:szCs w:val="22"/>
+        </w:rPr>
+        <w:t xml:space="preserve">Numbers to point at: input values between −3 and 5; output swings from −21 to +18. Why large: |H| = (2, 4, 6, 4) at bins 0..3, so |X| = (5, 6.4, 7, 6.4) becomes |Y| = (10, 25.6, 42, 25.6); every bin is amplified (gain 2, 4, 6, 4).</w:t>
       </w:r>
     </w:p>
     <w:p>
@@ -2135,30 +2851,20 @@
     </w:p>
     <w:p>
       <w:pPr>
-        <w:pBdr>
-          <w:left w:val="single" w:color="7A1A1A" w:sz="18" w:space="8"/>
-        </w:pBdr>
-        <w:spacing w:after="140" w:before="100"/>
-        <w:ind w:left="360"/>
-      </w:pPr>
-      <w:r>
-        <w:rPr>
-          <w:rFonts w:ascii="Calibri" w:cs="Calibri" w:eastAsia="Calibri" w:hAnsi="Calibri"/>
-          <w:b/>
-          <w:bCs/>
-          <w:color w:val="7A1A1A"/>
-          <w:sz w:val="22"/>
-          <w:szCs w:val="22"/>
-        </w:rPr>
-        <w:t xml:space="preserve">Timing: </w:t>
-      </w:r>
-      <w:r>
-        <w:rPr>
-          <w:rFonts w:ascii="Calibri" w:cs="Calibri" w:eastAsia="Calibri" w:hAnsi="Calibri"/>
-          <w:sz w:val="22"/>
-          <w:szCs w:val="22"/>
-        </w:rPr>
-        <w:t xml:space="preserve">≈ 1 min</w:t>
+        <w:pStyle w:val="ListParagraph"/>
+        <w:numPr>
+          <w:ilvl w:val="0"/>
+          <w:numId w:val="2"/>
+        </w:numPr>
+        <w:spacing w:after="80"/>
+      </w:pPr>
+      <w:r>
+        <w:rPr>
+          <w:rFonts w:ascii="Calibri" w:cs="Calibri" w:eastAsia="Calibri" w:hAnsi="Calibri"/>
+          <w:sz w:val="22"/>
+          <w:szCs w:val="22"/>
+        </w:rPr>
+        <w:t xml:space="preserve">Timing: ≈ 1 min</w:t>
       </w:r>
     </w:p>
     <w:p>
@@ -2206,71 +2912,97 @@
           <w:sz w:val="22"/>
           <w:szCs w:val="22"/>
         </w:rPr>
-        <w:t xml:space="preserve">Filter y[n] = x[n] − x[n−2], b = (1,0,−1)ᵀ; one period x = (4,3,2,3)ᵀ = 3 + cos(πn/2), L = 4.</w:t>
-      </w:r>
-    </w:p>
-    <w:p>
-      <w:pPr>
-        <w:pStyle w:val="ListParagraph"/>
-        <w:numPr>
-          <w:ilvl w:val="0"/>
-          <w:numId w:val="2"/>
-        </w:numPr>
-        <w:spacing w:after="80"/>
-      </w:pPr>
-      <w:r>
-        <w:rPr>
-          <w:rFonts w:ascii="Calibri" w:cs="Calibri" w:eastAsia="Calibri" w:hAnsi="Calibri"/>
-          <w:sz w:val="22"/>
-          <w:szCs w:val="22"/>
-        </w:rPr>
-        <w:t xml:space="preserve">X[0] = 12; X[1] = 4 + 3(−j) + 2(−1) + 3(j) = 2; X[2] = 4 − 3 + 2 − 3 = 0; X[3] = 4 + 3j − 2 − 3j = 2.</w:t>
-      </w:r>
-    </w:p>
-    <w:p>
-      <w:pPr>
-        <w:pStyle w:val="ListParagraph"/>
-        <w:numPr>
-          <w:ilvl w:val="0"/>
-          <w:numId w:val="2"/>
-        </w:numPr>
-        <w:spacing w:after="80"/>
-      </w:pPr>
-      <w:r>
-        <w:rPr>
-          <w:rFonts w:ascii="Calibri" w:cs="Calibri" w:eastAsia="Calibri" w:hAnsi="Calibri"/>
-          <w:sz w:val="22"/>
-          <w:szCs w:val="22"/>
-        </w:rPr>
-        <w:t xml:space="preserve">H[k] = 1 − (−j)^{2k} = 1 − (−1)^k, so H = (0, 2, 0, 2); then Y = (0·12, 2·2, 0·0, 2·2) = (0, 4, 0, 4). The DC bin is killed because H[0] = 0.</w:t>
-      </w:r>
-    </w:p>
-    <w:p>
-      <w:pPr>
-        <w:pBdr>
-          <w:left w:val="single" w:color="7A1A1A" w:sz="18" w:space="8"/>
-        </w:pBdr>
-        <w:spacing w:after="140" w:before="100"/>
-        <w:ind w:left="360"/>
-      </w:pPr>
-      <w:r>
-        <w:rPr>
-          <w:rFonts w:ascii="Calibri" w:cs="Calibri" w:eastAsia="Calibri" w:hAnsi="Calibri"/>
-          <w:b/>
-          <w:bCs/>
-          <w:color w:val="7A1A1A"/>
-          <w:sz w:val="22"/>
-          <w:szCs w:val="22"/>
-        </w:rPr>
-        <w:t xml:space="preserve">Timing: </w:t>
-      </w:r>
-      <w:r>
-        <w:rPr>
-          <w:rFonts w:ascii="Calibri" w:cs="Calibri" w:eastAsia="Calibri" w:hAnsi="Calibri"/>
-          <w:sz w:val="22"/>
-          <w:szCs w:val="22"/>
-        </w:rPr>
-        <w:t xml:space="preserve">≈ 3 min</w:t>
+        <w:t xml:space="preserve">Given: y[n] = x[n] − x[n−2], b = (1, 0, −1)ᵀ. One period of the input: x = (4, 3, 2, 3)ᵀ = 3 + cos(πn/2) (check: n = 0: 3 + 1 = 4; n = 1: 3 + 0 = 3; n = 2: 3 − 1 = 2; n = 3: 3 + 0 = 3 ✓), L = 4. Twiddle factors (−j)^{kn} as on slide 15 ((−j)⁰ = 1, (−j)¹ = −j, (−j)² = −1, (−j)³ = j).</w:t>
+      </w:r>
+    </w:p>
+    <w:p>
+      <w:pPr>
+        <w:pStyle w:val="ListParagraph"/>
+        <w:numPr>
+          <w:ilvl w:val="0"/>
+          <w:numId w:val="2"/>
+        </w:numPr>
+        <w:spacing w:after="80"/>
+      </w:pPr>
+      <w:r>
+        <w:rPr>
+          <w:rFonts w:ascii="Calibri" w:cs="Calibri" w:eastAsia="Calibri" w:hAnsi="Calibri"/>
+          <w:sz w:val="22"/>
+          <w:szCs w:val="22"/>
+        </w:rPr>
+        <w:t xml:space="preserve">Step 1 — X[0] = 4 + 3 + 2 + 3 = 12. X[1] (factors 1, −j, −1, j) = 4 + 3(−j) + 2(−1) + 3(j) = 4 − 3j − 2 + 3j = 2. X[2] (factors 1, −1, 1, −1) = 4 − 3 + 2 − 3 = 0. X[3] (factors 1, j, −1, −j) = 4 + 3j − 2 − 3j = 2.</w:t>
+      </w:r>
+    </w:p>
+    <w:p>
+      <w:pPr>
+        <w:pStyle w:val="ListParagraph"/>
+        <w:numPr>
+          <w:ilvl w:val="0"/>
+          <w:numId w:val="2"/>
+        </w:numPr>
+        <w:spacing w:after="80"/>
+      </w:pPr>
+      <w:r>
+        <w:rPr>
+          <w:rFonts w:ascii="Calibri" w:cs="Calibri" w:eastAsia="Calibri" w:hAnsi="Calibri"/>
+          <w:sz w:val="22"/>
+          <w:szCs w:val="22"/>
+        </w:rPr>
+        <w:t xml:space="preserve">So X = (12, 2, 0, 2): DC term 12 = 4·3, and a cosine of amplitude 1 at bins 1 and 3 (each = 4·½ = 2) ✓.</w:t>
+      </w:r>
+    </w:p>
+    <w:p>
+      <w:pPr>
+        <w:pStyle w:val="ListParagraph"/>
+        <w:numPr>
+          <w:ilvl w:val="0"/>
+          <w:numId w:val="2"/>
+        </w:numPr>
+        <w:spacing w:after="80"/>
+      </w:pPr>
+      <w:r>
+        <w:rPr>
+          <w:rFonts w:ascii="Calibri" w:cs="Calibri" w:eastAsia="Calibri" w:hAnsi="Calibri"/>
+          <w:sz w:val="22"/>
+          <w:szCs w:val="22"/>
+        </w:rPr>
+        <w:t xml:space="preserve">Step 2 — H = fft(b, 4): H[k] = 1 + 0·(−j)^k − (−j)^{2k} = 1 − (−1)^k. k = 0: 1 − 1 = 0. k = 1: 1 − (−1) = 2. k = 2: 1 − 1 = 0. k = 3: 1 − (−1) = 2. H = (0, 2, 0, 2).</w:t>
+      </w:r>
+    </w:p>
+    <w:p>
+      <w:pPr>
+        <w:pStyle w:val="ListParagraph"/>
+        <w:numPr>
+          <w:ilvl w:val="0"/>
+          <w:numId w:val="2"/>
+        </w:numPr>
+        <w:spacing w:after="80"/>
+      </w:pPr>
+      <w:r>
+        <w:rPr>
+          <w:rFonts w:ascii="Calibri" w:cs="Calibri" w:eastAsia="Calibri" w:hAnsi="Calibri"/>
+          <w:sz w:val="22"/>
+          <w:szCs w:val="22"/>
+        </w:rPr>
+        <w:t xml:space="preserve">Step 3 — Y[k] = H[k]X[k] = (0·12, 2·2, 0·0, 2·2) = (0, 4, 0, 4). The DC bin is killed because H[0] = 0 (Σb = 1 + 0 − 1 = 0).</w:t>
+      </w:r>
+    </w:p>
+    <w:p>
+      <w:pPr>
+        <w:pStyle w:val="ListParagraph"/>
+        <w:numPr>
+          <w:ilvl w:val="0"/>
+          <w:numId w:val="2"/>
+        </w:numPr>
+        <w:spacing w:after="80"/>
+      </w:pPr>
+      <w:r>
+        <w:rPr>
+          <w:rFonts w:ascii="Calibri" w:cs="Calibri" w:eastAsia="Calibri" w:hAnsi="Calibri"/>
+          <w:sz w:val="22"/>
+          <w:szCs w:val="22"/>
+        </w:rPr>
+        <w:t xml:space="preserve">Timing: ≈ 3 min</w:t>
       </w:r>
     </w:p>
     <w:p>
@@ -2318,81 +3050,115 @@
           <w:sz w:val="22"/>
           <w:szCs w:val="22"/>
         </w:rPr>
-        <w:t xml:space="preserve">y[n] = ¼(4jⁿ + 4(−j)ⁿ) = 2cos(πn/2), so y = (2, 0, −2, 0)ᵀ. Circular check: y[0] = x[0] − x[2] = 2; y[1] = x[1] − x[3] = 0; y[2] = x[2] − x[0] = −2; y[3] = x[3] − x[1] = 0.</w:t>
-      </w:r>
-    </w:p>
-    <w:p>
-      <w:pPr>
-        <w:pStyle w:val="ListParagraph"/>
-        <w:numPr>
-          <w:ilvl w:val="0"/>
-          <w:numId w:val="2"/>
-        </w:numPr>
-        <w:spacing w:after="80"/>
-      </w:pPr>
-      <w:r>
-        <w:rPr>
-          <w:rFonts w:ascii="Calibri" w:cs="Calibri" w:eastAsia="Calibri" w:hAnsi="Calibri"/>
-          <w:sz w:val="22"/>
-          <w:szCs w:val="22"/>
-        </w:rPr>
-        <w:t xml:space="preserve">Figure (generated for this deck): top, three periods of x (blue) and y (red, shifted 0.2); bottom, bars |X|, |H|, |Y| at bins 0..3. Bin 0 (height 12) disappears, bins 1 and 3 (Ω = ±π/2) double (2 → 4).</w:t>
-      </w:r>
-    </w:p>
-    <w:p>
-      <w:pPr>
-        <w:pBdr>
-          <w:left w:val="single" w:color="7A1A1A" w:sz="18" w:space="8"/>
-        </w:pBdr>
-        <w:spacing w:after="140" w:before="100"/>
-        <w:ind w:left="360"/>
-      </w:pPr>
-      <w:r>
-        <w:rPr>
-          <w:rFonts w:ascii="Calibri" w:cs="Calibri" w:eastAsia="Calibri" w:hAnsi="Calibri"/>
-          <w:b/>
-          <w:bCs/>
-          <w:color w:val="7A1A1A"/>
-          <w:sz w:val="22"/>
-          <w:szCs w:val="22"/>
-        </w:rPr>
-        <w:t xml:space="preserve">Takeaway: </w:t>
-      </w:r>
-      <w:r>
-        <w:rPr>
-          <w:rFonts w:ascii="Calibri" w:cs="Calibri" w:eastAsia="Calibri" w:hAnsi="Calibri"/>
-          <w:sz w:val="22"/>
-          <w:szCs w:val="22"/>
-        </w:rPr>
-        <w:t xml:space="preserve">Filtering a periodic signal = a gain per DFT bin; here a gain of 0 at DC and 2 at Ω = ±π/2.</w:t>
-      </w:r>
-    </w:p>
-    <w:p>
-      <w:pPr>
-        <w:pBdr>
-          <w:left w:val="single" w:color="7A1A1A" w:sz="18" w:space="8"/>
-        </w:pBdr>
-        <w:spacing w:after="140" w:before="100"/>
-        <w:ind w:left="360"/>
-      </w:pPr>
-      <w:r>
-        <w:rPr>
-          <w:rFonts w:ascii="Calibri" w:cs="Calibri" w:eastAsia="Calibri" w:hAnsi="Calibri"/>
-          <w:b/>
-          <w:bCs/>
-          <w:color w:val="7A1A1A"/>
-          <w:sz w:val="22"/>
-          <w:szCs w:val="22"/>
-        </w:rPr>
-        <w:t xml:space="preserve">Timing: </w:t>
-      </w:r>
-      <w:r>
-        <w:rPr>
-          <w:rFonts w:ascii="Calibri" w:cs="Calibri" w:eastAsia="Calibri" w:hAnsi="Calibri"/>
-          <w:sz w:val="22"/>
-          <w:szCs w:val="22"/>
-        </w:rPr>
-        <w:t xml:space="preserve">≈ 2 min</w:t>
+        <w:t xml:space="preserve">Step 4 — inverse DFT, y[n] = ¼ΣY[k]j^{kn}. Only Y[1] = 4 and Y[3] = 4 are nonzero, and j^{3n} = (−j)ⁿ, so y[n] = ¼(4jⁿ + 4(−j)ⁿ) = jⁿ + (−j)ⁿ. Since jⁿ = e^{jπn/2}, Euler gives y[n] = e^{jπn/2} + e^{−jπn/2} = 2cos(πn/2).</w:t>
+      </w:r>
+    </w:p>
+    <w:p>
+      <w:pPr>
+        <w:pStyle w:val="ListParagraph"/>
+        <w:numPr>
+          <w:ilvl w:val="0"/>
+          <w:numId w:val="2"/>
+        </w:numPr>
+        <w:spacing w:after="80"/>
+      </w:pPr>
+      <w:r>
+        <w:rPr>
+          <w:rFonts w:ascii="Calibri" w:cs="Calibri" w:eastAsia="Calibri" w:hAnsi="Calibri"/>
+          <w:sz w:val="22"/>
+          <w:szCs w:val="22"/>
+        </w:rPr>
+        <w:t xml:space="preserve">Values: n = 0: 2cos 0 = 2; n = 1: 2cos(π/2) = 0; n = 2: 2cos π = −2; n = 3: 2cos(3π/2) = 0. y = (2, 0, −2, 0)ᵀ.</w:t>
+      </w:r>
+    </w:p>
+    <w:p>
+      <w:pPr>
+        <w:pStyle w:val="ListParagraph"/>
+        <w:numPr>
+          <w:ilvl w:val="0"/>
+          <w:numId w:val="2"/>
+        </w:numPr>
+        <w:spacing w:after="80"/>
+      </w:pPr>
+      <w:r>
+        <w:rPr>
+          <w:rFonts w:ascii="Calibri" w:cs="Calibri" w:eastAsia="Calibri" w:hAnsi="Calibri"/>
+          <w:sz w:val="22"/>
+          <w:szCs w:val="22"/>
+        </w:rPr>
+        <w:t xml:space="preserve">Check by circular form y[n] = x[n] − x[(n−2) mod 4] (mod 4: remainder after dividing by 4; the input repeats every 4): y[0] = x[0] − x[2] = 4 − 2 = 2. y[1] = x[1] − x[3] = 3 − 3 = 0. y[2] = x[2] − x[0] = 2 − 4 = −2. y[3] = x[3] − x[1] = 3 − 3 = 0 ✓.</w:t>
+      </w:r>
+    </w:p>
+    <w:p>
+      <w:pPr>
+        <w:pStyle w:val="ListParagraph"/>
+        <w:numPr>
+          <w:ilvl w:val="0"/>
+          <w:numId w:val="2"/>
+        </w:numPr>
+        <w:spacing w:after="80"/>
+      </w:pPr>
+      <w:r>
+        <w:rPr>
+          <w:rFonts w:ascii="Calibri" w:cs="Calibri" w:eastAsia="Calibri" w:hAnsi="Calibri"/>
+          <w:sz w:val="22"/>
+          <w:szCs w:val="22"/>
+        </w:rPr>
+        <w:t xml:space="preserve">Second check in time-domain terms: H(e^{jπ/2}) = 1 − e^{−jπ} = 2, so the cosine part cos(πn/2) is doubled and the constant 3 is multiplied by H(e^{j0}) = 0: y = 0 + 2cos(πn/2) ✓.</w:t>
+      </w:r>
+    </w:p>
+    <w:p>
+      <w:pPr>
+        <w:pStyle w:val="ListParagraph"/>
+        <w:numPr>
+          <w:ilvl w:val="0"/>
+          <w:numId w:val="2"/>
+        </w:numPr>
+        <w:spacing w:after="80"/>
+      </w:pPr>
+      <w:r>
+        <w:rPr>
+          <w:rFonts w:ascii="Calibri" w:cs="Calibri" w:eastAsia="Calibri" w:hAnsi="Calibri"/>
+          <w:sz w:val="22"/>
+          <w:szCs w:val="22"/>
+        </w:rPr>
+        <w:t xml:space="preserve">Figure (generated for this deck): top, three periods of x (blue) and y (red, shifted 0.2). Bottom, bars at bins 0..3: |X| = (12, 2, 0, 2), |H| = (0, 2, 0, 2), |Y| = (0, 4, 0, 4). Bin 0 (height 12) disappears, bins 1 and 3 (Ω = ±π/2) double (2 → 4).</w:t>
+      </w:r>
+    </w:p>
+    <w:p>
+      <w:pPr>
+        <w:pStyle w:val="ListParagraph"/>
+        <w:numPr>
+          <w:ilvl w:val="0"/>
+          <w:numId w:val="2"/>
+        </w:numPr>
+        <w:spacing w:after="80"/>
+      </w:pPr>
+      <w:r>
+        <w:rPr>
+          <w:rFonts w:ascii="Calibri" w:cs="Calibri" w:eastAsia="Calibri" w:hAnsi="Calibri"/>
+          <w:sz w:val="22"/>
+          <w:szCs w:val="22"/>
+        </w:rPr>
+        <w:t xml:space="preserve">Takeaway: Filtering a periodic signal = a gain per DFT bin; here a gain of 0 at DC and 2 at Ω = ±π/2.</w:t>
+      </w:r>
+    </w:p>
+    <w:p>
+      <w:pPr>
+        <w:pStyle w:val="ListParagraph"/>
+        <w:numPr>
+          <w:ilvl w:val="0"/>
+          <w:numId w:val="2"/>
+        </w:numPr>
+        <w:spacing w:after="80"/>
+      </w:pPr>
+      <w:r>
+        <w:rPr>
+          <w:rFonts w:ascii="Calibri" w:cs="Calibri" w:eastAsia="Calibri" w:hAnsi="Calibri"/>
+          <w:sz w:val="22"/>
+          <w:szCs w:val="22"/>
+        </w:rPr>
+        <w:t xml:space="preserve">Timing: ≈ 2 min</w:t>
       </w:r>
     </w:p>
     <w:p>
@@ -2440,53 +3206,133 @@
           <w:sz w:val="22"/>
           <w:szCs w:val="22"/>
         </w:rPr>
-        <w:t xml:space="preserve">Proof: x[n] = zⁿ → filter 1 gives H₁(z)zⁿ → filter 2 scales by H₂(z), giving H₂(z)H₁(z)zⁿ. So H = H₁H₂ = H₂H₁.</w:t>
-      </w:r>
-    </w:p>
-    <w:p>
-      <w:pPr>
-        <w:pStyle w:val="ListParagraph"/>
-        <w:numPr>
-          <w:ilvl w:val="0"/>
-          <w:numId w:val="2"/>
-        </w:numPr>
-        <w:spacing w:after="80"/>
-      </w:pPr>
-      <w:r>
-        <w:rPr>
-          <w:rFonts w:ascii="Calibri" w:cs="Calibri" w:eastAsia="Calibri" w:hAnsi="Calibri"/>
-          <w:sz w:val="22"/>
-          <w:szCs w:val="22"/>
-        </w:rPr>
-        <w:t xml:space="preserve">Order is irrelevant because H₁(z) and H₂(z) are ordinary numbers for each z (unlike matrices). Coefficients of the cascade are the linear convolution of b⁽¹⁾ and b⁽²⁾.</w:t>
-      </w:r>
-    </w:p>
-    <w:p>
-      <w:pPr>
-        <w:pBdr>
-          <w:left w:val="single" w:color="7A1A1A" w:sz="18" w:space="8"/>
-        </w:pBdr>
-        <w:spacing w:after="140" w:before="100"/>
-        <w:ind w:left="360"/>
-      </w:pPr>
-      <w:r>
-        <w:rPr>
-          <w:rFonts w:ascii="Calibri" w:cs="Calibri" w:eastAsia="Calibri" w:hAnsi="Calibri"/>
-          <w:b/>
-          <w:bCs/>
-          <w:color w:val="7A1A1A"/>
-          <w:sz w:val="22"/>
-          <w:szCs w:val="22"/>
-        </w:rPr>
-        <w:t xml:space="preserve">Timing: </w:t>
-      </w:r>
-      <w:r>
-        <w:rPr>
-          <w:rFonts w:ascii="Calibri" w:cs="Calibri" w:eastAsia="Calibri" w:hAnsi="Calibri"/>
-          <w:sz w:val="22"/>
-          <w:szCs w:val="22"/>
-        </w:rPr>
-        <w:t xml:space="preserve">≈ 2 min</w:t>
+        <w:t xml:space="preserve">Notation. H₁, H₂ are the system functions of two filters; “cascade” = the output of filter 1 is the input of filter 2 (a chain). Order irrelevant means H₁H₂ = H₂H₁.</w:t>
+      </w:r>
+    </w:p>
+    <w:p>
+      <w:pPr>
+        <w:pStyle w:val="ListParagraph"/>
+        <w:numPr>
+          <w:ilvl w:val="0"/>
+          <w:numId w:val="2"/>
+        </w:numPr>
+        <w:spacing w:after="80"/>
+      </w:pPr>
+      <w:r>
+        <w:rPr>
+          <w:rFonts w:ascii="Calibri" w:cs="Calibri" w:eastAsia="Calibri" w:hAnsi="Calibri"/>
+          <w:sz w:val="22"/>
+          <w:szCs w:val="22"/>
+        </w:rPr>
+        <w:t xml:space="preserve">Proof, Step 1 — feed x[n] = zⁿ into filter 1: y₁[n] = H₁(z)zⁿ.</w:t>
+      </w:r>
+    </w:p>
+    <w:p>
+      <w:pPr>
+        <w:pStyle w:val="ListParagraph"/>
+        <w:numPr>
+          <w:ilvl w:val="0"/>
+          <w:numId w:val="2"/>
+        </w:numPr>
+        <w:spacing w:after="80"/>
+      </w:pPr>
+      <w:r>
+        <w:rPr>
+          <w:rFonts w:ascii="Calibri" w:cs="Calibri" w:eastAsia="Calibri" w:hAnsi="Calibri"/>
+          <w:sz w:val="22"/>
+          <w:szCs w:val="22"/>
+        </w:rPr>
+        <w:t xml:space="preserve">Step 2 — y₁ is a constant times zⁿ, so by linearity and the eigen-property filter 2 returns H₂(z)·H₁(z)zⁿ.</w:t>
+      </w:r>
+    </w:p>
+    <w:p>
+      <w:pPr>
+        <w:pStyle w:val="ListParagraph"/>
+        <w:numPr>
+          <w:ilvl w:val="0"/>
+          <w:numId w:val="2"/>
+        </w:numPr>
+        <w:spacing w:after="80"/>
+      </w:pPr>
+      <w:r>
+        <w:rPr>
+          <w:rFonts w:ascii="Calibri" w:cs="Calibri" w:eastAsia="Calibri" w:hAnsi="Calibri"/>
+          <w:sz w:val="22"/>
+          <w:szCs w:val="22"/>
+        </w:rPr>
+        <w:t xml:space="preserve">Step 3 — so the cascade has H(z) = H₂(z)H₁(z) = H₁(z)H₂(z).</w:t>
+      </w:r>
+    </w:p>
+    <w:p>
+      <w:pPr>
+        <w:pStyle w:val="ListParagraph"/>
+        <w:numPr>
+          <w:ilvl w:val="0"/>
+          <w:numId w:val="2"/>
+        </w:numPr>
+        <w:spacing w:after="80"/>
+      </w:pPr>
+      <w:r>
+        <w:rPr>
+          <w:rFonts w:ascii="Calibri" w:cs="Calibri" w:eastAsia="Calibri" w:hAnsi="Calibri"/>
+          <w:sz w:val="22"/>
+          <w:szCs w:val="22"/>
+        </w:rPr>
+        <w:t xml:space="preserve">Order is irrelevant because H₁(z) and H₂(z) are ordinary numbers for each z, and numbers commute (unlike matrices, AB ≠ BA).</w:t>
+      </w:r>
+    </w:p>
+    <w:p>
+      <w:pPr>
+        <w:pStyle w:val="ListParagraph"/>
+        <w:numPr>
+          <w:ilvl w:val="0"/>
+          <w:numId w:val="2"/>
+        </w:numPr>
+        <w:spacing w:after="80"/>
+      </w:pPr>
+      <w:r>
+        <w:rPr>
+          <w:rFonts w:ascii="Calibri" w:cs="Calibri" w:eastAsia="Calibri" w:hAnsi="Calibri"/>
+          <w:sz w:val="22"/>
+          <w:szCs w:val="22"/>
+        </w:rPr>
+        <w:t xml:space="preserve">Coefficient form: multiplying the polynomials in z⁻¹ means the coefficient vector of the cascade is the linear convolution of b⁽¹⁾ and b⁽²⁾ (made precise in L23).</w:t>
+      </w:r>
+    </w:p>
+    <w:p>
+      <w:pPr>
+        <w:pStyle w:val="ListParagraph"/>
+        <w:numPr>
+          <w:ilvl w:val="0"/>
+          <w:numId w:val="2"/>
+        </w:numPr>
+        <w:spacing w:after="80"/>
+      </w:pPr>
+      <w:r>
+        <w:rPr>
+          <w:rFonts w:ascii="Calibri" w:cs="Calibri" w:eastAsia="Calibri" w:hAnsi="Calibri"/>
+          <w:sz w:val="22"/>
+          <w:szCs w:val="22"/>
+        </w:rPr>
+        <w:t xml:space="preserve">Numeric check with z = 2 (next slide’s filters): H₁(2) = 1 + 2/2 + 2/4 + 1/8 = 2.625; H₂(2) = 1 − 4/2 + 1/4 = −0.75; product = −1.96875.</w:t>
+      </w:r>
+    </w:p>
+    <w:p>
+      <w:pPr>
+        <w:pStyle w:val="ListParagraph"/>
+        <w:numPr>
+          <w:ilvl w:val="0"/>
+          <w:numId w:val="2"/>
+        </w:numPr>
+        <w:spacing w:after="80"/>
+      </w:pPr>
+      <w:r>
+        <w:rPr>
+          <w:rFonts w:ascii="Calibri" w:cs="Calibri" w:eastAsia="Calibri" w:hAnsi="Calibri"/>
+          <w:sz w:val="22"/>
+          <w:szCs w:val="22"/>
+        </w:rPr>
+        <w:t xml:space="preserve">Timing: ≈ 2 min</w:t>
       </w:r>
     </w:p>
     <w:p>
@@ -2534,99 +3380,169 @@
           <w:sz w:val="22"/>
           <w:szCs w:val="22"/>
         </w:rPr>
-        <w:t xml:space="preserve">b⁽¹⁾ = (1,2,2,1)ᵀ, b⁽²⁾ = (1,−4,1)ᵀ; let u = z⁻¹: H₁ = 1 + 2u + 2u² + u³, H₂ = 1 − 4u + u².</w:t>
-      </w:r>
-    </w:p>
-    <w:p>
-      <w:pPr>
-        <w:pStyle w:val="ListParagraph"/>
-        <w:numPr>
-          <w:ilvl w:val="0"/>
-          <w:numId w:val="2"/>
-        </w:numPr>
-        <w:spacing w:after="80"/>
-      </w:pPr>
-      <w:r>
-        <w:rPr>
-          <w:rFonts w:ascii="Calibri" w:cs="Calibri" w:eastAsia="Calibri" w:hAnsi="Calibri"/>
-          <w:sz w:val="22"/>
-          <w:szCs w:val="22"/>
-        </w:rPr>
-        <w:t xml:space="preserve">Partial products: 1·H₂ = 1 − 4u + u²; 2u·H₂ = 2u − 8u² + 2u³; 2u²·H₂ = 2u² − 8u³ + 2u⁴; u³·H₂ = u³ − 4u⁴ + u⁵.</w:t>
-      </w:r>
-    </w:p>
-    <w:p>
-      <w:pPr>
-        <w:pStyle w:val="ListParagraph"/>
-        <w:numPr>
-          <w:ilvl w:val="0"/>
-          <w:numId w:val="2"/>
-        </w:numPr>
-        <w:spacing w:after="80"/>
-      </w:pPr>
-      <w:r>
-        <w:rPr>
-          <w:rFonts w:ascii="Calibri" w:cs="Calibri" w:eastAsia="Calibri" w:hAnsi="Calibri"/>
-          <w:sz w:val="22"/>
-          <w:szCs w:val="22"/>
-        </w:rPr>
-        <w:t xml:space="preserve">Collect: u⁰: 1; u¹: −4+2 = −2; u²: 1−8+2 = −5; u³: 2−8+1 = −5; u⁴: 2−4 = −2; u⁵: 1. H(z) = 1 − 2z⁻¹ − 5z⁻² − 5z⁻³ − 2z⁻⁴ + z⁻⁵, so y[n] = x[n] − 2x[n−1] − 5x[n−2] − 5x[n−3] − 2x[n−4] + x[n−5].</w:t>
-      </w:r>
-    </w:p>
-    <w:p>
-      <w:pPr>
-        <w:pBdr>
-          <w:left w:val="single" w:color="7A1A1A" w:sz="18" w:space="8"/>
-        </w:pBdr>
-        <w:spacing w:after="140" w:before="100"/>
-        <w:ind w:left="360"/>
-      </w:pPr>
-      <w:r>
-        <w:rPr>
-          <w:rFonts w:ascii="Calibri" w:cs="Calibri" w:eastAsia="Calibri" w:hAnsi="Calibri"/>
-          <w:b/>
-          <w:bCs/>
-          <w:color w:val="7A1A1A"/>
-          <w:sz w:val="22"/>
-          <w:szCs w:val="22"/>
-        </w:rPr>
-        <w:t xml:space="preserve">Consistency check: </w:t>
-      </w:r>
-      <w:r>
-        <w:rPr>
-          <w:rFonts w:ascii="Calibri" w:cs="Calibri" w:eastAsia="Calibri" w:hAnsi="Calibri"/>
-          <w:sz w:val="22"/>
-          <w:szCs w:val="22"/>
-        </w:rPr>
-        <w:t xml:space="preserve">At z = 1: H₁(1)H₂(1) = 6·(−2) = −12 and 1−2−5−5−2+1 = −12.</w:t>
-      </w:r>
-    </w:p>
-    <w:p>
-      <w:pPr>
-        <w:pBdr>
-          <w:left w:val="single" w:color="7A1A1A" w:sz="18" w:space="8"/>
-        </w:pBdr>
-        <w:spacing w:after="140" w:before="100"/>
-        <w:ind w:left="360"/>
-      </w:pPr>
-      <w:r>
-        <w:rPr>
-          <w:rFonts w:ascii="Calibri" w:cs="Calibri" w:eastAsia="Calibri" w:hAnsi="Calibri"/>
-          <w:b/>
-          <w:bCs/>
-          <w:color w:val="7A1A1A"/>
-          <w:sz w:val="22"/>
-          <w:szCs w:val="22"/>
-        </w:rPr>
-        <w:t xml:space="preserve">Timing: </w:t>
-      </w:r>
-      <w:r>
-        <w:rPr>
-          <w:rFonts w:ascii="Calibri" w:cs="Calibri" w:eastAsia="Calibri" w:hAnsi="Calibri"/>
-          <w:sz w:val="22"/>
-          <w:szCs w:val="22"/>
-        </w:rPr>
-        <w:t xml:space="preserve">≈ 3 min</w:t>
+        <w:t xml:space="preserve">Given: b⁽¹⁾ = (1, 2, 2, 1)ᵀ, b⁽²⁾ = (1, −4, 1)ᵀ. Let u = z⁻¹. H₁ = 1 + 2u + 2u² + u³, H₂ = 1 − 4u + u².</w:t>
+      </w:r>
+    </w:p>
+    <w:p>
+      <w:pPr>
+        <w:pStyle w:val="ListParagraph"/>
+        <w:numPr>
+          <w:ilvl w:val="0"/>
+          <w:numId w:val="2"/>
+        </w:numPr>
+        <w:spacing w:after="80"/>
+      </w:pPr>
+      <w:r>
+        <w:rPr>
+          <w:rFonts w:ascii="Calibri" w:cs="Calibri" w:eastAsia="Calibri" w:hAnsi="Calibri"/>
+          <w:sz w:val="22"/>
+          <w:szCs w:val="22"/>
+        </w:rPr>
+        <w:t xml:space="preserve">Step 1 — multiply each term of H₁ by H₂ (distributive law), one line per term. 1·H₂ = 1 − 4u + u².</w:t>
+      </w:r>
+    </w:p>
+    <w:p>
+      <w:pPr>
+        <w:pStyle w:val="ListParagraph"/>
+        <w:numPr>
+          <w:ilvl w:val="0"/>
+          <w:numId w:val="2"/>
+        </w:numPr>
+        <w:spacing w:after="80"/>
+      </w:pPr>
+      <w:r>
+        <w:rPr>
+          <w:rFonts w:ascii="Calibri" w:cs="Calibri" w:eastAsia="Calibri" w:hAnsi="Calibri"/>
+          <w:sz w:val="22"/>
+          <w:szCs w:val="22"/>
+        </w:rPr>
+        <w:t xml:space="preserve">2u·H₂ = 2u − 8u² + 2u³.</w:t>
+      </w:r>
+    </w:p>
+    <w:p>
+      <w:pPr>
+        <w:pStyle w:val="ListParagraph"/>
+        <w:numPr>
+          <w:ilvl w:val="0"/>
+          <w:numId w:val="2"/>
+        </w:numPr>
+        <w:spacing w:after="80"/>
+      </w:pPr>
+      <w:r>
+        <w:rPr>
+          <w:rFonts w:ascii="Calibri" w:cs="Calibri" w:eastAsia="Calibri" w:hAnsi="Calibri"/>
+          <w:sz w:val="22"/>
+          <w:szCs w:val="22"/>
+        </w:rPr>
+        <w:t xml:space="preserve">2u²·H₂ = 2u² − 8u³ + 2u⁴.</w:t>
+      </w:r>
+    </w:p>
+    <w:p>
+      <w:pPr>
+        <w:pStyle w:val="ListParagraph"/>
+        <w:numPr>
+          <w:ilvl w:val="0"/>
+          <w:numId w:val="2"/>
+        </w:numPr>
+        <w:spacing w:after="80"/>
+      </w:pPr>
+      <w:r>
+        <w:rPr>
+          <w:rFonts w:ascii="Calibri" w:cs="Calibri" w:eastAsia="Calibri" w:hAnsi="Calibri"/>
+          <w:sz w:val="22"/>
+          <w:szCs w:val="22"/>
+        </w:rPr>
+        <w:t xml:space="preserve">u³·H₂ = u³ − 4u⁴ + u⁵.</w:t>
+      </w:r>
+    </w:p>
+    <w:p>
+      <w:pPr>
+        <w:pStyle w:val="ListParagraph"/>
+        <w:numPr>
+          <w:ilvl w:val="0"/>
+          <w:numId w:val="2"/>
+        </w:numPr>
+        <w:spacing w:after="80"/>
+      </w:pPr>
+      <w:r>
+        <w:rPr>
+          <w:rFonts w:ascii="Calibri" w:cs="Calibri" w:eastAsia="Calibri" w:hAnsi="Calibri"/>
+          <w:sz w:val="22"/>
+          <w:szCs w:val="22"/>
+        </w:rPr>
+        <w:t xml:space="preserve">Step 2 — collect powers of u (add the coefficients in each column). u⁰: 1. u¹: −4 + 2 = −2. u²: 1 − 8 + 2 = −5. u³: 2 − 8 + 1 = −5. u⁴: 2 − 4 = −2. u⁵: 1.</w:t>
+      </w:r>
+    </w:p>
+    <w:p>
+      <w:pPr>
+        <w:pStyle w:val="ListParagraph"/>
+        <w:numPr>
+          <w:ilvl w:val="0"/>
+          <w:numId w:val="2"/>
+        </w:numPr>
+        <w:spacing w:after="80"/>
+      </w:pPr>
+      <w:r>
+        <w:rPr>
+          <w:rFonts w:ascii="Calibri" w:cs="Calibri" w:eastAsia="Calibri" w:hAnsi="Calibri"/>
+          <w:sz w:val="22"/>
+          <w:szCs w:val="22"/>
+        </w:rPr>
+        <w:t xml:space="preserve">Step 3 — H(z) = 1 − 2z⁻¹ − 5z⁻² − 5z⁻³ − 2z⁻⁴ + z⁻⁵, a 6-tap filter (4 + 3 − 1 = 6). Read the coefficients off as the I/O equation: y[n] = x[n] − 2x[n−1] − 5x[n−2] − 5x[n−3] − 2x[n−4] + x[n−5].</w:t>
+      </w:r>
+    </w:p>
+    <w:p>
+      <w:pPr>
+        <w:pStyle w:val="ListParagraph"/>
+        <w:numPr>
+          <w:ilvl w:val="0"/>
+          <w:numId w:val="2"/>
+        </w:numPr>
+        <w:spacing w:after="80"/>
+      </w:pPr>
+      <w:r>
+        <w:rPr>
+          <w:rFonts w:ascii="Calibri" w:cs="Calibri" w:eastAsia="Calibri" w:hAnsi="Calibri"/>
+          <w:sz w:val="22"/>
+          <w:szCs w:val="22"/>
+        </w:rPr>
+        <w:t xml:space="preserve">Check 1 (z = 1, sum of coefficients): H₁(1)H₂(1) = 6·(−2) = −12, and 1 − 2 − 5 − 5 − 2 + 1 = −12 ✓.</w:t>
+      </w:r>
+    </w:p>
+    <w:p>
+      <w:pPr>
+        <w:pStyle w:val="ListParagraph"/>
+        <w:numPr>
+          <w:ilvl w:val="0"/>
+          <w:numId w:val="2"/>
+        </w:numPr>
+        <w:spacing w:after="80"/>
+      </w:pPr>
+      <w:r>
+        <w:rPr>
+          <w:rFonts w:ascii="Calibri" w:cs="Calibri" w:eastAsia="Calibri" w:hAnsi="Calibri"/>
+          <w:sz w:val="22"/>
+          <w:szCs w:val="22"/>
+        </w:rPr>
+        <w:t xml:space="preserve">Check 2 (z = 2): 1 − 2(1/2) − 5(1/4) − 5(1/8) − 2(1/16) + 1/32 = 1 − 1 − 1.25 − 0.625 − 0.125 + 0.03125 = −1.96875 = H₁(2)H₂(2) ✓. Check 3 (z = −1, where H₁(−1) = 1 − 2 + 2 − 1 = 0): 1 + 2 − 5 + 5 − 2 − 1 = 0 ✓. The notebook’s np.convolve([1,2,2,1],[1,−4,1]) prints [1 −2 −5 −5 −2 1].</w:t>
+      </w:r>
+    </w:p>
+    <w:p>
+      <w:pPr>
+        <w:pStyle w:val="ListParagraph"/>
+        <w:numPr>
+          <w:ilvl w:val="0"/>
+          <w:numId w:val="2"/>
+        </w:numPr>
+        <w:spacing w:after="80"/>
+      </w:pPr>
+      <w:r>
+        <w:rPr>
+          <w:rFonts w:ascii="Calibri" w:cs="Calibri" w:eastAsia="Calibri" w:hAnsi="Calibri"/>
+          <w:sz w:val="22"/>
+          <w:szCs w:val="22"/>
+        </w:rPr>
+        <w:t xml:space="preserve">Timing: ≈ 3 min</w:t>
       </w:r>
     </w:p>
     <w:p>
@@ -2692,53 +3608,79 @@
           <w:sz w:val="22"/>
           <w:szCs w:val="22"/>
         </w:rPr>
-        <w:t xml:space="preserve">Left: |H₁| (blue, 0–6), |H₂| (red, 2–6, since H₂ = e^{−jΩ}(2cosΩ − 4)) and their product (green dashed): peak 6·2 = 12 at Ω = 0, and H₁’s three nulls survive.</w:t>
-      </w:r>
-    </w:p>
-    <w:p>
-      <w:pPr>
-        <w:pStyle w:val="ListParagraph"/>
-        <w:numPr>
-          <w:ilvl w:val="0"/>
-          <w:numId w:val="2"/>
-        </w:numPr>
-        <w:spacing w:after="80"/>
-      </w:pPr>
-      <w:r>
-        <w:rPr>
-          <w:rFonts w:ascii="Calibri" w:cs="Calibri" w:eastAsia="Calibri" w:hAnsi="Calibri"/>
-          <w:sz w:val="22"/>
-          <w:szCs w:val="22"/>
-        </w:rPr>
-        <w:t xml:space="preserve">Right: the six-tap filter (1,−2,−5,−5,−2,1) computed directly lies on the product curve.</w:t>
-      </w:r>
-    </w:p>
-    <w:p>
-      <w:pPr>
-        <w:pBdr>
-          <w:left w:val="single" w:color="7A1A1A" w:sz="18" w:space="8"/>
-        </w:pBdr>
-        <w:spacing w:after="140" w:before="100"/>
-        <w:ind w:left="360"/>
-      </w:pPr>
-      <w:r>
-        <w:rPr>
-          <w:rFonts w:ascii="Calibri" w:cs="Calibri" w:eastAsia="Calibri" w:hAnsi="Calibri"/>
-          <w:b/>
-          <w:bCs/>
-          <w:color w:val="7A1A1A"/>
-          <w:sz w:val="22"/>
-          <w:szCs w:val="22"/>
-        </w:rPr>
-        <w:t xml:space="preserve">Timing: </w:t>
-      </w:r>
-      <w:r>
-        <w:rPr>
-          <w:rFonts w:ascii="Calibri" w:cs="Calibri" w:eastAsia="Calibri" w:hAnsi="Calibri"/>
-          <w:sz w:val="22"/>
-          <w:szCs w:val="22"/>
-        </w:rPr>
-        <w:t xml:space="preserve">≈ 1 min</w:t>
+        <w:t xml:space="preserve">Numbers behind the curves: |H₁| = |4cos(Ω/2) + 2cos(3Ω/2)| (L21), |H₂| = |2cos Ω − 4| because H₂ = 1 − 4e^{−jΩ} + e^{−j2Ω} = e^{−jΩ}(e^{jΩ} − 4 + e^{−jΩ}) = e^{−jΩ}(2cos Ω − 4); it ranges from 2 (Ω = 0) to 6 (Ω = π).</w:t>
+      </w:r>
+    </w:p>
+    <w:p>
+      <w:pPr>
+        <w:pStyle w:val="ListParagraph"/>
+        <w:numPr>
+          <w:ilvl w:val="0"/>
+          <w:numId w:val="2"/>
+        </w:numPr>
+        <w:spacing w:after="80"/>
+      </w:pPr>
+      <w:r>
+        <w:rPr>
+          <w:rFonts w:ascii="Calibri" w:cs="Calibri" w:eastAsia="Calibri" w:hAnsi="Calibri"/>
+          <w:sz w:val="22"/>
+          <w:szCs w:val="22"/>
+        </w:rPr>
+        <w:t xml:space="preserve">Table: Ω = 0: |H₁| = 6, |H₂| = |2 − 4| = 2, product 12 (peak). Ω = π/4: 4.461 × |1.414 − 4| = 2.586 → 11.535. Ω = π/2: 1.414 × 4 = 5.657. Ω = π: 0 × 6 = 0.</w:t>
+      </w:r>
+    </w:p>
+    <w:p>
+      <w:pPr>
+        <w:pStyle w:val="ListParagraph"/>
+        <w:numPr>
+          <w:ilvl w:val="0"/>
+          <w:numId w:val="2"/>
+        </w:numPr>
+        <w:spacing w:after="80"/>
+      </w:pPr>
+      <w:r>
+        <w:rPr>
+          <w:rFonts w:ascii="Calibri" w:cs="Calibri" w:eastAsia="Calibri" w:hAnsi="Calibri"/>
+          <w:sz w:val="22"/>
+          <w:szCs w:val="22"/>
+        </w:rPr>
+        <w:t xml:space="preserve">Left: |H₁| (blue, 0–6), |H₂| (red, 2–6) and their product (green dashed): peak 6·2 = 12 at Ω = 0, and H₁’s three nulls (Ω = 2π/3, π, 4π/3) survive because 0 × anything = 0.</w:t>
+      </w:r>
+    </w:p>
+    <w:p>
+      <w:pPr>
+        <w:pStyle w:val="ListParagraph"/>
+        <w:numPr>
+          <w:ilvl w:val="0"/>
+          <w:numId w:val="2"/>
+        </w:numPr>
+        <w:spacing w:after="80"/>
+      </w:pPr>
+      <w:r>
+        <w:rPr>
+          <w:rFonts w:ascii="Calibri" w:cs="Calibri" w:eastAsia="Calibri" w:hAnsi="Calibri"/>
+          <w:sz w:val="22"/>
+          <w:szCs w:val="22"/>
+        </w:rPr>
+        <w:t xml:space="preserve">Right: the six-tap filter (1,−2,−5,−5,−2,1) computed directly lies on the product curve (at Ω = π/2 the direct sum also gives 5.657).</w:t>
+      </w:r>
+    </w:p>
+    <w:p>
+      <w:pPr>
+        <w:pStyle w:val="ListParagraph"/>
+        <w:numPr>
+          <w:ilvl w:val="0"/>
+          <w:numId w:val="2"/>
+        </w:numPr>
+        <w:spacing w:after="80"/>
+      </w:pPr>
+      <w:r>
+        <w:rPr>
+          <w:rFonts w:ascii="Calibri" w:cs="Calibri" w:eastAsia="Calibri" w:hAnsi="Calibri"/>
+          <w:sz w:val="22"/>
+          <w:szCs w:val="22"/>
+        </w:rPr>
+        <w:t xml:space="preserve">Timing: ≈ 1 min</w:t>
       </w:r>
     </w:p>
     <w:p>
@@ -2786,89 +3728,97 @@
           <w:sz w:val="22"/>
           <w:szCs w:val="22"/>
         </w:rPr>
-        <w:t xml:space="preserve">Ω₀ = π/2 rad/sample, φ = 0. Step 1: H(e^{jΩ}) = 1 + 2e^{−jΩ} + e^{−j2Ω} = e^{−jΩ}(e^{jΩ} + 2 + e^{−jΩ}) = e^{−jΩ}(2 + 2cosΩ).</w:t>
-      </w:r>
-    </w:p>
-    <w:p>
-      <w:pPr>
-        <w:pStyle w:val="ListParagraph"/>
-        <w:numPr>
-          <w:ilvl w:val="0"/>
-          <w:numId w:val="2"/>
-        </w:numPr>
-        <w:spacing w:after="80"/>
-      </w:pPr>
-      <w:r>
-        <w:rPr>
-          <w:rFonts w:ascii="Calibri" w:cs="Calibri" w:eastAsia="Calibri" w:hAnsi="Calibri"/>
-          <w:sz w:val="22"/>
-          <w:szCs w:val="22"/>
-        </w:rPr>
-        <w:t xml:space="preserve">Step 2: H(e^{jπ/2}) = e^{−jπ/2}(2 + 2cos(π/2)) = (−j)(2) = −2j, so |H| = 2, ∠H = −π/2.</w:t>
-      </w:r>
-    </w:p>
-    <w:p>
-      <w:pPr>
-        <w:pStyle w:val="ListParagraph"/>
-        <w:numPr>
-          <w:ilvl w:val="0"/>
-          <w:numId w:val="2"/>
-        </w:numPr>
-        <w:spacing w:after="80"/>
-      </w:pPr>
-      <w:r>
-        <w:rPr>
-          <w:rFonts w:ascii="Calibri" w:cs="Calibri" w:eastAsia="Calibri" w:hAnsi="Calibri"/>
-          <w:sz w:val="22"/>
-          <w:szCs w:val="22"/>
-        </w:rPr>
-        <w:t xml:space="preserve">Step 3: y[n] = 2cos(πn/2 − π/2) = 2sin(πn/2), using cos(θ − π/2) = sinθ.</w:t>
-      </w:r>
-    </w:p>
-    <w:p>
-      <w:pPr>
-        <w:pStyle w:val="ListParagraph"/>
-        <w:numPr>
-          <w:ilvl w:val="0"/>
-          <w:numId w:val="2"/>
-        </w:numPr>
-        <w:spacing w:after="80"/>
-      </w:pPr>
-      <w:r>
-        <w:rPr>
-          <w:rFonts w:ascii="Calibri" w:cs="Calibri" w:eastAsia="Calibri" w:hAnsi="Calibri"/>
-          <w:sz w:val="22"/>
-          <w:szCs w:val="22"/>
-        </w:rPr>
-        <w:t xml:space="preserve">Check with x = …, 0, 1, 0, −1, 0, … at n = −1..3: y[1] = x[1] + 2x[0] + x[−1] = 2 = 2sin(π/2); y[3] = x[3] + 2x[2] + x[1] = −2 = 2sin(3π/2).</w:t>
-      </w:r>
-    </w:p>
-    <w:p>
-      <w:pPr>
-        <w:pBdr>
-          <w:left w:val="single" w:color="7A1A1A" w:sz="18" w:space="8"/>
-        </w:pBdr>
-        <w:spacing w:after="140" w:before="100"/>
-        <w:ind w:left="360"/>
-      </w:pPr>
-      <w:r>
-        <w:rPr>
-          <w:rFonts w:ascii="Calibri" w:cs="Calibri" w:eastAsia="Calibri" w:hAnsi="Calibri"/>
-          <w:b/>
-          <w:bCs/>
-          <w:color w:val="7A1A1A"/>
-          <w:sz w:val="22"/>
-          <w:szCs w:val="22"/>
-        </w:rPr>
-        <w:t xml:space="preserve">Timing: </w:t>
-      </w:r>
-      <w:r>
-        <w:rPr>
-          <w:rFonts w:ascii="Calibri" w:cs="Calibri" w:eastAsia="Calibri" w:hAnsi="Calibri"/>
-          <w:sz w:val="22"/>
-          <w:szCs w:val="22"/>
-        </w:rPr>
-        <w:t xml:space="preserve">≈ 3 min if time permits, otherwise assign as reading</w:t>
+        <w:t xml:space="preserve">Given: b = (1, 2, 1), x[n] = cos(πn/2): Ω₀ = π/2 rad/sample, φ = 0.</w:t>
+      </w:r>
+    </w:p>
+    <w:p>
+      <w:pPr>
+        <w:pStyle w:val="ListParagraph"/>
+        <w:numPr>
+          <w:ilvl w:val="0"/>
+          <w:numId w:val="2"/>
+        </w:numPr>
+        <w:spacing w:after="80"/>
+      </w:pPr>
+      <w:r>
+        <w:rPr>
+          <w:rFonts w:ascii="Calibri" w:cs="Calibri" w:eastAsia="Calibri" w:hAnsi="Calibri"/>
+          <w:sz w:val="22"/>
+          <w:szCs w:val="22"/>
+        </w:rPr>
+        <w:t xml:space="preserve">Step 1 — H(e^{jΩ}) = 1 + 2e^{−jΩ} + e^{−j2Ω}. Factor e^{−jΩ}: = e^{−jΩ}(e^{jΩ} + 2 + e^{−jΩ}) (check: e^{−jΩ}e^{jΩ} = 1, e^{−jΩ}·2 = 2e^{−jΩ}, e^{−jΩ}e^{−jΩ} = e^{−j2Ω}). Euler: e^{jΩ} + e^{−jΩ} = 2cos Ω, so H = e^{−jΩ}(2 + 2cos Ω).</w:t>
+      </w:r>
+    </w:p>
+    <w:p>
+      <w:pPr>
+        <w:pStyle w:val="ListParagraph"/>
+        <w:numPr>
+          <w:ilvl w:val="0"/>
+          <w:numId w:val="2"/>
+        </w:numPr>
+        <w:spacing w:after="80"/>
+      </w:pPr>
+      <w:r>
+        <w:rPr>
+          <w:rFonts w:ascii="Calibri" w:cs="Calibri" w:eastAsia="Calibri" w:hAnsi="Calibri"/>
+          <w:sz w:val="22"/>
+          <w:szCs w:val="22"/>
+        </w:rPr>
+        <w:t xml:space="preserve">Step 2 — at Ω₀ = π/2: cos(π/2) = 0, e^{−jπ/2} = −j. H(e^{jπ/2}) = (−j)(2 + 0) = −2j. So |H| = 2, ∠H = −π/2. Direct check: 1 + 2(−j) + e^{−jπ} = 1 − 2j − 1 = −2j ✓.</w:t>
+      </w:r>
+    </w:p>
+    <w:p>
+      <w:pPr>
+        <w:pStyle w:val="ListParagraph"/>
+        <w:numPr>
+          <w:ilvl w:val="0"/>
+          <w:numId w:val="2"/>
+        </w:numPr>
+        <w:spacing w:after="80"/>
+      </w:pPr>
+      <w:r>
+        <w:rPr>
+          <w:rFonts w:ascii="Calibri" w:cs="Calibri" w:eastAsia="Calibri" w:hAnsi="Calibri"/>
+          <w:sz w:val="22"/>
+          <w:szCs w:val="22"/>
+        </w:rPr>
+        <w:t xml:space="preserve">Step 3 — rule y[n] = |H|cos(Ω₀n + φ + ∠H) = 2cos(πn/2 − π/2). Identity cos(θ − π/2) = sin θ, so y[n] = 2sin(πn/2).</w:t>
+      </w:r>
+    </w:p>
+    <w:p>
+      <w:pPr>
+        <w:pStyle w:val="ListParagraph"/>
+        <w:numPr>
+          <w:ilvl w:val="0"/>
+          <w:numId w:val="2"/>
+        </w:numPr>
+        <w:spacing w:after="80"/>
+      </w:pPr>
+      <w:r>
+        <w:rPr>
+          <w:rFonts w:ascii="Calibri" w:cs="Calibri" w:eastAsia="Calibri" w:hAnsi="Calibri"/>
+          <w:sz w:val="22"/>
+          <w:szCs w:val="22"/>
+        </w:rPr>
+        <w:t xml:space="preserve">Check with x = …, 0, 1, 0, −1, 0, … at n = −1, 0, 1, 2, 3: y[1] = x[1] + 2x[0] + x[−1] = 0 + 2(1) + 0 = 2 = 2sin(π/2) ✓. y[3] = x[3] + 2x[2] + x[1] = 0 + 2(−1) + 0 = −2 = 2sin(3π/2) ✓. Also y[0] = x[0] + 2x[−1] + x[−2] = 1 + 0 − 1 = 0 = 2sin 0 ✓.</w:t>
+      </w:r>
+    </w:p>
+    <w:p>
+      <w:pPr>
+        <w:pStyle w:val="ListParagraph"/>
+        <w:numPr>
+          <w:ilvl w:val="0"/>
+          <w:numId w:val="2"/>
+        </w:numPr>
+        <w:spacing w:after="80"/>
+      </w:pPr>
+      <w:r>
+        <w:rPr>
+          <w:rFonts w:ascii="Calibri" w:cs="Calibri" w:eastAsia="Calibri" w:hAnsi="Calibri"/>
+          <w:sz w:val="22"/>
+          <w:szCs w:val="22"/>
+        </w:rPr>
+        <w:t xml:space="preserve">Timing: ≈ 3 min if time permits, otherwise assign as reading</w:t>
       </w:r>
     </w:p>
     <w:p>
@@ -2916,89 +3866,133 @@
           <w:sz w:val="22"/>
           <w:szCs w:val="22"/>
         </w:rPr>
-        <w:t xml:space="preserve">Step 1: H(z) = (1 − z⁻¹)(1 + z⁻¹) = 1 − z⁻² (difference of squares with u = z⁻¹).</w:t>
-      </w:r>
-    </w:p>
-    <w:p>
-      <w:pPr>
-        <w:pStyle w:val="ListParagraph"/>
-        <w:numPr>
-          <w:ilvl w:val="0"/>
-          <w:numId w:val="2"/>
-        </w:numPr>
-        <w:spacing w:after="80"/>
-      </w:pPr>
-      <w:r>
-        <w:rPr>
-          <w:rFonts w:ascii="Calibri" w:cs="Calibri" w:eastAsia="Calibri" w:hAnsi="Calibri"/>
-          <w:sz w:val="22"/>
-          <w:szCs w:val="22"/>
-        </w:rPr>
-        <w:t xml:space="preserve">Step 2: with z = e^{jΩ}, H = 1 − e^{−j2Ω} = e^{−jΩ}(e^{jΩ} − e^{−jΩ}) = 2j e^{−jΩ} sinΩ (Euler), so |H| = 2|sinΩ|.</w:t>
-      </w:r>
-    </w:p>
-    <w:p>
-      <w:pPr>
-        <w:pStyle w:val="ListParagraph"/>
-        <w:numPr>
-          <w:ilvl w:val="0"/>
-          <w:numId w:val="2"/>
-        </w:numPr>
-        <w:spacing w:after="80"/>
-      </w:pPr>
-      <w:r>
-        <w:rPr>
-          <w:rFonts w:ascii="Calibri" w:cs="Calibri" w:eastAsia="Calibri" w:hAnsi="Calibri"/>
-          <w:sz w:val="22"/>
-          <w:szCs w:val="22"/>
-        </w:rPr>
-        <w:t xml:space="preserve">Step 3: coefficients of z^{−k}: b₀ = 1, b₁ = 0, b₂ = −1, so y[n] = x[n] − x[n−2].</w:t>
-      </w:r>
-    </w:p>
-    <w:p>
-      <w:pPr>
-        <w:pStyle w:val="ListParagraph"/>
-        <w:numPr>
-          <w:ilvl w:val="0"/>
-          <w:numId w:val="2"/>
-        </w:numPr>
-        <w:spacing w:after="80"/>
-      </w:pPr>
-      <w:r>
-        <w:rPr>
-          <w:rFonts w:ascii="Calibri" w:cs="Calibri" w:eastAsia="Calibri" w:hAnsi="Calibri"/>
-          <w:sz w:val="22"/>
-          <w:szCs w:val="22"/>
-        </w:rPr>
-        <w:t xml:space="preserve">Nulls: sinΩ = 0 at Ω = 0, π: H(e^{j0}) = 1 − 1 = 0 and H(e^{jπ}) = 1 − e^{−j2π} = 0 — rejects DC and π. (Compare slide 19: the same filter removed the DC offset.)</w:t>
-      </w:r>
-    </w:p>
-    <w:p>
-      <w:pPr>
-        <w:pBdr>
-          <w:left w:val="single" w:color="7A1A1A" w:sz="18" w:space="8"/>
-        </w:pBdr>
-        <w:spacing w:after="140" w:before="100"/>
-        <w:ind w:left="360"/>
-      </w:pPr>
-      <w:r>
-        <w:rPr>
-          <w:rFonts w:ascii="Calibri" w:cs="Calibri" w:eastAsia="Calibri" w:hAnsi="Calibri"/>
-          <w:b/>
-          <w:bCs/>
-          <w:color w:val="7A1A1A"/>
-          <w:sz w:val="22"/>
-          <w:szCs w:val="22"/>
-        </w:rPr>
-        <w:t xml:space="preserve">Timing: </w:t>
-      </w:r>
-      <w:r>
-        <w:rPr>
-          <w:rFonts w:ascii="Calibri" w:cs="Calibri" w:eastAsia="Calibri" w:hAnsi="Calibri"/>
-          <w:sz w:val="22"/>
-          <w:szCs w:val="22"/>
-        </w:rPr>
-        <w:t xml:space="preserve">≈ 3 min if time permits, otherwise assign as reading</w:t>
+        <w:t xml:space="preserve">Given: H₁(z) = 1 − z⁻¹ and H₂(z) = 1 + z⁻¹ in cascade. Find H(z), the frequency response and the I/O equation.</w:t>
+      </w:r>
+    </w:p>
+    <w:p>
+      <w:pPr>
+        <w:pStyle w:val="ListParagraph"/>
+        <w:numPr>
+          <w:ilvl w:val="0"/>
+          <w:numId w:val="2"/>
+        </w:numPr>
+        <w:spacing w:after="80"/>
+      </w:pPr>
+      <w:r>
+        <w:rPr>
+          <w:rFonts w:ascii="Calibri" w:cs="Calibri" w:eastAsia="Calibri" w:hAnsi="Calibri"/>
+          <w:sz w:val="22"/>
+          <w:szCs w:val="22"/>
+        </w:rPr>
+        <w:t xml:space="preserve">Step 1 — H(z) = H₁H₂ = (1 − z⁻¹)(1 + z⁻¹) = 1 − z⁻² (difference of squares (1 − u)(1 + u) = 1 − u² with u = z⁻¹; expanded: 1 + z⁻¹ − z⁻¹ − z⁻²).</w:t>
+      </w:r>
+    </w:p>
+    <w:p>
+      <w:pPr>
+        <w:pStyle w:val="ListParagraph"/>
+        <w:numPr>
+          <w:ilvl w:val="0"/>
+          <w:numId w:val="2"/>
+        </w:numPr>
+        <w:spacing w:after="80"/>
+      </w:pPr>
+      <w:r>
+        <w:rPr>
+          <w:rFonts w:ascii="Calibri" w:cs="Calibri" w:eastAsia="Calibri" w:hAnsi="Calibri"/>
+          <w:sz w:val="22"/>
+          <w:szCs w:val="22"/>
+        </w:rPr>
+        <w:t xml:space="preserve">Step 2 — put z = e^{jΩ}: H(e^{jΩ}) = 1 − e^{−j2Ω}. Factor e^{−jΩ}: = e^{−jΩ}(e^{jΩ} − e^{−jΩ}). Euler: e^{jΩ} − e^{−jΩ} = 2j sin Ω. So H = 2j e^{−jΩ} sin Ω.</w:t>
+      </w:r>
+    </w:p>
+    <w:p>
+      <w:pPr>
+        <w:pStyle w:val="ListParagraph"/>
+        <w:numPr>
+          <w:ilvl w:val="0"/>
+          <w:numId w:val="2"/>
+        </w:numPr>
+        <w:spacing w:after="80"/>
+      </w:pPr>
+      <w:r>
+        <w:rPr>
+          <w:rFonts w:ascii="Calibri" w:cs="Calibri" w:eastAsia="Calibri" w:hAnsi="Calibri"/>
+          <w:sz w:val="22"/>
+          <w:szCs w:val="22"/>
+        </w:rPr>
+        <w:t xml:space="preserve">Step 3 — magnitude: |2j e^{−jΩ}| = 2 (|j| = 1, |e^{−jΩ}| = 1), so |H| = 2|sin Ω|.</w:t>
+      </w:r>
+    </w:p>
+    <w:p>
+      <w:pPr>
+        <w:pStyle w:val="ListParagraph"/>
+        <w:numPr>
+          <w:ilvl w:val="0"/>
+          <w:numId w:val="2"/>
+        </w:numPr>
+        <w:spacing w:after="80"/>
+      </w:pPr>
+      <w:r>
+        <w:rPr>
+          <w:rFonts w:ascii="Calibri" w:cs="Calibri" w:eastAsia="Calibri" w:hAnsi="Calibri"/>
+          <w:sz w:val="22"/>
+          <w:szCs w:val="22"/>
+        </w:rPr>
+        <w:t xml:space="preserve">Step 4 — I/O equation: coefficients of z^{−k}: b₀ = 1, b₁ = 0, b₂ = −1, so y[n] = x[n] − x[n−2].</w:t>
+      </w:r>
+    </w:p>
+    <w:p>
+      <w:pPr>
+        <w:pStyle w:val="ListParagraph"/>
+        <w:numPr>
+          <w:ilvl w:val="0"/>
+          <w:numId w:val="2"/>
+        </w:numPr>
+        <w:spacing w:after="80"/>
+      </w:pPr>
+      <w:r>
+        <w:rPr>
+          <w:rFonts w:ascii="Calibri" w:cs="Calibri" w:eastAsia="Calibri" w:hAnsi="Calibri"/>
+          <w:sz w:val="22"/>
+          <w:szCs w:val="22"/>
+        </w:rPr>
+        <w:t xml:space="preserve">Nulls: sin Ω = 0 at Ω = 0 and π: H(e^{j0}) = 1 − 1 = 0 and H(e^{jπ}) = 1 − e^{−j2π} = 1 − 1 = 0. The filter rejects DC and Ω = π. Checks: at Ω = π/2 the formula gives |H| = 2 and directly 1 − e^{−jπ} = 2 ✓; at Ω = π/4: 2sin(π/4) = 1.414 and |1 − e^{−jπ/2}| = |1 + j| = 1.414 ✓.</w:t>
+      </w:r>
+    </w:p>
+    <w:p>
+      <w:pPr>
+        <w:pStyle w:val="ListParagraph"/>
+        <w:numPr>
+          <w:ilvl w:val="0"/>
+          <w:numId w:val="2"/>
+        </w:numPr>
+        <w:spacing w:after="80"/>
+      </w:pPr>
+      <w:r>
+        <w:rPr>
+          <w:rFonts w:ascii="Calibri" w:cs="Calibri" w:eastAsia="Calibri" w:hAnsi="Calibri"/>
+          <w:sz w:val="22"/>
+          <w:szCs w:val="22"/>
+        </w:rPr>
+        <w:t xml:space="preserve">Compare slide 19: the same filter removed the DC offset of the periodic input (H[0] = 0) and doubled Ω = π/2.</w:t>
+      </w:r>
+    </w:p>
+    <w:p>
+      <w:pPr>
+        <w:pStyle w:val="ListParagraph"/>
+        <w:numPr>
+          <w:ilvl w:val="0"/>
+          <w:numId w:val="2"/>
+        </w:numPr>
+        <w:spacing w:after="80"/>
+      </w:pPr>
+      <w:r>
+        <w:rPr>
+          <w:rFonts w:ascii="Calibri" w:cs="Calibri" w:eastAsia="Calibri" w:hAnsi="Calibri"/>
+          <w:sz w:val="22"/>
+          <w:szCs w:val="22"/>
+        </w:rPr>
+        <w:t xml:space="preserve">Timing: ≈ 3 min if time permits, otherwise assign as reading</w:t>
       </w:r>
     </w:p>
     <w:p>
@@ -3046,125 +4040,115 @@
           <w:sz w:val="22"/>
           <w:szCs w:val="22"/>
         </w:rPr>
-        <w:t xml:space="preserve">1 Damped input, undamped z: for the same filter and Ω₀ = π/3, |H(e^{jΩ₀})| = 3.46 but |H(½e^{jΩ₀})| = 13.75.</w:t>
-      </w:r>
-    </w:p>
-    <w:p>
-      <w:pPr>
-        <w:pStyle w:val="ListParagraph"/>
-        <w:numPr>
-          <w:ilvl w:val="0"/>
-          <w:numId w:val="2"/>
-        </w:numPr>
-        <w:spacing w:after="80"/>
-      </w:pPr>
-      <w:r>
-        <w:rPr>
-          <w:rFonts w:ascii="Calibri" w:cs="Calibri" w:eastAsia="Calibri" w:hAnsi="Calibri"/>
-          <w:sz w:val="22"/>
-          <w:szCs w:val="22"/>
-        </w:rPr>
-        <w:t xml:space="preserve">2 Quadrant of the angle: H = −9 − j10.39 gives ∠H = arctan(10.39/9) − π = −2.285, not +0.857.</w:t>
-      </w:r>
-    </w:p>
-    <w:p>
-      <w:pPr>
-        <w:pStyle w:val="ListParagraph"/>
-        <w:numPr>
-          <w:ilvl w:val="0"/>
-          <w:numId w:val="2"/>
-        </w:numPr>
-        <w:spacing w:after="80"/>
-      </w:pPr>
-      <w:r>
-        <w:rPr>
-          <w:rFonts w:ascii="Calibri" w:cs="Calibri" w:eastAsia="Calibri" w:hAnsi="Calibri"/>
-          <w:sz w:val="22"/>
-          <w:szCs w:val="22"/>
-        </w:rPr>
-        <w:t xml:space="preserve">3 Amplitudes multiply, phases add, frequency never changes.</w:t>
-      </w:r>
-    </w:p>
-    <w:p>
-      <w:pPr>
-        <w:pStyle w:val="ListParagraph"/>
-        <w:numPr>
-          <w:ilvl w:val="0"/>
-          <w:numId w:val="2"/>
-        </w:numPr>
-        <w:spacing w:after="80"/>
-      </w:pPr>
-      <w:r>
-        <w:rPr>
-          <w:rFonts w:ascii="Calibri" w:cs="Calibri" w:eastAsia="Calibri" w:hAnsi="Calibri"/>
-          <w:sz w:val="22"/>
-          <w:szCs w:val="22"/>
-        </w:rPr>
-        <w:t xml:space="preserve">4 Period L = lcm of the denominators of f = p/q in lowest terms, not the product and not 1/f unless p = 1.</w:t>
-      </w:r>
-    </w:p>
-    <w:p>
-      <w:pPr>
-        <w:pStyle w:val="ListParagraph"/>
-        <w:numPr>
-          <w:ilvl w:val="0"/>
-          <w:numId w:val="2"/>
-        </w:numPr>
-        <w:spacing w:after="80"/>
-      </w:pPr>
-      <w:r>
-        <w:rPr>
-          <w:rFonts w:ascii="Calibri" w:cs="Calibri" w:eastAsia="Calibri" w:hAnsi="Calibri"/>
-          <w:sz w:val="22"/>
-          <w:szCs w:val="22"/>
-        </w:rPr>
-        <w:t xml:space="preserve">5 Use fft(b, L) with L ≥ M+1 and combine element-wise, never a matrix or dot product.</w:t>
-      </w:r>
-    </w:p>
-    <w:p>
-      <w:pPr>
-        <w:pStyle w:val="ListParagraph"/>
-        <w:numPr>
-          <w:ilvl w:val="0"/>
-          <w:numId w:val="2"/>
-        </w:numPr>
-        <w:spacing w:after="80"/>
-      </w:pPr>
-      <w:r>
-        <w:rPr>
-          <w:rFonts w:ascii="Calibri" w:cs="Calibri" w:eastAsia="Calibri" w:hAnsi="Calibri"/>
-          <w:sz w:val="22"/>
-          <w:szCs w:val="22"/>
-        </w:rPr>
-        <w:t xml:space="preserve">6 Cascade: the coefficient vectors convolve; (1,2,2,1) + (1,−4,1) is wrong, the answer has 4+3−1 = 6 taps.</w:t>
-      </w:r>
-    </w:p>
-    <w:p>
-      <w:pPr>
-        <w:pBdr>
-          <w:left w:val="single" w:color="7A1A1A" w:sz="18" w:space="8"/>
-        </w:pBdr>
-        <w:spacing w:after="140" w:before="100"/>
-        <w:ind w:left="360"/>
-      </w:pPr>
-      <w:r>
-        <w:rPr>
-          <w:rFonts w:ascii="Calibri" w:cs="Calibri" w:eastAsia="Calibri" w:hAnsi="Calibri"/>
-          <w:b/>
-          <w:bCs/>
-          <w:color w:val="7A1A1A"/>
-          <w:sz w:val="22"/>
-          <w:szCs w:val="22"/>
-        </w:rPr>
-        <w:t xml:space="preserve">Timing: </w:t>
-      </w:r>
-      <w:r>
-        <w:rPr>
-          <w:rFonts w:ascii="Calibri" w:cs="Calibri" w:eastAsia="Calibri" w:hAnsi="Calibri"/>
-          <w:sz w:val="22"/>
-          <w:szCs w:val="22"/>
-        </w:rPr>
-        <w:t xml:space="preserve">≈ 2 min</w:t>
+        <w:t xml:space="preserve">1. Damped input, undamped z: for the same filter and Ω₀ = π/3, |H(e^{jΩ₀})| = 3.46 (slide 10) but |H(½e^{jΩ₀})| = 13.75 (slide 6). Evaluate at z = re^{jΩ₀}.</w:t>
+      </w:r>
+    </w:p>
+    <w:p>
+      <w:pPr>
+        <w:pStyle w:val="ListParagraph"/>
+        <w:numPr>
+          <w:ilvl w:val="0"/>
+          <w:numId w:val="2"/>
+        </w:numPr>
+        <w:spacing w:after="80"/>
+      </w:pPr>
+      <w:r>
+        <w:rPr>
+          <w:rFonts w:ascii="Calibri" w:cs="Calibri" w:eastAsia="Calibri" w:hAnsi="Calibri"/>
+          <w:sz w:val="22"/>
+          <w:szCs w:val="22"/>
+        </w:rPr>
+        <w:t xml:space="preserve">2. Quadrant of the angle: H = −9 − j10.39 gives ∠H = arctan(10.39/9) − π = 0.857 − 3.142 = −2.285, not +0.857.</w:t>
+      </w:r>
+    </w:p>
+    <w:p>
+      <w:pPr>
+        <w:pStyle w:val="ListParagraph"/>
+        <w:numPr>
+          <w:ilvl w:val="0"/>
+          <w:numId w:val="2"/>
+        </w:numPr>
+        <w:spacing w:after="80"/>
+      </w:pPr>
+      <w:r>
+        <w:rPr>
+          <w:rFonts w:ascii="Calibri" w:cs="Calibri" w:eastAsia="Calibri" w:hAnsi="Calibri"/>
+          <w:sz w:val="22"/>
+          <w:szCs w:val="22"/>
+        </w:rPr>
+        <w:t xml:space="preserve">3. Amplitudes multiply, phases add, frequency never changes. Example: slide 10, A = 1, |H| = 3.464 ⇒ amplitude 3.464; φ = π/4, ∠H = −π/2 ⇒ phase −π/4; Ω₀ = π/3 unchanged.</w:t>
+      </w:r>
+    </w:p>
+    <w:p>
+      <w:pPr>
+        <w:pStyle w:val="ListParagraph"/>
+        <w:numPr>
+          <w:ilvl w:val="0"/>
+          <w:numId w:val="2"/>
+        </w:numPr>
+        <w:spacing w:after="80"/>
+      </w:pPr>
+      <w:r>
+        <w:rPr>
+          <w:rFonts w:ascii="Calibri" w:cs="Calibri" w:eastAsia="Calibri" w:hAnsi="Calibri"/>
+          <w:sz w:val="22"/>
+          <w:szCs w:val="22"/>
+        </w:rPr>
+        <w:t xml:space="preserve">4. Period L = lcm of the denominators of f = p/q in lowest terms, not the product (8·20·12 = 1920) and not 1/f unless p = 1 (3/20 has period 20, not 6.67). Answer: 120.</w:t>
+      </w:r>
+    </w:p>
+    <w:p>
+      <w:pPr>
+        <w:pStyle w:val="ListParagraph"/>
+        <w:numPr>
+          <w:ilvl w:val="0"/>
+          <w:numId w:val="2"/>
+        </w:numPr>
+        <w:spacing w:after="80"/>
+      </w:pPr>
+      <w:r>
+        <w:rPr>
+          <w:rFonts w:ascii="Calibri" w:cs="Calibri" w:eastAsia="Calibri" w:hAnsi="Calibri"/>
+          <w:sz w:val="22"/>
+          <w:szCs w:val="22"/>
+        </w:rPr>
+        <w:t xml:space="preserve">5. Use fft(b, L) with L ≥ M+1 and combine element-wise (H .* X), never a matrix or dot product: (−2)(5) = −10 is Y[0], and a dot product would give one number instead of four.</w:t>
+      </w:r>
+    </w:p>
+    <w:p>
+      <w:pPr>
+        <w:pStyle w:val="ListParagraph"/>
+        <w:numPr>
+          <w:ilvl w:val="0"/>
+          <w:numId w:val="2"/>
+        </w:numPr>
+        <w:spacing w:after="80"/>
+      </w:pPr>
+      <w:r>
+        <w:rPr>
+          <w:rFonts w:ascii="Calibri" w:cs="Calibri" w:eastAsia="Calibri" w:hAnsi="Calibri"/>
+          <w:sz w:val="22"/>
+          <w:szCs w:val="22"/>
+        </w:rPr>
+        <w:t xml:space="preserve">6. Cascade: the coefficient vectors convolve; (1,2,2,1) + (1,−4,1) is wrong, the answer has 4 + 3 − 1 = 6 taps: (1,−2,−5,−5,−2,1).</w:t>
+      </w:r>
+    </w:p>
+    <w:p>
+      <w:pPr>
+        <w:pStyle w:val="ListParagraph"/>
+        <w:numPr>
+          <w:ilvl w:val="0"/>
+          <w:numId w:val="2"/>
+        </w:numPr>
+        <w:spacing w:after="80"/>
+      </w:pPr>
+      <w:r>
+        <w:rPr>
+          <w:rFonts w:ascii="Calibri" w:cs="Calibri" w:eastAsia="Calibri" w:hAnsi="Calibri"/>
+          <w:sz w:val="22"/>
+          <w:szCs w:val="22"/>
+        </w:rPr>
+        <w:t xml:space="preserve">Timing: ≈ 2 min</w:t>
       </w:r>
     </w:p>
     <w:p>
